--- a/51Б_Вылегжанина_А_И_РПЗ_НИР_5сем.docx
+++ b/51Б_Вылегжанина_А_И_РПЗ_НИР_5сем.docx
@@ -27,11 +27,3714 @@
           <w:lang w:val="ru-RU"/>
         </w:rPr>
       </w:pPr>
-      <w:r>
-        <w:rPr>
-          <w:rFonts w:hint="default" w:ascii="Times New Roman" w:hAnsi="Times New Roman" w:cs="Times New Roman"/>
-          <w:sz w:val="28"/>
-          <w:szCs w:val="28"/>
+    </w:p>
+    <w:p>
+      <w:pPr>
+        <w:keepNext w:val="0"/>
+        <w:keepLines w:val="0"/>
+        <w:pageBreakBefore w:val="0"/>
+        <w:widowControl/>
+        <w:kinsoku/>
+        <w:wordWrap/>
+        <w:overflowPunct/>
+        <w:topLinePunct w:val="0"/>
+        <w:autoSpaceDE/>
+        <w:autoSpaceDN/>
+        <w:bidi w:val="0"/>
+        <w:adjustRightInd/>
+        <w:snapToGrid/>
+        <w:ind w:left="0" w:leftChars="0" w:firstLine="850" w:firstLineChars="0"/>
+        <w:jc w:val="both"/>
+        <w:textAlignment w:val="auto"/>
+        <w:rPr>
+          <w:rFonts w:hint="default" w:ascii="Times New Roman" w:hAnsi="Times New Roman" w:cs="Times New Roman"/>
+          <w:sz w:val="28"/>
+          <w:szCs w:val="28"/>
+          <w:highlight w:val="none"/>
+          <w:u w:val="none"/>
+          <w:lang w:val="ru-RU"/>
+        </w:rPr>
+      </w:pPr>
+    </w:p>
+    <w:p>
+      <w:pPr>
+        <w:keepNext w:val="0"/>
+        <w:keepLines w:val="0"/>
+        <w:pageBreakBefore w:val="0"/>
+        <w:widowControl/>
+        <w:kinsoku/>
+        <w:wordWrap/>
+        <w:overflowPunct/>
+        <w:topLinePunct w:val="0"/>
+        <w:autoSpaceDE/>
+        <w:autoSpaceDN/>
+        <w:bidi w:val="0"/>
+        <w:adjustRightInd/>
+        <w:snapToGrid/>
+        <w:ind w:left="0" w:leftChars="0" w:firstLine="850" w:firstLineChars="0"/>
+        <w:jc w:val="both"/>
+        <w:textAlignment w:val="auto"/>
+        <w:rPr>
+          <w:rFonts w:hint="default" w:ascii="Times New Roman" w:hAnsi="Times New Roman" w:cs="Times New Roman"/>
+          <w:sz w:val="28"/>
+          <w:szCs w:val="28"/>
+          <w:highlight w:val="none"/>
+          <w:u w:val="none"/>
+          <w:lang w:val="ru-RU"/>
+        </w:rPr>
+      </w:pPr>
+      <w:r>
+        <w:rPr>
+          <w:rFonts w:hint="default" w:ascii="Times New Roman" w:hAnsi="Times New Roman" w:cs="Times New Roman"/>
+          <w:sz w:val="28"/>
+          <w:szCs w:val="28"/>
+          <w:highlight w:val="none"/>
+          <w:u w:val="none"/>
+          <w:lang w:val="ru-RU"/>
+        </w:rPr>
+        <w:t xml:space="preserve">Хранение: </w:t>
+      </w:r>
+    </w:p>
+    <w:p>
+      <w:pPr>
+        <w:keepNext w:val="0"/>
+        <w:keepLines w:val="0"/>
+        <w:pageBreakBefore w:val="0"/>
+        <w:widowControl/>
+        <w:numPr>
+          <w:ilvl w:val="0"/>
+          <w:numId w:val="1"/>
+        </w:numPr>
+        <w:kinsoku/>
+        <w:wordWrap/>
+        <w:overflowPunct/>
+        <w:topLinePunct w:val="0"/>
+        <w:autoSpaceDE/>
+        <w:autoSpaceDN/>
+        <w:bidi w:val="0"/>
+        <w:adjustRightInd/>
+        <w:snapToGrid/>
+        <w:ind w:left="420" w:leftChars="0" w:hanging="420" w:firstLineChars="0"/>
+        <w:jc w:val="both"/>
+        <w:textAlignment w:val="auto"/>
+        <w:rPr>
+          <w:rFonts w:hint="default" w:ascii="Times New Roman" w:hAnsi="Times New Roman" w:cs="Times New Roman"/>
+          <w:sz w:val="28"/>
+          <w:szCs w:val="28"/>
+          <w:highlight w:val="none"/>
+          <w:u w:val="none"/>
+          <w:lang w:val="ru-RU"/>
+        </w:rPr>
+      </w:pPr>
+      <w:r>
+        <w:rPr>
+          <w:rFonts w:hint="default" w:ascii="Times New Roman" w:hAnsi="Times New Roman" w:cs="Times New Roman"/>
+          <w:sz w:val="28"/>
+          <w:szCs w:val="28"/>
+          <w:highlight w:val="none"/>
+          <w:u w:val="none"/>
+          <w:lang w:val="ru-RU"/>
+        </w:rPr>
+        <w:t>Cassandra</w:t>
+      </w:r>
+      <w:r>
+        <w:rPr>
+          <w:rFonts w:hint="default" w:ascii="Times New Roman" w:hAnsi="Times New Roman" w:cs="Times New Roman"/>
+          <w:sz w:val="28"/>
+          <w:szCs w:val="28"/>
+          <w:highlight w:val="none"/>
+          <w:u w:val="none"/>
+          <w:lang w:val="en-CA"/>
+        </w:rPr>
+        <w:t>.</w:t>
+      </w:r>
+    </w:p>
+    <w:p>
+      <w:pPr>
+        <w:keepNext w:val="0"/>
+        <w:keepLines w:val="0"/>
+        <w:pageBreakBefore w:val="0"/>
+        <w:widowControl/>
+        <w:kinsoku/>
+        <w:wordWrap/>
+        <w:overflowPunct/>
+        <w:topLinePunct w:val="0"/>
+        <w:autoSpaceDE/>
+        <w:autoSpaceDN/>
+        <w:bidi w:val="0"/>
+        <w:adjustRightInd/>
+        <w:snapToGrid/>
+        <w:ind w:left="0" w:leftChars="0" w:firstLine="850" w:firstLineChars="0"/>
+        <w:jc w:val="both"/>
+        <w:textAlignment w:val="auto"/>
+        <w:rPr>
+          <w:rFonts w:hint="default" w:ascii="Times New Roman" w:hAnsi="Times New Roman" w:cs="Times New Roman"/>
+          <w:sz w:val="28"/>
+          <w:szCs w:val="28"/>
+          <w:highlight w:val="none"/>
+          <w:u w:val="none"/>
+          <w:lang w:val="ru-RU"/>
+        </w:rPr>
+      </w:pPr>
+      <w:r>
+        <w:rPr>
+          <w:rFonts w:hint="default" w:ascii="Times New Roman" w:hAnsi="Times New Roman" w:cs="Times New Roman"/>
+          <w:sz w:val="28"/>
+          <w:szCs w:val="28"/>
+          <w:highlight w:val="none"/>
+          <w:u w:val="none"/>
+          <w:lang w:val="ru-RU"/>
+        </w:rPr>
+        <w:t xml:space="preserve">Прогнозирование: </w:t>
+      </w:r>
+    </w:p>
+    <w:p>
+      <w:pPr>
+        <w:keepNext w:val="0"/>
+        <w:keepLines w:val="0"/>
+        <w:pageBreakBefore w:val="0"/>
+        <w:widowControl/>
+        <w:numPr>
+          <w:ilvl w:val="0"/>
+          <w:numId w:val="1"/>
+        </w:numPr>
+        <w:kinsoku/>
+        <w:wordWrap/>
+        <w:overflowPunct/>
+        <w:topLinePunct w:val="0"/>
+        <w:autoSpaceDE/>
+        <w:autoSpaceDN/>
+        <w:bidi w:val="0"/>
+        <w:adjustRightInd/>
+        <w:snapToGrid/>
+        <w:ind w:left="420" w:leftChars="0" w:hanging="420" w:firstLineChars="0"/>
+        <w:jc w:val="both"/>
+        <w:textAlignment w:val="auto"/>
+        <w:rPr>
+          <w:rFonts w:hint="default" w:ascii="Times New Roman" w:hAnsi="Times New Roman" w:cs="Times New Roman"/>
+          <w:sz w:val="28"/>
+          <w:szCs w:val="28"/>
+          <w:highlight w:val="none"/>
+          <w:u w:val="none"/>
+          <w:lang w:val="en-CA"/>
+        </w:rPr>
+      </w:pPr>
+      <w:r>
+        <w:rPr>
+          <w:rFonts w:hint="default" w:ascii="Times New Roman" w:hAnsi="Times New Roman" w:cs="Times New Roman"/>
+          <w:sz w:val="28"/>
+          <w:szCs w:val="28"/>
+          <w:highlight w:val="none"/>
+          <w:u w:val="none"/>
+          <w:lang w:val="ru-RU"/>
+        </w:rPr>
+        <w:t>модель на цепях Маркова (Markov Chains)</w:t>
+      </w:r>
+      <w:r>
+        <w:rPr>
+          <w:rFonts w:hint="default" w:ascii="Times New Roman" w:hAnsi="Times New Roman" w:cs="Times New Roman"/>
+          <w:sz w:val="28"/>
+          <w:szCs w:val="28"/>
+          <w:highlight w:val="none"/>
+          <w:u w:val="none"/>
+          <w:lang w:val="en-CA"/>
+        </w:rPr>
+        <w:t>;</w:t>
+      </w:r>
+    </w:p>
+    <w:p>
+      <w:pPr>
+        <w:keepNext w:val="0"/>
+        <w:keepLines w:val="0"/>
+        <w:pageBreakBefore w:val="0"/>
+        <w:widowControl/>
+        <w:numPr>
+          <w:ilvl w:val="0"/>
+          <w:numId w:val="1"/>
+        </w:numPr>
+        <w:kinsoku/>
+        <w:wordWrap/>
+        <w:overflowPunct/>
+        <w:topLinePunct w:val="0"/>
+        <w:autoSpaceDE/>
+        <w:autoSpaceDN/>
+        <w:bidi w:val="0"/>
+        <w:adjustRightInd/>
+        <w:snapToGrid/>
+        <w:ind w:left="420" w:leftChars="0" w:hanging="420" w:firstLineChars="0"/>
+        <w:jc w:val="both"/>
+        <w:textAlignment w:val="auto"/>
+        <w:rPr>
+          <w:rFonts w:hint="default" w:ascii="Times New Roman" w:hAnsi="Times New Roman" w:cs="Times New Roman"/>
+          <w:sz w:val="28"/>
+          <w:szCs w:val="28"/>
+          <w:highlight w:val="none"/>
+          <w:u w:val="none"/>
+          <w:lang w:val="ru-RU"/>
+        </w:rPr>
+      </w:pPr>
+      <w:r>
+        <w:rPr>
+          <w:rFonts w:hint="default" w:ascii="Times New Roman" w:hAnsi="Times New Roman" w:cs="Times New Roman"/>
+          <w:sz w:val="28"/>
+          <w:szCs w:val="28"/>
+          <w:highlight w:val="none"/>
+          <w:u w:val="none"/>
+          <w:lang w:val="ru-RU"/>
+        </w:rPr>
+        <w:t>модель по выборке максимального подобия (MMSP).</w:t>
+      </w:r>
+    </w:p>
+    <w:p>
+      <w:pPr>
+        <w:keepNext w:val="0"/>
+        <w:keepLines w:val="0"/>
+        <w:pageBreakBefore w:val="0"/>
+        <w:widowControl/>
+        <w:numPr>
+          <w:numId w:val="0"/>
+        </w:numPr>
+        <w:kinsoku/>
+        <w:wordWrap/>
+        <w:overflowPunct/>
+        <w:topLinePunct w:val="0"/>
+        <w:autoSpaceDE/>
+        <w:autoSpaceDN/>
+        <w:bidi w:val="0"/>
+        <w:adjustRightInd/>
+        <w:snapToGrid/>
+        <w:jc w:val="both"/>
+        <w:textAlignment w:val="auto"/>
+        <w:rPr>
+          <w:rFonts w:hint="default" w:ascii="Times New Roman" w:hAnsi="Times New Roman" w:cs="Times New Roman"/>
+          <w:sz w:val="28"/>
+          <w:szCs w:val="28"/>
+          <w:highlight w:val="none"/>
+          <w:u w:val="none"/>
+          <w:lang w:val="ru-RU"/>
+        </w:rPr>
+      </w:pPr>
+    </w:p>
+    <w:p>
+      <w:pPr>
+        <w:keepNext w:val="0"/>
+        <w:keepLines w:val="0"/>
+        <w:pageBreakBefore w:val="0"/>
+        <w:widowControl/>
+        <w:numPr>
+          <w:numId w:val="0"/>
+        </w:numPr>
+        <w:kinsoku/>
+        <w:wordWrap/>
+        <w:overflowPunct/>
+        <w:topLinePunct w:val="0"/>
+        <w:autoSpaceDE/>
+        <w:autoSpaceDN/>
+        <w:bidi w:val="0"/>
+        <w:adjustRightInd/>
+        <w:snapToGrid/>
+        <w:jc w:val="both"/>
+        <w:textAlignment w:val="auto"/>
+        <w:rPr>
+          <w:rFonts w:hint="default" w:ascii="Times New Roman" w:hAnsi="Times New Roman" w:cs="Times New Roman"/>
+          <w:sz w:val="28"/>
+          <w:szCs w:val="28"/>
+          <w:highlight w:val="none"/>
+          <w:u w:val="none"/>
+          <w:lang w:val="ru-RU"/>
+        </w:rPr>
+      </w:pPr>
+    </w:p>
+    <w:p>
+      <w:pPr>
+        <w:keepNext w:val="0"/>
+        <w:keepLines w:val="0"/>
+        <w:pageBreakBefore w:val="0"/>
+        <w:widowControl/>
+        <w:numPr>
+          <w:numId w:val="0"/>
+        </w:numPr>
+        <w:kinsoku/>
+        <w:wordWrap/>
+        <w:overflowPunct/>
+        <w:topLinePunct w:val="0"/>
+        <w:autoSpaceDE/>
+        <w:autoSpaceDN/>
+        <w:bidi w:val="0"/>
+        <w:adjustRightInd/>
+        <w:snapToGrid/>
+        <w:jc w:val="both"/>
+        <w:textAlignment w:val="auto"/>
+        <w:rPr>
+          <w:rFonts w:hint="default" w:ascii="Times New Roman" w:hAnsi="Times New Roman" w:cs="Times New Roman"/>
+          <w:sz w:val="28"/>
+          <w:szCs w:val="28"/>
+          <w:highlight w:val="none"/>
+          <w:u w:val="none"/>
+          <w:lang w:val="ru-RU"/>
+        </w:rPr>
+      </w:pPr>
+    </w:p>
+    <w:p>
+      <w:pPr>
+        <w:pStyle w:val="2"/>
+        <w:bidi w:val="0"/>
+        <w:rPr>
+          <w:rFonts w:hint="default"/>
+          <w:lang w:val="ru-RU"/>
+        </w:rPr>
+      </w:pPr>
+      <w:r>
+        <w:rPr>
+          <w:rFonts w:hint="default"/>
+          <w:lang w:val="ru-RU"/>
+        </w:rPr>
+        <w:t>Введение:</w:t>
+      </w:r>
+    </w:p>
+    <w:p>
+      <w:pPr>
+        <w:keepNext w:val="0"/>
+        <w:keepLines w:val="0"/>
+        <w:pageBreakBefore w:val="0"/>
+        <w:widowControl/>
+        <w:numPr>
+          <w:numId w:val="0"/>
+        </w:numPr>
+        <w:kinsoku/>
+        <w:wordWrap/>
+        <w:overflowPunct/>
+        <w:topLinePunct w:val="0"/>
+        <w:autoSpaceDE/>
+        <w:autoSpaceDN/>
+        <w:bidi w:val="0"/>
+        <w:adjustRightInd/>
+        <w:snapToGrid/>
+        <w:jc w:val="both"/>
+        <w:textAlignment w:val="auto"/>
+        <w:rPr>
+          <w:rFonts w:hint="default" w:ascii="Times New Roman" w:hAnsi="Times New Roman" w:cs="Times New Roman"/>
+          <w:sz w:val="28"/>
+          <w:szCs w:val="28"/>
+          <w:highlight w:val="none"/>
+          <w:u w:val="none"/>
+          <w:lang w:val="ru-RU"/>
+        </w:rPr>
+      </w:pPr>
+    </w:p>
+    <w:p>
+      <w:pPr>
+        <w:keepNext w:val="0"/>
+        <w:keepLines w:val="0"/>
+        <w:pageBreakBefore w:val="0"/>
+        <w:widowControl/>
+        <w:numPr>
+          <w:numId w:val="0"/>
+        </w:numPr>
+        <w:kinsoku/>
+        <w:wordWrap/>
+        <w:overflowPunct/>
+        <w:topLinePunct w:val="0"/>
+        <w:autoSpaceDE/>
+        <w:autoSpaceDN/>
+        <w:bidi w:val="0"/>
+        <w:adjustRightInd/>
+        <w:snapToGrid/>
+        <w:jc w:val="both"/>
+        <w:textAlignment w:val="auto"/>
+        <w:rPr>
+          <w:rFonts w:hint="default" w:ascii="Times New Roman" w:hAnsi="Times New Roman" w:cs="Times New Roman"/>
+          <w:sz w:val="28"/>
+          <w:szCs w:val="28"/>
+          <w:highlight w:val="none"/>
+          <w:u w:val="none"/>
+          <w:lang w:val="ru-RU"/>
+        </w:rPr>
+      </w:pPr>
+      <w:r>
+        <w:rPr>
+          <w:rFonts w:hint="default" w:ascii="Times New Roman" w:hAnsi="Times New Roman" w:cs="Times New Roman"/>
+          <w:sz w:val="28"/>
+          <w:szCs w:val="28"/>
+          <w:highlight w:val="none"/>
+          <w:u w:val="none"/>
+          <w:lang w:val="ru-RU"/>
+        </w:rPr>
+        <w:t>Временные ряды это - ...   (добавить формульку)...</w:t>
+      </w:r>
+      <w:bookmarkStart w:id="0" w:name="_GoBack"/>
+      <w:bookmarkEnd w:id="0"/>
+    </w:p>
+    <w:p>
+      <w:pPr>
+        <w:keepNext w:val="0"/>
+        <w:keepLines w:val="0"/>
+        <w:pageBreakBefore w:val="0"/>
+        <w:widowControl/>
+        <w:numPr>
+          <w:numId w:val="0"/>
+        </w:numPr>
+        <w:kinsoku/>
+        <w:wordWrap/>
+        <w:overflowPunct/>
+        <w:topLinePunct w:val="0"/>
+        <w:autoSpaceDE/>
+        <w:autoSpaceDN/>
+        <w:bidi w:val="0"/>
+        <w:adjustRightInd/>
+        <w:snapToGrid/>
+        <w:jc w:val="both"/>
+        <w:textAlignment w:val="auto"/>
+        <w:rPr>
+          <w:rFonts w:hint="default" w:ascii="Times New Roman" w:hAnsi="Times New Roman" w:cs="Times New Roman"/>
+          <w:sz w:val="28"/>
+          <w:szCs w:val="28"/>
+          <w:highlight w:val="none"/>
+          <w:u w:val="none"/>
+          <w:lang w:val="ru-RU"/>
+        </w:rPr>
+      </w:pPr>
+      <w:r>
+        <w:rPr>
+          <w:rFonts w:hint="default" w:ascii="Times New Roman" w:hAnsi="Times New Roman" w:cs="Times New Roman"/>
+          <w:sz w:val="28"/>
+          <w:szCs w:val="28"/>
+          <w:highlight w:val="none"/>
+          <w:u w:val="none"/>
+          <w:lang w:val="ru-RU"/>
+        </w:rPr>
+        <w:t>Пример временного ряда и его применение.</w:t>
+      </w:r>
+    </w:p>
+    <w:p>
+      <w:pPr>
+        <w:keepNext w:val="0"/>
+        <w:keepLines w:val="0"/>
+        <w:pageBreakBefore w:val="0"/>
+        <w:widowControl/>
+        <w:numPr>
+          <w:numId w:val="0"/>
+        </w:numPr>
+        <w:kinsoku/>
+        <w:wordWrap/>
+        <w:overflowPunct/>
+        <w:topLinePunct w:val="0"/>
+        <w:autoSpaceDE/>
+        <w:autoSpaceDN/>
+        <w:bidi w:val="0"/>
+        <w:adjustRightInd/>
+        <w:snapToGrid/>
+        <w:jc w:val="both"/>
+        <w:textAlignment w:val="auto"/>
+        <w:rPr>
+          <w:rFonts w:hint="default" w:ascii="Times New Roman" w:hAnsi="Times New Roman" w:cs="Times New Roman"/>
+          <w:sz w:val="28"/>
+          <w:szCs w:val="28"/>
+          <w:highlight w:val="none"/>
+          <w:u w:val="none"/>
+          <w:lang w:val="ru-RU"/>
+        </w:rPr>
+      </w:pPr>
+      <w:r>
+        <w:rPr>
+          <w:rFonts w:hint="default" w:ascii="Times New Roman" w:hAnsi="Times New Roman" w:cs="Times New Roman"/>
+          <w:sz w:val="28"/>
+          <w:szCs w:val="28"/>
+          <w:highlight w:val="none"/>
+          <w:u w:val="none"/>
+          <w:lang w:val="ru-RU"/>
+        </w:rPr>
+        <w:t>Они очень хорошие и нужные.</w:t>
+      </w:r>
+    </w:p>
+    <w:p>
+      <w:pPr>
+        <w:keepNext w:val="0"/>
+        <w:keepLines w:val="0"/>
+        <w:pageBreakBefore w:val="0"/>
+        <w:widowControl/>
+        <w:numPr>
+          <w:numId w:val="0"/>
+        </w:numPr>
+        <w:kinsoku/>
+        <w:wordWrap/>
+        <w:overflowPunct/>
+        <w:topLinePunct w:val="0"/>
+        <w:autoSpaceDE/>
+        <w:autoSpaceDN/>
+        <w:bidi w:val="0"/>
+        <w:adjustRightInd/>
+        <w:snapToGrid/>
+        <w:jc w:val="both"/>
+        <w:textAlignment w:val="auto"/>
+        <w:rPr>
+          <w:rFonts w:hint="default" w:ascii="Times New Roman" w:hAnsi="Times New Roman" w:cs="Times New Roman"/>
+          <w:sz w:val="28"/>
+          <w:szCs w:val="28"/>
+          <w:highlight w:val="none"/>
+          <w:u w:val="none"/>
+          <w:lang w:val="ru-RU"/>
+        </w:rPr>
+      </w:pPr>
+    </w:p>
+    <w:p>
+      <w:pPr>
+        <w:keepNext w:val="0"/>
+        <w:keepLines w:val="0"/>
+        <w:pageBreakBefore w:val="0"/>
+        <w:widowControl/>
+        <w:kinsoku/>
+        <w:wordWrap/>
+        <w:overflowPunct/>
+        <w:topLinePunct w:val="0"/>
+        <w:autoSpaceDE/>
+        <w:autoSpaceDN/>
+        <w:bidi w:val="0"/>
+        <w:adjustRightInd/>
+        <w:snapToGrid/>
+        <w:ind w:left="0" w:leftChars="0" w:firstLine="850" w:firstLineChars="0"/>
+        <w:jc w:val="both"/>
+        <w:textAlignment w:val="auto"/>
+        <w:rPr>
+          <w:rFonts w:hint="default" w:ascii="Times New Roman" w:hAnsi="Times New Roman" w:eastAsia="Segoe UI"/>
+          <w:i w:val="0"/>
+          <w:iCs w:val="0"/>
+          <w:caps w:val="0"/>
+          <w:color w:val="auto"/>
+          <w:spacing w:val="0"/>
+          <w:sz w:val="28"/>
+          <w:szCs w:val="28"/>
+          <w:shd w:val="clear" w:color="auto" w:fill="auto"/>
+          <w:lang w:val="ru-RU"/>
+        </w:rPr>
+      </w:pPr>
+      <w:r>
+        <w:rPr>
+          <w:rFonts w:hint="default" w:ascii="Times New Roman" w:hAnsi="Times New Roman" w:eastAsia="Segoe UI"/>
+          <w:i w:val="0"/>
+          <w:iCs w:val="0"/>
+          <w:caps w:val="0"/>
+          <w:color w:val="auto"/>
+          <w:spacing w:val="0"/>
+          <w:sz w:val="28"/>
+          <w:szCs w:val="28"/>
+          <w:shd w:val="clear" w:color="auto" w:fill="auto"/>
+          <w:lang w:val="ru-RU"/>
+        </w:rPr>
+        <w:fldChar w:fldCharType="begin"/>
+      </w:r>
+      <w:r>
+        <w:rPr>
+          <w:rFonts w:hint="default" w:ascii="Times New Roman" w:hAnsi="Times New Roman" w:eastAsia="Segoe UI"/>
+          <w:i w:val="0"/>
+          <w:iCs w:val="0"/>
+          <w:caps w:val="0"/>
+          <w:color w:val="auto"/>
+          <w:spacing w:val="0"/>
+          <w:sz w:val="28"/>
+          <w:szCs w:val="28"/>
+          <w:shd w:val="clear" w:color="auto" w:fill="auto"/>
+          <w:lang w:val="ru-RU"/>
+        </w:rPr>
+        <w:instrText xml:space="preserve"> HYPERLINK "https://elibrary.ru/download/elibrary_53949324_87954537.pdf" </w:instrText>
+      </w:r>
+      <w:r>
+        <w:rPr>
+          <w:rFonts w:hint="default" w:ascii="Times New Roman" w:hAnsi="Times New Roman" w:eastAsia="Segoe UI"/>
+          <w:i w:val="0"/>
+          <w:iCs w:val="0"/>
+          <w:caps w:val="0"/>
+          <w:color w:val="auto"/>
+          <w:spacing w:val="0"/>
+          <w:sz w:val="28"/>
+          <w:szCs w:val="28"/>
+          <w:shd w:val="clear" w:color="auto" w:fill="auto"/>
+          <w:lang w:val="ru-RU"/>
+        </w:rPr>
+        <w:fldChar w:fldCharType="separate"/>
+      </w:r>
+      <w:r>
+        <w:rPr>
+          <w:rStyle w:val="5"/>
+          <w:rFonts w:hint="default" w:ascii="Times New Roman" w:hAnsi="Times New Roman" w:eastAsia="Segoe UI"/>
+          <w:i w:val="0"/>
+          <w:iCs w:val="0"/>
+          <w:caps w:val="0"/>
+          <w:spacing w:val="0"/>
+          <w:sz w:val="28"/>
+          <w:szCs w:val="28"/>
+          <w:shd w:val="clear" w:color="auto" w:fill="auto"/>
+          <w:lang w:val="ru-RU"/>
+        </w:rPr>
+        <w:t>https://elibrary.ru/download/elibrary_53949324_87954537.pdf</w:t>
+      </w:r>
+      <w:r>
+        <w:rPr>
+          <w:rFonts w:hint="default" w:ascii="Times New Roman" w:hAnsi="Times New Roman" w:eastAsia="Segoe UI"/>
+          <w:i w:val="0"/>
+          <w:iCs w:val="0"/>
+          <w:caps w:val="0"/>
+          <w:color w:val="auto"/>
+          <w:spacing w:val="0"/>
+          <w:sz w:val="28"/>
+          <w:szCs w:val="28"/>
+          <w:shd w:val="clear" w:color="auto" w:fill="auto"/>
+          <w:lang w:val="ru-RU"/>
+        </w:rPr>
+        <w:fldChar w:fldCharType="end"/>
+      </w:r>
+    </w:p>
+    <w:p>
+      <w:pPr>
+        <w:keepNext w:val="0"/>
+        <w:keepLines w:val="0"/>
+        <w:pageBreakBefore w:val="0"/>
+        <w:widowControl/>
+        <w:numPr>
+          <w:numId w:val="0"/>
+        </w:numPr>
+        <w:kinsoku/>
+        <w:wordWrap/>
+        <w:overflowPunct/>
+        <w:topLinePunct w:val="0"/>
+        <w:autoSpaceDE/>
+        <w:autoSpaceDN/>
+        <w:bidi w:val="0"/>
+        <w:adjustRightInd/>
+        <w:snapToGrid/>
+        <w:jc w:val="both"/>
+        <w:textAlignment w:val="auto"/>
+        <w:rPr>
+          <w:rFonts w:hint="default" w:ascii="Times New Roman" w:hAnsi="Times New Roman" w:cs="Times New Roman"/>
+          <w:sz w:val="28"/>
+          <w:szCs w:val="28"/>
+          <w:highlight w:val="none"/>
+          <w:u w:val="none"/>
+          <w:lang w:val="ru-RU"/>
+        </w:rPr>
+      </w:pPr>
+    </w:p>
+    <w:p>
+      <w:pPr>
+        <w:keepNext w:val="0"/>
+        <w:keepLines w:val="0"/>
+        <w:pageBreakBefore w:val="0"/>
+        <w:widowControl/>
+        <w:numPr>
+          <w:numId w:val="0"/>
+        </w:numPr>
+        <w:kinsoku/>
+        <w:wordWrap/>
+        <w:overflowPunct/>
+        <w:topLinePunct w:val="0"/>
+        <w:autoSpaceDE/>
+        <w:autoSpaceDN/>
+        <w:bidi w:val="0"/>
+        <w:adjustRightInd/>
+        <w:snapToGrid/>
+        <w:jc w:val="both"/>
+        <w:textAlignment w:val="auto"/>
+        <w:rPr>
+          <w:rFonts w:hint="default" w:ascii="Times New Roman" w:hAnsi="Times New Roman" w:cs="Times New Roman"/>
+          <w:sz w:val="28"/>
+          <w:szCs w:val="28"/>
+          <w:highlight w:val="none"/>
+          <w:u w:val="none"/>
+          <w:lang w:val="ru-RU"/>
+        </w:rPr>
+      </w:pPr>
+    </w:p>
+    <w:p>
+      <w:pPr>
+        <w:keepNext w:val="0"/>
+        <w:keepLines w:val="0"/>
+        <w:pageBreakBefore w:val="0"/>
+        <w:widowControl/>
+        <w:numPr>
+          <w:numId w:val="0"/>
+        </w:numPr>
+        <w:kinsoku/>
+        <w:wordWrap/>
+        <w:overflowPunct/>
+        <w:topLinePunct w:val="0"/>
+        <w:autoSpaceDE/>
+        <w:autoSpaceDN/>
+        <w:bidi w:val="0"/>
+        <w:adjustRightInd/>
+        <w:snapToGrid/>
+        <w:jc w:val="both"/>
+        <w:textAlignment w:val="auto"/>
+        <w:rPr>
+          <w:rFonts w:hint="default" w:ascii="Times New Roman" w:hAnsi="Times New Roman" w:cs="Times New Roman"/>
+          <w:sz w:val="28"/>
+          <w:szCs w:val="28"/>
+          <w:highlight w:val="none"/>
+          <w:u w:val="none"/>
+          <w:lang w:val="ru-RU"/>
+        </w:rPr>
+      </w:pPr>
+    </w:p>
+    <w:p>
+      <w:pPr>
+        <w:keepNext w:val="0"/>
+        <w:keepLines w:val="0"/>
+        <w:pageBreakBefore w:val="0"/>
+        <w:widowControl/>
+        <w:numPr>
+          <w:numId w:val="0"/>
+        </w:numPr>
+        <w:kinsoku/>
+        <w:wordWrap/>
+        <w:overflowPunct/>
+        <w:topLinePunct w:val="0"/>
+        <w:autoSpaceDE/>
+        <w:autoSpaceDN/>
+        <w:bidi w:val="0"/>
+        <w:adjustRightInd/>
+        <w:snapToGrid/>
+        <w:jc w:val="both"/>
+        <w:textAlignment w:val="auto"/>
+        <w:rPr>
+          <w:rFonts w:hint="default" w:ascii="Times New Roman" w:hAnsi="Times New Roman" w:cs="Times New Roman"/>
+          <w:sz w:val="28"/>
+          <w:szCs w:val="28"/>
+          <w:highlight w:val="none"/>
+          <w:u w:val="none"/>
+          <w:lang w:val="ru-RU"/>
+        </w:rPr>
+      </w:pPr>
+      <w:r>
+        <w:rPr>
+          <w:rFonts w:hint="default" w:ascii="Times New Roman" w:hAnsi="Times New Roman" w:cs="Times New Roman"/>
+          <w:sz w:val="28"/>
+          <w:szCs w:val="28"/>
+          <w:highlight w:val="none"/>
+          <w:u w:val="none"/>
+          <w:lang w:val="ru-RU"/>
+        </w:rPr>
+        <w:t>Их необходимо хранить и прогнозировать - ....</w:t>
+      </w:r>
+    </w:p>
+    <w:p>
+      <w:pPr>
+        <w:keepNext w:val="0"/>
+        <w:keepLines w:val="0"/>
+        <w:pageBreakBefore w:val="0"/>
+        <w:widowControl/>
+        <w:numPr>
+          <w:numId w:val="0"/>
+        </w:numPr>
+        <w:kinsoku/>
+        <w:wordWrap/>
+        <w:overflowPunct/>
+        <w:topLinePunct w:val="0"/>
+        <w:autoSpaceDE/>
+        <w:autoSpaceDN/>
+        <w:bidi w:val="0"/>
+        <w:adjustRightInd/>
+        <w:snapToGrid/>
+        <w:jc w:val="both"/>
+        <w:textAlignment w:val="auto"/>
+        <w:rPr>
+          <w:rFonts w:hint="default" w:ascii="Times New Roman" w:hAnsi="Times New Roman" w:cs="Times New Roman"/>
+          <w:sz w:val="28"/>
+          <w:szCs w:val="28"/>
+          <w:highlight w:val="none"/>
+          <w:u w:val="none"/>
+          <w:lang w:val="ru-RU"/>
+        </w:rPr>
+      </w:pPr>
+      <w:r>
+        <w:rPr>
+          <w:rFonts w:hint="default" w:ascii="Times New Roman" w:hAnsi="Times New Roman" w:cs="Times New Roman"/>
+          <w:sz w:val="28"/>
+          <w:szCs w:val="28"/>
+          <w:highlight w:val="none"/>
+          <w:u w:val="none"/>
+          <w:lang w:val="ru-RU"/>
+        </w:rPr>
+        <w:t>В качестве методов хранения можно выделить следующие подходы:</w:t>
+      </w:r>
+    </w:p>
+    <w:p>
+      <w:pPr>
+        <w:keepNext w:val="0"/>
+        <w:keepLines w:val="0"/>
+        <w:pageBreakBefore w:val="0"/>
+        <w:widowControl/>
+        <w:numPr>
+          <w:numId w:val="0"/>
+        </w:numPr>
+        <w:kinsoku/>
+        <w:wordWrap/>
+        <w:overflowPunct/>
+        <w:topLinePunct w:val="0"/>
+        <w:autoSpaceDE/>
+        <w:autoSpaceDN/>
+        <w:bidi w:val="0"/>
+        <w:adjustRightInd/>
+        <w:snapToGrid/>
+        <w:jc w:val="both"/>
+        <w:textAlignment w:val="auto"/>
+        <w:rPr>
+          <w:rFonts w:hint="default" w:ascii="Times New Roman" w:hAnsi="Times New Roman" w:cs="Times New Roman"/>
+          <w:sz w:val="28"/>
+          <w:szCs w:val="28"/>
+          <w:highlight w:val="none"/>
+          <w:u w:val="none"/>
+          <w:lang w:val="ru-RU"/>
+        </w:rPr>
+      </w:pPr>
+      <w:r>
+        <w:rPr>
+          <w:rFonts w:hint="default" w:ascii="Times New Roman" w:hAnsi="Times New Roman" w:cs="Times New Roman"/>
+          <w:sz w:val="28"/>
+          <w:szCs w:val="28"/>
+          <w:highlight w:val="none"/>
+          <w:u w:val="none"/>
+          <w:lang w:val="ru-RU"/>
+        </w:rPr>
+        <w:t>- использование нереляционных баз данных, специализированных для временных рядов. В работе будут рассмотрены 2 наиболее востребованых метода.</w:t>
+      </w:r>
+    </w:p>
+    <w:p>
+      <w:pPr>
+        <w:keepNext w:val="0"/>
+        <w:keepLines w:val="0"/>
+        <w:pageBreakBefore w:val="0"/>
+        <w:widowControl/>
+        <w:numPr>
+          <w:numId w:val="0"/>
+        </w:numPr>
+        <w:kinsoku/>
+        <w:wordWrap/>
+        <w:overflowPunct/>
+        <w:topLinePunct w:val="0"/>
+        <w:autoSpaceDE/>
+        <w:autoSpaceDN/>
+        <w:bidi w:val="0"/>
+        <w:adjustRightInd/>
+        <w:snapToGrid/>
+        <w:jc w:val="both"/>
+        <w:textAlignment w:val="auto"/>
+        <w:rPr>
+          <w:rFonts w:hint="default" w:ascii="Times New Roman" w:hAnsi="Times New Roman" w:cs="Times New Roman"/>
+          <w:sz w:val="28"/>
+          <w:szCs w:val="28"/>
+          <w:highlight w:val="none"/>
+          <w:u w:val="none"/>
+          <w:lang w:val="en-CA"/>
+        </w:rPr>
+      </w:pPr>
+      <w:r>
+        <w:rPr>
+          <w:rFonts w:hint="default" w:ascii="Times New Roman" w:hAnsi="Times New Roman" w:cs="Times New Roman"/>
+          <w:sz w:val="28"/>
+          <w:szCs w:val="28"/>
+          <w:highlight w:val="none"/>
+          <w:u w:val="none"/>
+          <w:lang w:val="ru-RU"/>
+        </w:rPr>
+        <w:tab/>
+        <w:t xml:space="preserve">- </w:t>
+      </w:r>
+      <w:r>
+        <w:rPr>
+          <w:rFonts w:hint="default" w:ascii="Times New Roman" w:hAnsi="Times New Roman" w:cs="Times New Roman"/>
+          <w:sz w:val="28"/>
+          <w:szCs w:val="28"/>
+          <w:highlight w:val="none"/>
+          <w:u w:val="none"/>
+          <w:lang w:val="en-CA"/>
+        </w:rPr>
+        <w:t>Cassandra</w:t>
+      </w:r>
+    </w:p>
+    <w:p>
+      <w:pPr>
+        <w:keepNext w:val="0"/>
+        <w:keepLines w:val="0"/>
+        <w:pageBreakBefore w:val="0"/>
+        <w:widowControl/>
+        <w:numPr>
+          <w:numId w:val="0"/>
+        </w:numPr>
+        <w:kinsoku/>
+        <w:wordWrap/>
+        <w:overflowPunct/>
+        <w:topLinePunct w:val="0"/>
+        <w:autoSpaceDE/>
+        <w:autoSpaceDN/>
+        <w:bidi w:val="0"/>
+        <w:adjustRightInd/>
+        <w:snapToGrid/>
+        <w:jc w:val="both"/>
+        <w:textAlignment w:val="auto"/>
+        <w:rPr>
+          <w:rFonts w:hint="default" w:ascii="Times New Roman" w:hAnsi="Times New Roman" w:cs="Times New Roman"/>
+          <w:sz w:val="28"/>
+          <w:szCs w:val="28"/>
+          <w:highlight w:val="none"/>
+          <w:u w:val="none"/>
+          <w:lang w:val="en-CA"/>
+        </w:rPr>
+      </w:pPr>
+      <w:r>
+        <w:rPr>
+          <w:rFonts w:hint="default" w:ascii="Times New Roman" w:hAnsi="Times New Roman" w:cs="Times New Roman"/>
+          <w:sz w:val="28"/>
+          <w:szCs w:val="28"/>
+          <w:highlight w:val="none"/>
+          <w:u w:val="none"/>
+          <w:lang w:val="en-CA"/>
+        </w:rPr>
+        <w:tab/>
+        <w:t>- TSDB</w:t>
+      </w:r>
+    </w:p>
+    <w:p>
+      <w:pPr>
+        <w:keepNext w:val="0"/>
+        <w:keepLines w:val="0"/>
+        <w:pageBreakBefore w:val="0"/>
+        <w:widowControl/>
+        <w:numPr>
+          <w:numId w:val="0"/>
+        </w:numPr>
+        <w:kinsoku/>
+        <w:wordWrap/>
+        <w:overflowPunct/>
+        <w:topLinePunct w:val="0"/>
+        <w:autoSpaceDE/>
+        <w:autoSpaceDN/>
+        <w:bidi w:val="0"/>
+        <w:adjustRightInd/>
+        <w:snapToGrid/>
+        <w:jc w:val="both"/>
+        <w:textAlignment w:val="auto"/>
+        <w:rPr>
+          <w:rFonts w:hint="default" w:ascii="Times New Roman" w:hAnsi="Times New Roman" w:cs="Times New Roman"/>
+          <w:sz w:val="28"/>
+          <w:szCs w:val="28"/>
+          <w:highlight w:val="none"/>
+          <w:u w:val="none"/>
+          <w:lang w:val="ru-RU"/>
+        </w:rPr>
+      </w:pPr>
+      <w:r>
+        <w:rPr>
+          <w:rFonts w:hint="default" w:ascii="Times New Roman" w:hAnsi="Times New Roman" w:cs="Times New Roman"/>
+          <w:sz w:val="28"/>
+          <w:szCs w:val="28"/>
+          <w:highlight w:val="none"/>
+          <w:u w:val="none"/>
+          <w:lang w:val="ru-RU"/>
+        </w:rPr>
+        <w:t>- использование обычных файлов.</w:t>
+      </w:r>
+    </w:p>
+    <w:p>
+      <w:pPr>
+        <w:keepNext w:val="0"/>
+        <w:keepLines w:val="0"/>
+        <w:pageBreakBefore w:val="0"/>
+        <w:widowControl/>
+        <w:numPr>
+          <w:numId w:val="0"/>
+        </w:numPr>
+        <w:kinsoku/>
+        <w:wordWrap/>
+        <w:overflowPunct/>
+        <w:topLinePunct w:val="0"/>
+        <w:autoSpaceDE/>
+        <w:autoSpaceDN/>
+        <w:bidi w:val="0"/>
+        <w:adjustRightInd/>
+        <w:snapToGrid/>
+        <w:jc w:val="both"/>
+        <w:textAlignment w:val="auto"/>
+        <w:rPr>
+          <w:rFonts w:hint="default" w:ascii="Times New Roman" w:hAnsi="Times New Roman" w:cs="Times New Roman"/>
+          <w:sz w:val="28"/>
+          <w:szCs w:val="28"/>
+          <w:highlight w:val="none"/>
+          <w:u w:val="none"/>
+          <w:lang w:val="ru-RU"/>
+        </w:rPr>
+      </w:pPr>
+    </w:p>
+    <w:p>
+      <w:pPr>
+        <w:keepNext w:val="0"/>
+        <w:keepLines w:val="0"/>
+        <w:pageBreakBefore w:val="0"/>
+        <w:widowControl/>
+        <w:numPr>
+          <w:numId w:val="0"/>
+        </w:numPr>
+        <w:kinsoku/>
+        <w:wordWrap/>
+        <w:overflowPunct/>
+        <w:topLinePunct w:val="0"/>
+        <w:autoSpaceDE/>
+        <w:autoSpaceDN/>
+        <w:bidi w:val="0"/>
+        <w:adjustRightInd/>
+        <w:snapToGrid/>
+        <w:jc w:val="both"/>
+        <w:textAlignment w:val="auto"/>
+        <w:rPr>
+          <w:rFonts w:hint="default" w:ascii="Times New Roman" w:hAnsi="Times New Roman" w:cs="Times New Roman"/>
+          <w:sz w:val="28"/>
+          <w:szCs w:val="28"/>
+          <w:highlight w:val="none"/>
+          <w:u w:val="none"/>
+          <w:lang w:val="ru-RU"/>
+        </w:rPr>
+      </w:pPr>
+      <w:r>
+        <w:rPr>
+          <w:rFonts w:hint="default" w:ascii="Times New Roman" w:hAnsi="Times New Roman" w:cs="Times New Roman"/>
+          <w:sz w:val="28"/>
+          <w:szCs w:val="28"/>
+          <w:highlight w:val="none"/>
+          <w:u w:val="none"/>
+          <w:lang w:val="ru-RU"/>
+        </w:rPr>
+        <w:t>Основываясь на полученных и хранимых данных можно прогнозировать дальнейшее поведение временных рядов. Существует множество методов прогнозирования. В нашей работе будут рассмотрены следующие:</w:t>
+      </w:r>
+    </w:p>
+    <w:p>
+      <w:pPr>
+        <w:keepNext w:val="0"/>
+        <w:keepLines w:val="0"/>
+        <w:pageBreakBefore w:val="0"/>
+        <w:widowControl/>
+        <w:numPr>
+          <w:numId w:val="0"/>
+        </w:numPr>
+        <w:kinsoku/>
+        <w:wordWrap/>
+        <w:overflowPunct/>
+        <w:topLinePunct w:val="0"/>
+        <w:autoSpaceDE/>
+        <w:autoSpaceDN/>
+        <w:bidi w:val="0"/>
+        <w:adjustRightInd/>
+        <w:snapToGrid/>
+        <w:jc w:val="both"/>
+        <w:textAlignment w:val="auto"/>
+        <w:rPr>
+          <w:rFonts w:hint="default" w:ascii="Times New Roman" w:hAnsi="Times New Roman" w:cs="Times New Roman"/>
+          <w:sz w:val="28"/>
+          <w:szCs w:val="28"/>
+          <w:highlight w:val="none"/>
+          <w:u w:val="none"/>
+          <w:lang w:val="ru-RU"/>
+        </w:rPr>
+      </w:pPr>
+      <w:r>
+        <w:rPr>
+          <w:rFonts w:hint="default" w:ascii="Times New Roman" w:hAnsi="Times New Roman" w:cs="Times New Roman"/>
+          <w:sz w:val="28"/>
+          <w:szCs w:val="28"/>
+          <w:highlight w:val="none"/>
+          <w:u w:val="none"/>
+          <w:lang w:val="ru-RU"/>
+        </w:rPr>
+        <w:t>- ...</w:t>
+      </w:r>
+    </w:p>
+    <w:p>
+      <w:pPr>
+        <w:keepNext w:val="0"/>
+        <w:keepLines w:val="0"/>
+        <w:pageBreakBefore w:val="0"/>
+        <w:widowControl/>
+        <w:numPr>
+          <w:numId w:val="0"/>
+        </w:numPr>
+        <w:kinsoku/>
+        <w:wordWrap/>
+        <w:overflowPunct/>
+        <w:topLinePunct w:val="0"/>
+        <w:autoSpaceDE/>
+        <w:autoSpaceDN/>
+        <w:bidi w:val="0"/>
+        <w:adjustRightInd/>
+        <w:snapToGrid/>
+        <w:jc w:val="both"/>
+        <w:textAlignment w:val="auto"/>
+        <w:rPr>
+          <w:rFonts w:hint="default" w:ascii="Times New Roman" w:hAnsi="Times New Roman" w:cs="Times New Roman"/>
+          <w:sz w:val="28"/>
+          <w:szCs w:val="28"/>
+          <w:highlight w:val="none"/>
+          <w:u w:val="none"/>
+          <w:lang w:val="ru-RU"/>
+        </w:rPr>
+      </w:pPr>
+      <w:r>
+        <w:rPr>
+          <w:rFonts w:hint="default" w:ascii="Times New Roman" w:hAnsi="Times New Roman" w:cs="Times New Roman"/>
+          <w:sz w:val="28"/>
+          <w:szCs w:val="28"/>
+          <w:highlight w:val="none"/>
+          <w:u w:val="none"/>
+          <w:lang w:val="ru-RU"/>
+        </w:rPr>
+        <w:t>- модель на цепях Маркова;</w:t>
+      </w:r>
+    </w:p>
+    <w:p>
+      <w:pPr>
+        <w:keepNext w:val="0"/>
+        <w:keepLines w:val="0"/>
+        <w:pageBreakBefore w:val="0"/>
+        <w:widowControl/>
+        <w:numPr>
+          <w:numId w:val="0"/>
+        </w:numPr>
+        <w:kinsoku/>
+        <w:wordWrap/>
+        <w:overflowPunct/>
+        <w:topLinePunct w:val="0"/>
+        <w:autoSpaceDE/>
+        <w:autoSpaceDN/>
+        <w:bidi w:val="0"/>
+        <w:adjustRightInd/>
+        <w:snapToGrid/>
+        <w:jc w:val="both"/>
+        <w:textAlignment w:val="auto"/>
+        <w:rPr>
+          <w:rFonts w:hint="default" w:ascii="Times New Roman" w:hAnsi="Times New Roman" w:cs="Times New Roman"/>
+          <w:sz w:val="28"/>
+          <w:szCs w:val="28"/>
+          <w:highlight w:val="none"/>
+          <w:u w:val="none"/>
+          <w:lang w:val="ru-RU"/>
+        </w:rPr>
+      </w:pPr>
+      <w:r>
+        <w:rPr>
+          <w:rFonts w:hint="default" w:ascii="Times New Roman" w:hAnsi="Times New Roman" w:cs="Times New Roman"/>
+          <w:sz w:val="28"/>
+          <w:szCs w:val="28"/>
+          <w:highlight w:val="none"/>
+          <w:u w:val="none"/>
+          <w:lang w:val="ru-RU"/>
+        </w:rPr>
+        <w:t>- модель по выборке максимального подобия.</w:t>
+      </w:r>
+    </w:p>
+    <w:p>
+      <w:pPr>
+        <w:keepNext w:val="0"/>
+        <w:keepLines w:val="0"/>
+        <w:pageBreakBefore w:val="0"/>
+        <w:widowControl/>
+        <w:numPr>
+          <w:numId w:val="0"/>
+        </w:numPr>
+        <w:kinsoku/>
+        <w:wordWrap/>
+        <w:overflowPunct/>
+        <w:topLinePunct w:val="0"/>
+        <w:autoSpaceDE/>
+        <w:autoSpaceDN/>
+        <w:bidi w:val="0"/>
+        <w:adjustRightInd/>
+        <w:snapToGrid/>
+        <w:jc w:val="both"/>
+        <w:textAlignment w:val="auto"/>
+        <w:rPr>
+          <w:rFonts w:hint="default" w:ascii="Times New Roman" w:hAnsi="Times New Roman" w:cs="Times New Roman"/>
+          <w:sz w:val="28"/>
+          <w:szCs w:val="28"/>
+          <w:highlight w:val="none"/>
+          <w:u w:val="none"/>
+          <w:lang w:val="ru-RU"/>
+        </w:rPr>
+      </w:pPr>
+    </w:p>
+    <w:p>
+      <w:pPr>
+        <w:pStyle w:val="2"/>
+        <w:bidi w:val="0"/>
+        <w:rPr>
+          <w:rFonts w:hint="default"/>
+          <w:lang w:val="ru-RU"/>
+        </w:rPr>
+      </w:pPr>
+      <w:r>
+        <w:rPr>
+          <w:rFonts w:hint="default"/>
+          <w:lang w:val="ru-RU"/>
+        </w:rPr>
+        <w:t>Методы хранения.</w:t>
+      </w:r>
+    </w:p>
+    <w:p>
+      <w:pPr>
+        <w:keepNext w:val="0"/>
+        <w:keepLines w:val="0"/>
+        <w:pageBreakBefore w:val="0"/>
+        <w:widowControl/>
+        <w:numPr>
+          <w:numId w:val="0"/>
+        </w:numPr>
+        <w:kinsoku/>
+        <w:wordWrap/>
+        <w:overflowPunct/>
+        <w:topLinePunct w:val="0"/>
+        <w:autoSpaceDE/>
+        <w:autoSpaceDN/>
+        <w:bidi w:val="0"/>
+        <w:adjustRightInd/>
+        <w:snapToGrid/>
+        <w:jc w:val="both"/>
+        <w:textAlignment w:val="auto"/>
+        <w:rPr>
+          <w:rFonts w:hint="default" w:ascii="Times New Roman" w:hAnsi="Times New Roman"/>
+          <w:sz w:val="28"/>
+          <w:szCs w:val="28"/>
+          <w:lang w:val="ru-RU"/>
+        </w:rPr>
+      </w:pPr>
+      <w:r>
+        <w:rPr>
+          <w:rFonts w:hint="default" w:ascii="Times New Roman" w:hAnsi="Times New Roman"/>
+          <w:sz w:val="28"/>
+          <w:szCs w:val="28"/>
+          <w:lang w:val="ru-RU"/>
+        </w:rPr>
+        <w:fldChar w:fldCharType="begin"/>
+      </w:r>
+      <w:r>
+        <w:rPr>
+          <w:rFonts w:hint="default" w:ascii="Times New Roman" w:hAnsi="Times New Roman"/>
+          <w:sz w:val="28"/>
+          <w:szCs w:val="28"/>
+          <w:lang w:val="ru-RU"/>
+        </w:rPr>
+        <w:instrText xml:space="preserve"> HYPERLINK "http://pzs.dstu.dp.ua/DataMining/times/bibl/time-series0.pdf" </w:instrText>
+      </w:r>
+      <w:r>
+        <w:rPr>
+          <w:rFonts w:hint="default" w:ascii="Times New Roman" w:hAnsi="Times New Roman"/>
+          <w:sz w:val="28"/>
+          <w:szCs w:val="28"/>
+          <w:lang w:val="ru-RU"/>
+        </w:rPr>
+        <w:fldChar w:fldCharType="separate"/>
+      </w:r>
+      <w:r>
+        <w:rPr>
+          <w:rStyle w:val="5"/>
+          <w:rFonts w:hint="default" w:ascii="Times New Roman" w:hAnsi="Times New Roman"/>
+          <w:sz w:val="28"/>
+          <w:szCs w:val="28"/>
+          <w:lang w:val="ru-RU"/>
+        </w:rPr>
+        <w:t>http://pzs.dstu.dp.ua/DataMining/times/bibl/time-series0.pdf</w:t>
+      </w:r>
+      <w:r>
+        <w:rPr>
+          <w:rFonts w:hint="default" w:ascii="Times New Roman" w:hAnsi="Times New Roman"/>
+          <w:sz w:val="28"/>
+          <w:szCs w:val="28"/>
+          <w:lang w:val="ru-RU"/>
+        </w:rPr>
+        <w:fldChar w:fldCharType="end"/>
+      </w:r>
+      <w:r>
+        <w:rPr>
+          <w:rFonts w:hint="default" w:ascii="Times New Roman" w:hAnsi="Times New Roman"/>
+          <w:sz w:val="28"/>
+          <w:szCs w:val="28"/>
+          <w:lang w:val="ru-RU"/>
+        </w:rPr>
+        <w:t xml:space="preserve"> </w:t>
+      </w:r>
+    </w:p>
+    <w:p>
+      <w:pPr>
+        <w:keepNext w:val="0"/>
+        <w:keepLines w:val="0"/>
+        <w:pageBreakBefore w:val="0"/>
+        <w:widowControl/>
+        <w:numPr>
+          <w:ilvl w:val="0"/>
+          <w:numId w:val="0"/>
+        </w:numPr>
+        <w:kinsoku/>
+        <w:wordWrap/>
+        <w:overflowPunct/>
+        <w:topLinePunct w:val="0"/>
+        <w:autoSpaceDE/>
+        <w:autoSpaceDN/>
+        <w:bidi w:val="0"/>
+        <w:adjustRightInd/>
+        <w:snapToGrid/>
+        <w:jc w:val="both"/>
+        <w:textAlignment w:val="auto"/>
+        <w:rPr>
+          <w:rFonts w:hint="default" w:ascii="Times New Roman" w:hAnsi="Times New Roman" w:cs="Times New Roman"/>
+          <w:color w:val="7030A0"/>
+          <w:sz w:val="28"/>
+          <w:szCs w:val="28"/>
+          <w:highlight w:val="none"/>
+          <w:u w:val="none"/>
+          <w:lang w:val="ru-RU"/>
+        </w:rPr>
+      </w:pPr>
+      <w:r>
+        <w:rPr>
+          <w:rFonts w:hint="default" w:ascii="Times New Roman" w:hAnsi="Times New Roman" w:cs="Times New Roman"/>
+          <w:color w:val="7030A0"/>
+          <w:sz w:val="28"/>
+          <w:szCs w:val="28"/>
+          <w:highlight w:val="none"/>
+          <w:u w:val="none"/>
+          <w:lang w:val="ru-RU"/>
+        </w:rPr>
+        <w:t>Вне привязки к OpenTSDB, Cassandra [18] есть, пожалуй, лучший выбор для хранения временных рядов в NoSQL системах. Базовый принцип представления временных рядов в системах с хранением данных по столбцам достаточно очевиден. Мы можем создать группу столбцов с типом TimeUUID (это уникальный идентификатор и временная метка). Ключ для строки – имя для нашего измерения, имя столбца – это, по сути, время измерения, значение столбца – измеренное значение. В таком случае будет легко выбрать как индивидуальное значение какого-либо измерения, так агрегировать данные для заданного интервала. Важно еще, что упорядочивание данных (сортировка по времени, в данном случае) автоматически поддерживается самой системой Cassandra. Технически Cassandra позволяет хранить до 2 миллиардов столбцов в одной строке (два миллиарда отсчетов для временного ряда). На самом деле, данные поступающие с высокой частотой (а именно о таких системах и идет речь в NoSQL решениях) могут превысить это значение. Но в Cassandra этот вопрос можно решить, группируя данные в различных строках. Например, по дням: вместо одной строки для sensor1, хранить измерения по дням с ключами sensor1_20150402, sensor1_20150403 и так далее (суффикс соответствует дате). Согласно классическому определению, модель использования больших данных описывается как 3V: Variety, Velocity and Volume (изменчивость данных, скорость их поступления и объем). В случае временных рядов данные однородны, объем, в силу специфики обработки, сказывается только на архивном хранении, поскольку реально обрабатывается всегда только небольшая часть. Соответственно, скорость поступления данных является определяющим фактором в выборе между традиционными системами и NoSQL решениями. Из последнего класса, предпочтительным выбором, по нашему мнению, является Cassandra.</w:t>
+      </w:r>
+    </w:p>
+    <w:p>
+      <w:pPr>
+        <w:keepNext w:val="0"/>
+        <w:keepLines w:val="0"/>
+        <w:pageBreakBefore w:val="0"/>
+        <w:widowControl/>
+        <w:numPr>
+          <w:ilvl w:val="0"/>
+          <w:numId w:val="0"/>
+        </w:numPr>
+        <w:kinsoku/>
+        <w:wordWrap/>
+        <w:overflowPunct/>
+        <w:topLinePunct w:val="0"/>
+        <w:autoSpaceDE/>
+        <w:autoSpaceDN/>
+        <w:bidi w:val="0"/>
+        <w:adjustRightInd/>
+        <w:snapToGrid/>
+        <w:jc w:val="both"/>
+        <w:textAlignment w:val="auto"/>
+        <w:rPr>
+          <w:rFonts w:hint="default" w:ascii="Times New Roman" w:hAnsi="Times New Roman" w:cs="Times New Roman"/>
+          <w:sz w:val="28"/>
+          <w:szCs w:val="28"/>
+          <w:highlight w:val="none"/>
+          <w:u w:val="none"/>
+          <w:lang w:val="ru-RU"/>
+        </w:rPr>
+      </w:pPr>
+    </w:p>
+    <w:p>
+      <w:pPr>
+        <w:pStyle w:val="2"/>
+        <w:bidi w:val="0"/>
+        <w:rPr>
+          <w:rFonts w:hint="default"/>
+          <w:lang w:val="ru-RU"/>
+        </w:rPr>
+      </w:pPr>
+      <w:r>
+        <w:rPr>
+          <w:rFonts w:hint="default"/>
+          <w:lang w:val="ru-RU"/>
+        </w:rPr>
+        <w:t>Модель на цепях Маркова.</w:t>
+      </w:r>
+    </w:p>
+    <w:p>
+      <w:pPr>
+        <w:keepNext w:val="0"/>
+        <w:keepLines w:val="0"/>
+        <w:pageBreakBefore w:val="0"/>
+        <w:widowControl/>
+        <w:kinsoku/>
+        <w:wordWrap/>
+        <w:overflowPunct/>
+        <w:topLinePunct w:val="0"/>
+        <w:autoSpaceDE/>
+        <w:autoSpaceDN/>
+        <w:bidi w:val="0"/>
+        <w:adjustRightInd/>
+        <w:snapToGrid/>
+        <w:jc w:val="both"/>
+        <w:textAlignment w:val="auto"/>
+        <w:rPr>
+          <w:rFonts w:hint="default" w:ascii="Times New Roman" w:hAnsi="Times New Roman" w:eastAsia="Segoe UI"/>
+          <w:i w:val="0"/>
+          <w:iCs w:val="0"/>
+          <w:caps w:val="0"/>
+          <w:color w:val="auto"/>
+          <w:spacing w:val="0"/>
+          <w:sz w:val="28"/>
+          <w:szCs w:val="28"/>
+          <w:shd w:val="clear" w:color="auto" w:fill="auto"/>
+          <w:lang w:val="ru-RU"/>
+        </w:rPr>
+      </w:pPr>
+      <w:r>
+        <w:rPr>
+          <w:rFonts w:hint="default" w:ascii="Times New Roman" w:hAnsi="Times New Roman" w:eastAsia="Segoe UI"/>
+          <w:i w:val="0"/>
+          <w:iCs w:val="0"/>
+          <w:caps w:val="0"/>
+          <w:color w:val="auto"/>
+          <w:spacing w:val="0"/>
+          <w:sz w:val="28"/>
+          <w:szCs w:val="28"/>
+          <w:shd w:val="clear" w:color="auto" w:fill="auto"/>
+          <w:lang w:val="ru-RU"/>
+        </w:rPr>
+        <w:t xml:space="preserve"> </w:t>
+      </w:r>
+    </w:p>
+    <w:p>
+      <w:pPr>
+        <w:keepNext w:val="0"/>
+        <w:keepLines w:val="0"/>
+        <w:pageBreakBefore w:val="0"/>
+        <w:widowControl/>
+        <w:kinsoku/>
+        <w:wordWrap/>
+        <w:overflowPunct/>
+        <w:topLinePunct w:val="0"/>
+        <w:autoSpaceDE/>
+        <w:autoSpaceDN/>
+        <w:bidi w:val="0"/>
+        <w:adjustRightInd/>
+        <w:snapToGrid/>
+        <w:ind w:left="0" w:leftChars="0" w:firstLine="850" w:firstLineChars="0"/>
+        <w:jc w:val="both"/>
+        <w:textAlignment w:val="auto"/>
+        <w:rPr>
+          <w:rFonts w:hint="default" w:ascii="Times New Roman" w:hAnsi="Times New Roman" w:eastAsia="Segoe UI"/>
+          <w:i w:val="0"/>
+          <w:iCs w:val="0"/>
+          <w:caps w:val="0"/>
+          <w:color w:val="auto"/>
+          <w:spacing w:val="0"/>
+          <w:sz w:val="28"/>
+          <w:szCs w:val="28"/>
+          <w:shd w:val="clear" w:color="auto" w:fill="auto"/>
+          <w:lang w:val="ru-RU"/>
+        </w:rPr>
+      </w:pPr>
+    </w:p>
+    <w:p>
+      <w:pPr>
+        <w:keepNext w:val="0"/>
+        <w:keepLines w:val="0"/>
+        <w:pageBreakBefore w:val="0"/>
+        <w:widowControl/>
+        <w:kinsoku/>
+        <w:wordWrap/>
+        <w:overflowPunct/>
+        <w:topLinePunct w:val="0"/>
+        <w:autoSpaceDE/>
+        <w:autoSpaceDN/>
+        <w:bidi w:val="0"/>
+        <w:adjustRightInd/>
+        <w:snapToGrid/>
+        <w:ind w:left="0" w:leftChars="0" w:firstLine="850" w:firstLineChars="0"/>
+        <w:jc w:val="both"/>
+        <w:textAlignment w:val="auto"/>
+        <w:rPr>
+          <w:rFonts w:hint="default" w:ascii="Times New Roman" w:hAnsi="Times New Roman" w:eastAsia="Segoe UI"/>
+          <w:i w:val="0"/>
+          <w:iCs w:val="0"/>
+          <w:caps w:val="0"/>
+          <w:color w:val="auto"/>
+          <w:spacing w:val="0"/>
+          <w:sz w:val="28"/>
+          <w:szCs w:val="28"/>
+          <w:shd w:val="clear" w:color="auto" w:fill="auto"/>
+          <w:lang w:val="ru-RU"/>
+        </w:rPr>
+      </w:pPr>
+      <w:r>
+        <w:rPr>
+          <w:rFonts w:hint="default" w:ascii="Times New Roman" w:hAnsi="Times New Roman" w:eastAsia="Segoe UI"/>
+          <w:i w:val="0"/>
+          <w:iCs w:val="0"/>
+          <w:caps w:val="0"/>
+          <w:color w:val="auto"/>
+          <w:spacing w:val="0"/>
+          <w:sz w:val="28"/>
+          <w:szCs w:val="28"/>
+          <w:shd w:val="clear" w:color="auto" w:fill="auto"/>
+          <w:lang w:val="ru-RU"/>
+        </w:rPr>
+        <w:fldChar w:fldCharType="begin"/>
+      </w:r>
+      <w:r>
+        <w:rPr>
+          <w:rFonts w:hint="default" w:ascii="Times New Roman" w:hAnsi="Times New Roman" w:eastAsia="Segoe UI"/>
+          <w:i w:val="0"/>
+          <w:iCs w:val="0"/>
+          <w:caps w:val="0"/>
+          <w:color w:val="auto"/>
+          <w:spacing w:val="0"/>
+          <w:sz w:val="28"/>
+          <w:szCs w:val="28"/>
+          <w:shd w:val="clear" w:color="auto" w:fill="auto"/>
+          <w:lang w:val="ru-RU"/>
+        </w:rPr>
+        <w:instrText xml:space="preserve"> HYPERLINK "https://elibrary.ru/download/elibrary_53949324_87954537.pdf" </w:instrText>
+      </w:r>
+      <w:r>
+        <w:rPr>
+          <w:rFonts w:hint="default" w:ascii="Times New Roman" w:hAnsi="Times New Roman" w:eastAsia="Segoe UI"/>
+          <w:i w:val="0"/>
+          <w:iCs w:val="0"/>
+          <w:caps w:val="0"/>
+          <w:color w:val="auto"/>
+          <w:spacing w:val="0"/>
+          <w:sz w:val="28"/>
+          <w:szCs w:val="28"/>
+          <w:shd w:val="clear" w:color="auto" w:fill="auto"/>
+          <w:lang w:val="ru-RU"/>
+        </w:rPr>
+        <w:fldChar w:fldCharType="separate"/>
+      </w:r>
+      <w:r>
+        <w:rPr>
+          <w:rStyle w:val="5"/>
+          <w:rFonts w:hint="default" w:ascii="Times New Roman" w:hAnsi="Times New Roman" w:eastAsia="Segoe UI"/>
+          <w:i w:val="0"/>
+          <w:iCs w:val="0"/>
+          <w:caps w:val="0"/>
+          <w:spacing w:val="0"/>
+          <w:sz w:val="28"/>
+          <w:szCs w:val="28"/>
+          <w:shd w:val="clear" w:color="auto" w:fill="auto"/>
+          <w:lang w:val="ru-RU"/>
+        </w:rPr>
+        <w:t>https://elibrary.ru/download/elibrary_53949324_87954537.pdf</w:t>
+      </w:r>
+      <w:r>
+        <w:rPr>
+          <w:rFonts w:hint="default" w:ascii="Times New Roman" w:hAnsi="Times New Roman" w:eastAsia="Segoe UI"/>
+          <w:i w:val="0"/>
+          <w:iCs w:val="0"/>
+          <w:caps w:val="0"/>
+          <w:color w:val="auto"/>
+          <w:spacing w:val="0"/>
+          <w:sz w:val="28"/>
+          <w:szCs w:val="28"/>
+          <w:shd w:val="clear" w:color="auto" w:fill="auto"/>
+          <w:lang w:val="ru-RU"/>
+        </w:rPr>
+        <w:fldChar w:fldCharType="end"/>
+      </w:r>
+    </w:p>
+    <w:p>
+      <w:pPr>
+        <w:keepNext w:val="0"/>
+        <w:keepLines w:val="0"/>
+        <w:pageBreakBefore w:val="0"/>
+        <w:widowControl/>
+        <w:kinsoku/>
+        <w:wordWrap/>
+        <w:overflowPunct/>
+        <w:topLinePunct w:val="0"/>
+        <w:autoSpaceDE/>
+        <w:autoSpaceDN/>
+        <w:bidi w:val="0"/>
+        <w:adjustRightInd/>
+        <w:snapToGrid/>
+        <w:ind w:left="0" w:leftChars="0" w:firstLine="850" w:firstLineChars="0"/>
+        <w:jc w:val="both"/>
+        <w:textAlignment w:val="auto"/>
+        <w:rPr>
+          <w:rFonts w:hint="default" w:ascii="Times New Roman" w:hAnsi="Times New Roman" w:eastAsia="Segoe UI"/>
+          <w:i w:val="0"/>
+          <w:iCs w:val="0"/>
+          <w:caps w:val="0"/>
+          <w:color w:val="auto"/>
+          <w:spacing w:val="0"/>
+          <w:sz w:val="28"/>
+          <w:szCs w:val="28"/>
+          <w:shd w:val="clear" w:color="auto" w:fill="auto"/>
+          <w:lang w:val="ru-RU"/>
+        </w:rPr>
+      </w:pPr>
+    </w:p>
+    <w:p>
+      <w:pPr>
+        <w:keepNext w:val="0"/>
+        <w:keepLines w:val="0"/>
+        <w:pageBreakBefore w:val="0"/>
+        <w:widowControl/>
+        <w:kinsoku/>
+        <w:wordWrap/>
+        <w:overflowPunct/>
+        <w:topLinePunct w:val="0"/>
+        <w:autoSpaceDE/>
+        <w:autoSpaceDN/>
+        <w:bidi w:val="0"/>
+        <w:adjustRightInd/>
+        <w:snapToGrid/>
+        <w:ind w:left="0" w:leftChars="0" w:firstLine="850" w:firstLineChars="0"/>
+        <w:jc w:val="both"/>
+        <w:textAlignment w:val="auto"/>
+        <w:rPr>
+          <w:rFonts w:hint="default" w:ascii="Times New Roman" w:hAnsi="Times New Roman" w:eastAsia="Segoe UI" w:cs="Times New Roman"/>
+          <w:i w:val="0"/>
+          <w:iCs w:val="0"/>
+          <w:caps w:val="0"/>
+          <w:color w:val="auto"/>
+          <w:spacing w:val="0"/>
+          <w:sz w:val="28"/>
+          <w:szCs w:val="28"/>
+          <w:shd w:val="clear" w:color="auto" w:fill="auto"/>
+          <w:lang w:val="ru-RU"/>
+        </w:rPr>
+      </w:pPr>
+      <w:r>
+        <w:rPr>
+          <w:rFonts w:hint="default" w:ascii="Times New Roman" w:hAnsi="Times New Roman" w:eastAsia="Segoe UI" w:cs="Times New Roman"/>
+          <w:i w:val="0"/>
+          <w:iCs w:val="0"/>
+          <w:caps w:val="0"/>
+          <w:color w:val="auto"/>
+          <w:spacing w:val="0"/>
+          <w:sz w:val="28"/>
+          <w:szCs w:val="28"/>
+          <w:shd w:val="clear" w:color="auto" w:fill="auto"/>
+          <w:lang w:val="ru-RU"/>
+        </w:rPr>
+        <w:t>Марковск</w:t>
+      </w:r>
+      <w:r>
+        <w:rPr>
+          <w:rFonts w:hint="default" w:ascii="Times New Roman" w:hAnsi="Times New Roman" w:eastAsia="Segoe UI"/>
+          <w:i w:val="0"/>
+          <w:iCs w:val="0"/>
+          <w:caps w:val="0"/>
+          <w:color w:val="auto"/>
+          <w:spacing w:val="0"/>
+          <w:sz w:val="28"/>
+          <w:szCs w:val="28"/>
+          <w:shd w:val="clear" w:color="auto" w:fill="auto"/>
+          <w:lang w:val="ru-RU"/>
+        </w:rPr>
+        <w:t>ая цепь - модель, описывающую последовательность возможных событий, в которой вероятность каждого события зависит только от состояния, достигнутого в предыдущем событии [4].</w:t>
+      </w:r>
+    </w:p>
+    <w:p>
+      <w:pPr>
+        <w:keepNext w:val="0"/>
+        <w:keepLines w:val="0"/>
+        <w:pageBreakBefore w:val="0"/>
+        <w:widowControl/>
+        <w:kinsoku/>
+        <w:wordWrap/>
+        <w:overflowPunct/>
+        <w:topLinePunct w:val="0"/>
+        <w:autoSpaceDE/>
+        <w:autoSpaceDN/>
+        <w:bidi w:val="0"/>
+        <w:adjustRightInd/>
+        <w:snapToGrid/>
+        <w:ind w:left="0" w:leftChars="0" w:firstLine="850" w:firstLineChars="0"/>
+        <w:jc w:val="both"/>
+        <w:textAlignment w:val="auto"/>
+        <w:rPr>
+          <w:rFonts w:hint="default" w:ascii="Times New Roman" w:hAnsi="Times New Roman" w:eastAsia="Segoe UI" w:cs="Times New Roman"/>
+          <w:i w:val="0"/>
+          <w:iCs w:val="0"/>
+          <w:caps w:val="0"/>
+          <w:color w:val="auto"/>
+          <w:spacing w:val="0"/>
+          <w:sz w:val="28"/>
+          <w:szCs w:val="28"/>
+          <w:shd w:val="clear" w:color="auto" w:fill="auto"/>
+          <w:lang w:val="ru-RU"/>
+        </w:rPr>
+      </w:pPr>
+    </w:p>
+    <w:p>
+      <w:pPr>
+        <w:keepNext w:val="0"/>
+        <w:keepLines w:val="0"/>
+        <w:pageBreakBefore w:val="0"/>
+        <w:widowControl/>
+        <w:kinsoku/>
+        <w:wordWrap/>
+        <w:overflowPunct/>
+        <w:topLinePunct w:val="0"/>
+        <w:autoSpaceDE/>
+        <w:autoSpaceDN/>
+        <w:bidi w:val="0"/>
+        <w:adjustRightInd/>
+        <w:snapToGrid/>
+        <w:ind w:left="0" w:leftChars="0" w:firstLine="850" w:firstLineChars="0"/>
+        <w:jc w:val="both"/>
+        <w:textAlignment w:val="auto"/>
+        <w:rPr>
+          <w:rFonts w:hint="default" w:ascii="Times New Roman" w:hAnsi="Times New Roman" w:eastAsia="Segoe UI"/>
+          <w:i w:val="0"/>
+          <w:iCs w:val="0"/>
+          <w:caps w:val="0"/>
+          <w:color w:val="auto"/>
+          <w:spacing w:val="0"/>
+          <w:sz w:val="28"/>
+          <w:szCs w:val="28"/>
+          <w:shd w:val="clear" w:color="auto" w:fill="auto"/>
+          <w:lang w:val="ru-RU"/>
+        </w:rPr>
+      </w:pPr>
+      <w:r>
+        <w:rPr>
+          <w:rFonts w:hint="default" w:ascii="Times New Roman" w:hAnsi="Times New Roman" w:eastAsia="Segoe UI"/>
+          <w:i w:val="0"/>
+          <w:iCs w:val="0"/>
+          <w:caps w:val="0"/>
+          <w:color w:val="auto"/>
+          <w:spacing w:val="0"/>
+          <w:sz w:val="28"/>
+          <w:szCs w:val="28"/>
+          <w:shd w:val="clear" w:color="auto" w:fill="auto"/>
+          <w:lang w:val="ru-RU"/>
+        </w:rPr>
+        <w:fldChar w:fldCharType="begin"/>
+      </w:r>
+      <w:r>
+        <w:rPr>
+          <w:rFonts w:hint="default" w:ascii="Times New Roman" w:hAnsi="Times New Roman" w:eastAsia="Segoe UI"/>
+          <w:i w:val="0"/>
+          <w:iCs w:val="0"/>
+          <w:caps w:val="0"/>
+          <w:color w:val="auto"/>
+          <w:spacing w:val="0"/>
+          <w:sz w:val="28"/>
+          <w:szCs w:val="28"/>
+          <w:shd w:val="clear" w:color="auto" w:fill="auto"/>
+          <w:lang w:val="ru-RU"/>
+        </w:rPr>
+        <w:instrText xml:space="preserve"> HYPERLINK "https://elibrary.ru/download/elibrary_44801640_58060738.pdf" </w:instrText>
+      </w:r>
+      <w:r>
+        <w:rPr>
+          <w:rFonts w:hint="default" w:ascii="Times New Roman" w:hAnsi="Times New Roman" w:eastAsia="Segoe UI"/>
+          <w:i w:val="0"/>
+          <w:iCs w:val="0"/>
+          <w:caps w:val="0"/>
+          <w:color w:val="auto"/>
+          <w:spacing w:val="0"/>
+          <w:sz w:val="28"/>
+          <w:szCs w:val="28"/>
+          <w:shd w:val="clear" w:color="auto" w:fill="auto"/>
+          <w:lang w:val="ru-RU"/>
+        </w:rPr>
+        <w:fldChar w:fldCharType="separate"/>
+      </w:r>
+      <w:r>
+        <w:rPr>
+          <w:rStyle w:val="5"/>
+          <w:rFonts w:hint="default" w:ascii="Times New Roman" w:hAnsi="Times New Roman" w:eastAsia="Segoe UI"/>
+          <w:i w:val="0"/>
+          <w:iCs w:val="0"/>
+          <w:caps w:val="0"/>
+          <w:spacing w:val="0"/>
+          <w:sz w:val="28"/>
+          <w:szCs w:val="28"/>
+          <w:shd w:val="clear" w:color="auto" w:fill="auto"/>
+          <w:lang w:val="ru-RU"/>
+        </w:rPr>
+        <w:t>https://elibrary.ru/download/elibrary_44801640_58060738.pdf</w:t>
+      </w:r>
+      <w:r>
+        <w:rPr>
+          <w:rFonts w:hint="default" w:ascii="Times New Roman" w:hAnsi="Times New Roman" w:eastAsia="Segoe UI"/>
+          <w:i w:val="0"/>
+          <w:iCs w:val="0"/>
+          <w:caps w:val="0"/>
+          <w:color w:val="auto"/>
+          <w:spacing w:val="0"/>
+          <w:sz w:val="28"/>
+          <w:szCs w:val="28"/>
+          <w:shd w:val="clear" w:color="auto" w:fill="auto"/>
+          <w:lang w:val="ru-RU"/>
+        </w:rPr>
+        <w:fldChar w:fldCharType="end"/>
+      </w:r>
+    </w:p>
+    <w:p>
+      <w:pPr>
+        <w:keepNext w:val="0"/>
+        <w:keepLines w:val="0"/>
+        <w:pageBreakBefore w:val="0"/>
+        <w:widowControl/>
+        <w:kinsoku/>
+        <w:wordWrap/>
+        <w:overflowPunct/>
+        <w:topLinePunct w:val="0"/>
+        <w:autoSpaceDE/>
+        <w:autoSpaceDN/>
+        <w:bidi w:val="0"/>
+        <w:adjustRightInd/>
+        <w:snapToGrid/>
+        <w:ind w:left="0" w:leftChars="0" w:firstLine="850" w:firstLineChars="0"/>
+        <w:jc w:val="both"/>
+        <w:textAlignment w:val="auto"/>
+        <w:rPr>
+          <w:rFonts w:hint="default" w:ascii="Times New Roman" w:hAnsi="Times New Roman" w:eastAsia="Segoe UI" w:cs="Times New Roman"/>
+          <w:i w:val="0"/>
+          <w:iCs w:val="0"/>
+          <w:caps w:val="0"/>
+          <w:color w:val="auto"/>
+          <w:spacing w:val="0"/>
+          <w:sz w:val="28"/>
+          <w:szCs w:val="28"/>
+          <w:shd w:val="clear" w:color="auto" w:fill="auto"/>
+          <w:lang w:val="ru-RU"/>
+        </w:rPr>
+      </w:pPr>
+    </w:p>
+    <w:p>
+      <w:pPr>
+        <w:keepNext w:val="0"/>
+        <w:keepLines w:val="0"/>
+        <w:pageBreakBefore w:val="0"/>
+        <w:widowControl/>
+        <w:kinsoku/>
+        <w:wordWrap/>
+        <w:overflowPunct/>
+        <w:topLinePunct w:val="0"/>
+        <w:autoSpaceDE/>
+        <w:autoSpaceDN/>
+        <w:bidi w:val="0"/>
+        <w:adjustRightInd/>
+        <w:snapToGrid/>
+        <w:ind w:left="0" w:leftChars="0" w:firstLine="850" w:firstLineChars="0"/>
+        <w:jc w:val="both"/>
+        <w:textAlignment w:val="auto"/>
+        <w:rPr>
+          <w:rFonts w:hint="default" w:ascii="Times New Roman" w:hAnsi="Times New Roman" w:eastAsia="Segoe UI"/>
+          <w:i w:val="0"/>
+          <w:iCs w:val="0"/>
+          <w:caps w:val="0"/>
+          <w:color w:val="auto"/>
+          <w:spacing w:val="0"/>
+          <w:sz w:val="28"/>
+          <w:szCs w:val="28"/>
+          <w:shd w:val="clear" w:color="auto" w:fill="auto"/>
+          <w:lang w:val="ru-RU"/>
+        </w:rPr>
+      </w:pPr>
+      <w:r>
+        <w:rPr>
+          <w:rFonts w:hint="default" w:ascii="Times New Roman" w:hAnsi="Times New Roman" w:eastAsia="Segoe UI"/>
+          <w:i w:val="0"/>
+          <w:iCs w:val="0"/>
+          <w:caps w:val="0"/>
+          <w:color w:val="auto"/>
+          <w:spacing w:val="0"/>
+          <w:sz w:val="28"/>
+          <w:szCs w:val="28"/>
+          <w:shd w:val="clear" w:color="auto" w:fill="auto"/>
+          <w:lang w:val="ru-RU"/>
+        </w:rPr>
+        <w:t>Пример цепи Маркова для процесса, имеющего 3 состояния, представлен на рис. 2</w:t>
+      </w:r>
+    </w:p>
+    <w:p>
+      <w:pPr>
+        <w:keepNext w:val="0"/>
+        <w:keepLines w:val="0"/>
+        <w:pageBreakBefore w:val="0"/>
+        <w:widowControl/>
+        <w:kinsoku/>
+        <w:wordWrap/>
+        <w:overflowPunct/>
+        <w:topLinePunct w:val="0"/>
+        <w:autoSpaceDE/>
+        <w:autoSpaceDN/>
+        <w:bidi w:val="0"/>
+        <w:adjustRightInd/>
+        <w:snapToGrid/>
+        <w:ind w:left="0" w:leftChars="0" w:firstLine="850" w:firstLineChars="0"/>
+        <w:jc w:val="both"/>
+        <w:textAlignment w:val="auto"/>
+        <w:rPr>
+          <w:rFonts w:hint="default" w:ascii="Times New Roman" w:hAnsi="Times New Roman" w:eastAsia="Segoe UI" w:cs="Times New Roman"/>
+          <w:i w:val="0"/>
+          <w:iCs w:val="0"/>
+          <w:caps w:val="0"/>
+          <w:color w:val="auto"/>
+          <w:spacing w:val="0"/>
+          <w:sz w:val="28"/>
+          <w:szCs w:val="28"/>
+          <w:shd w:val="clear" w:color="auto" w:fill="auto"/>
+          <w:lang w:val="ru-RU"/>
+        </w:rPr>
+      </w:pPr>
+      <w:r>
+        <w:drawing>
+          <wp:inline distT="0" distB="0" distL="114300" distR="114300">
+            <wp:extent cx="2644140" cy="1516380"/>
+            <wp:effectExtent l="0" t="0" r="7620" b="7620"/>
+            <wp:docPr id="3" name="Изображение 1"/>
+            <wp:cNvGraphicFramePr>
+              <a:graphicFrameLocks xmlns:a="http://schemas.openxmlformats.org/drawingml/2006/main" noChangeAspect="1"/>
+            </wp:cNvGraphicFramePr>
+            <a:graphic xmlns:a="http://schemas.openxmlformats.org/drawingml/2006/main">
+              <a:graphicData uri="http://schemas.openxmlformats.org/drawingml/2006/picture">
+                <pic:pic xmlns:pic="http://schemas.openxmlformats.org/drawingml/2006/picture">
+                  <pic:nvPicPr>
+                    <pic:cNvPr id="3" name="Изображение 1"/>
+                    <pic:cNvPicPr>
+                      <a:picLocks noChangeAspect="1"/>
+                    </pic:cNvPicPr>
+                  </pic:nvPicPr>
+                  <pic:blipFill>
+                    <a:blip r:embed="rId4"/>
+                    <a:stretch>
+                      <a:fillRect/>
+                    </a:stretch>
+                  </pic:blipFill>
+                  <pic:spPr>
+                    <a:xfrm>
+                      <a:off x="0" y="0"/>
+                      <a:ext cx="2644140" cy="1516380"/>
+                    </a:xfrm>
+                    <a:prstGeom prst="rect">
+                      <a:avLst/>
+                    </a:prstGeom>
+                    <a:noFill/>
+                    <a:ln>
+                      <a:noFill/>
+                    </a:ln>
+                  </pic:spPr>
+                </pic:pic>
+              </a:graphicData>
+            </a:graphic>
+          </wp:inline>
+        </w:drawing>
+      </w:r>
+    </w:p>
+    <w:p>
+      <w:pPr>
+        <w:keepNext w:val="0"/>
+        <w:keepLines w:val="0"/>
+        <w:pageBreakBefore w:val="0"/>
+        <w:widowControl/>
+        <w:kinsoku/>
+        <w:wordWrap/>
+        <w:overflowPunct/>
+        <w:topLinePunct w:val="0"/>
+        <w:autoSpaceDE/>
+        <w:autoSpaceDN/>
+        <w:bidi w:val="0"/>
+        <w:adjustRightInd/>
+        <w:snapToGrid/>
+        <w:ind w:left="0" w:leftChars="0" w:firstLine="850" w:firstLineChars="0"/>
+        <w:jc w:val="both"/>
+        <w:textAlignment w:val="auto"/>
+        <w:rPr>
+          <w:rFonts w:hint="default" w:ascii="Times New Roman" w:hAnsi="Times New Roman" w:eastAsia="Segoe UI" w:cs="Times New Roman"/>
+          <w:i w:val="0"/>
+          <w:iCs w:val="0"/>
+          <w:caps w:val="0"/>
+          <w:color w:val="0070C0"/>
+          <w:spacing w:val="0"/>
+          <w:sz w:val="28"/>
+          <w:szCs w:val="28"/>
+          <w:shd w:val="clear" w:color="auto" w:fill="auto"/>
+          <w:lang w:val="ru-RU"/>
+        </w:rPr>
+      </w:pPr>
+      <w:r>
+        <w:rPr>
+          <w:rFonts w:hint="default" w:ascii="Times New Roman" w:hAnsi="Times New Roman" w:eastAsia="Segoe UI" w:cs="Times New Roman"/>
+          <w:i w:val="0"/>
+          <w:iCs w:val="0"/>
+          <w:color w:val="0070C0"/>
+          <w:spacing w:val="0"/>
+          <w:sz w:val="28"/>
+          <w:szCs w:val="28"/>
+          <w:shd w:val="clear" w:color="auto" w:fill="auto"/>
+          <w:lang w:val="ru-RU"/>
+        </w:rPr>
+        <w:t>И</w:t>
+      </w:r>
+      <w:r>
+        <w:rPr>
+          <w:rFonts w:hint="default" w:ascii="Times New Roman" w:hAnsi="Times New Roman" w:eastAsia="Segoe UI" w:cs="Times New Roman"/>
+          <w:i w:val="0"/>
+          <w:iCs w:val="0"/>
+          <w:caps w:val="0"/>
+          <w:color w:val="0070C0"/>
+          <w:spacing w:val="0"/>
+          <w:sz w:val="28"/>
+          <w:szCs w:val="28"/>
+          <w:shd w:val="clear" w:color="auto" w:fill="auto"/>
+          <w:lang w:val="ru-RU"/>
+        </w:rPr>
+        <w:t xml:space="preserve">з </w:t>
+      </w:r>
+      <w:r>
+        <w:rPr>
+          <w:rFonts w:hint="default" w:ascii="Times New Roman" w:hAnsi="Times New Roman" w:eastAsia="Segoe UI" w:cs="Times New Roman"/>
+          <w:i w:val="0"/>
+          <w:iCs w:val="0"/>
+          <w:caps w:val="0"/>
+          <w:color w:val="0070C0"/>
+          <w:spacing w:val="0"/>
+          <w:sz w:val="28"/>
+          <w:szCs w:val="28"/>
+          <w:shd w:val="clear" w:color="auto" w:fill="auto"/>
+        </w:rPr>
+        <w:t>Чучуева И</w:t>
+      </w:r>
+      <w:r>
+        <w:rPr>
+          <w:rFonts w:hint="default" w:ascii="Times New Roman" w:hAnsi="Times New Roman" w:eastAsia="Segoe UI" w:cs="Times New Roman"/>
+          <w:i w:val="0"/>
+          <w:iCs w:val="0"/>
+          <w:caps w:val="0"/>
+          <w:color w:val="0070C0"/>
+          <w:spacing w:val="0"/>
+          <w:sz w:val="28"/>
+          <w:szCs w:val="28"/>
+          <w:shd w:val="clear" w:color="auto" w:fill="auto"/>
+          <w:lang w:val="ru-RU"/>
+        </w:rPr>
+        <w:t>.</w:t>
+      </w:r>
+      <w:r>
+        <w:rPr>
+          <w:rFonts w:hint="default" w:ascii="Times New Roman" w:hAnsi="Times New Roman" w:eastAsia="Segoe UI" w:cs="Times New Roman"/>
+          <w:i w:val="0"/>
+          <w:iCs w:val="0"/>
+          <w:caps w:val="0"/>
+          <w:color w:val="0070C0"/>
+          <w:spacing w:val="0"/>
+          <w:sz w:val="28"/>
+          <w:szCs w:val="28"/>
+          <w:shd w:val="clear" w:color="auto" w:fill="auto"/>
+        </w:rPr>
+        <w:t xml:space="preserve"> А</w:t>
+      </w:r>
+      <w:r>
+        <w:rPr>
+          <w:rFonts w:hint="default" w:ascii="Times New Roman" w:hAnsi="Times New Roman" w:eastAsia="Segoe UI" w:cs="Times New Roman"/>
+          <w:i w:val="0"/>
+          <w:iCs w:val="0"/>
+          <w:caps w:val="0"/>
+          <w:color w:val="0070C0"/>
+          <w:spacing w:val="0"/>
+          <w:sz w:val="28"/>
+          <w:szCs w:val="28"/>
+          <w:shd w:val="clear" w:color="auto" w:fill="auto"/>
+          <w:lang w:val="ru-RU"/>
+        </w:rPr>
+        <w:t>.</w:t>
+      </w:r>
+      <w:r>
+        <w:rPr>
+          <w:rFonts w:hint="default" w:ascii="Times New Roman" w:hAnsi="Times New Roman" w:eastAsia="Segoe UI" w:cs="Times New Roman"/>
+          <w:i w:val="0"/>
+          <w:iCs w:val="0"/>
+          <w:caps w:val="0"/>
+          <w:color w:val="0070C0"/>
+          <w:spacing w:val="0"/>
+          <w:sz w:val="28"/>
+          <w:szCs w:val="28"/>
+          <w:shd w:val="clear" w:color="auto" w:fill="auto"/>
+        </w:rPr>
+        <w:t xml:space="preserve"> </w:t>
+      </w:r>
+      <w:r>
+        <w:rPr>
+          <w:rFonts w:hint="default" w:ascii="Times New Roman" w:hAnsi="Times New Roman" w:eastAsia="Segoe UI" w:cs="Times New Roman"/>
+          <w:i w:val="0"/>
+          <w:iCs w:val="0"/>
+          <w:caps w:val="0"/>
+          <w:color w:val="0070C0"/>
+          <w:spacing w:val="0"/>
+          <w:sz w:val="28"/>
+          <w:szCs w:val="28"/>
+          <w:shd w:val="clear" w:color="auto" w:fill="auto"/>
+          <w:lang w:val="ru-RU"/>
+        </w:rPr>
+        <w:t>«</w:t>
+      </w:r>
+      <w:r>
+        <w:rPr>
+          <w:rFonts w:hint="default" w:ascii="Times New Roman" w:hAnsi="Times New Roman" w:eastAsia="Segoe UI" w:cs="Times New Roman"/>
+          <w:i w:val="0"/>
+          <w:iCs w:val="0"/>
+          <w:caps w:val="0"/>
+          <w:color w:val="0070C0"/>
+          <w:spacing w:val="0"/>
+          <w:sz w:val="28"/>
+          <w:szCs w:val="28"/>
+          <w:shd w:val="clear" w:color="auto" w:fill="auto"/>
+        </w:rPr>
+        <w:t>МОДЕЛЬ</w:t>
+      </w:r>
+      <w:r>
+        <w:rPr>
+          <w:rFonts w:hint="default" w:ascii="Times New Roman" w:hAnsi="Times New Roman" w:eastAsia="Segoe UI" w:cs="Times New Roman"/>
+          <w:i w:val="0"/>
+          <w:iCs w:val="0"/>
+          <w:caps w:val="0"/>
+          <w:color w:val="0070C0"/>
+          <w:spacing w:val="0"/>
+          <w:sz w:val="28"/>
+          <w:szCs w:val="28"/>
+          <w:shd w:val="clear" w:color="auto" w:fill="auto"/>
+          <w:lang w:val="ru-RU"/>
+        </w:rPr>
+        <w:t xml:space="preserve"> </w:t>
+      </w:r>
+      <w:r>
+        <w:rPr>
+          <w:rFonts w:hint="default" w:ascii="Times New Roman" w:hAnsi="Times New Roman" w:eastAsia="Segoe UI" w:cs="Times New Roman"/>
+          <w:i w:val="0"/>
+          <w:iCs w:val="0"/>
+          <w:caps w:val="0"/>
+          <w:color w:val="0070C0"/>
+          <w:spacing w:val="0"/>
+          <w:sz w:val="28"/>
+          <w:szCs w:val="28"/>
+          <w:shd w:val="clear" w:color="auto" w:fill="auto"/>
+        </w:rPr>
+        <w:t>ПРОГНОЗИРОВАНИЯ ВРЕМЕННЫХ РЯДОВ ПО ВЫБОРКЕ МАКСИМАЛЬНОГО ПОДОБИЯ</w:t>
+      </w:r>
+      <w:r>
+        <w:rPr>
+          <w:rFonts w:hint="default" w:ascii="Times New Roman" w:hAnsi="Times New Roman" w:eastAsia="Segoe UI" w:cs="Times New Roman"/>
+          <w:i w:val="0"/>
+          <w:iCs w:val="0"/>
+          <w:caps w:val="0"/>
+          <w:color w:val="0070C0"/>
+          <w:spacing w:val="0"/>
+          <w:sz w:val="28"/>
+          <w:szCs w:val="28"/>
+          <w:shd w:val="clear" w:color="auto" w:fill="auto"/>
+          <w:lang w:val="ru-RU"/>
+        </w:rPr>
+        <w:t>»</w:t>
+      </w:r>
+    </w:p>
+    <w:p>
+      <w:pPr>
+        <w:keepNext w:val="0"/>
+        <w:keepLines w:val="0"/>
+        <w:pageBreakBefore w:val="0"/>
+        <w:widowControl/>
+        <w:kinsoku/>
+        <w:wordWrap/>
+        <w:overflowPunct/>
+        <w:topLinePunct w:val="0"/>
+        <w:autoSpaceDE/>
+        <w:autoSpaceDN/>
+        <w:bidi w:val="0"/>
+        <w:adjustRightInd/>
+        <w:snapToGrid/>
+        <w:ind w:left="0" w:leftChars="0" w:firstLine="850" w:firstLineChars="0"/>
+        <w:jc w:val="both"/>
+        <w:textAlignment w:val="auto"/>
+        <w:rPr>
+          <w:rFonts w:hint="default" w:ascii="Times New Roman" w:hAnsi="Times New Roman" w:eastAsia="Segoe UI" w:cs="Times New Roman"/>
+          <w:i w:val="0"/>
+          <w:iCs w:val="0"/>
+          <w:caps w:val="0"/>
+          <w:color w:val="auto"/>
+          <w:spacing w:val="0"/>
+          <w:sz w:val="28"/>
+          <w:szCs w:val="28"/>
+          <w:shd w:val="clear" w:color="auto" w:fill="auto"/>
+        </w:rPr>
+      </w:pPr>
+    </w:p>
+    <w:p>
+      <w:pPr>
+        <w:keepNext w:val="0"/>
+        <w:keepLines w:val="0"/>
+        <w:pageBreakBefore w:val="0"/>
+        <w:widowControl/>
+        <w:kinsoku/>
+        <w:wordWrap/>
+        <w:overflowPunct/>
+        <w:topLinePunct w:val="0"/>
+        <w:autoSpaceDE/>
+        <w:autoSpaceDN/>
+        <w:bidi w:val="0"/>
+        <w:adjustRightInd/>
+        <w:snapToGrid/>
+        <w:ind w:left="0" w:leftChars="0" w:firstLine="850" w:firstLineChars="0"/>
+        <w:jc w:val="both"/>
+        <w:textAlignment w:val="auto"/>
+        <w:rPr>
+          <w:rFonts w:hint="default" w:ascii="Times New Roman" w:hAnsi="Times New Roman" w:eastAsia="Segoe UI" w:cs="Times New Roman"/>
+          <w:i w:val="0"/>
+          <w:iCs w:val="0"/>
+          <w:caps w:val="0"/>
+          <w:color w:val="auto"/>
+          <w:spacing w:val="0"/>
+          <w:sz w:val="28"/>
+          <w:szCs w:val="28"/>
+          <w:shd w:val="clear" w:color="auto" w:fill="auto"/>
+          <w:lang w:val="ru-RU"/>
+        </w:rPr>
+      </w:pPr>
+      <w:r>
+        <w:rPr>
+          <w:rFonts w:hint="default" w:ascii="Times New Roman" w:hAnsi="Times New Roman" w:eastAsia="Segoe UI" w:cs="Times New Roman"/>
+          <w:i w:val="0"/>
+          <w:iCs w:val="0"/>
+          <w:caps w:val="0"/>
+          <w:color w:val="auto"/>
+          <w:spacing w:val="0"/>
+          <w:sz w:val="28"/>
+          <w:szCs w:val="28"/>
+          <w:shd w:val="clear" w:color="auto" w:fill="auto"/>
+        </w:rPr>
+        <w:t>Здесь S1 ,..., S3 — состояния процесса Z t ; 12 — вероятность перехода из состояния S1 в состояние S2 , 23 — вероятность перехода из состояния S2 в состояние S3 и т. д. При построении цепи Маркова определяется множество состояний и вероятности переходов. Есть текущее состояние процесса Si , то качестве будущего состояния процесса выбирается такое состояние S j , вероятность перехода в которое (значение ij ) максимальна.</w:t>
+      </w:r>
+    </w:p>
+    <w:p>
+      <w:pPr>
+        <w:keepNext w:val="0"/>
+        <w:keepLines w:val="0"/>
+        <w:pageBreakBefore w:val="0"/>
+        <w:widowControl/>
+        <w:kinsoku/>
+        <w:wordWrap/>
+        <w:overflowPunct/>
+        <w:topLinePunct w:val="0"/>
+        <w:autoSpaceDE/>
+        <w:autoSpaceDN/>
+        <w:bidi w:val="0"/>
+        <w:adjustRightInd/>
+        <w:snapToGrid/>
+        <w:ind w:left="0" w:leftChars="0" w:firstLine="850" w:firstLineChars="0"/>
+        <w:jc w:val="both"/>
+        <w:textAlignment w:val="auto"/>
+        <w:rPr>
+          <w:rFonts w:hint="default" w:ascii="Times New Roman" w:hAnsi="Times New Roman" w:eastAsia="Segoe UI"/>
+          <w:i w:val="0"/>
+          <w:iCs w:val="0"/>
+          <w:caps w:val="0"/>
+          <w:color w:val="auto"/>
+          <w:spacing w:val="0"/>
+          <w:sz w:val="28"/>
+          <w:szCs w:val="28"/>
+          <w:shd w:val="clear" w:color="auto" w:fill="auto"/>
+          <w:lang w:val="ru-RU"/>
+        </w:rPr>
+      </w:pPr>
+      <w:r>
+        <w:rPr>
+          <w:rFonts w:hint="default" w:ascii="Times New Roman" w:hAnsi="Times New Roman" w:eastAsia="Segoe UI"/>
+          <w:i w:val="0"/>
+          <w:iCs w:val="0"/>
+          <w:caps w:val="0"/>
+          <w:color w:val="auto"/>
+          <w:spacing w:val="0"/>
+          <w:sz w:val="28"/>
+          <w:szCs w:val="28"/>
+          <w:shd w:val="clear" w:color="auto" w:fill="auto"/>
+          <w:lang w:val="ru-RU"/>
+        </w:rPr>
+        <w:fldChar w:fldCharType="begin"/>
+      </w:r>
+      <w:r>
+        <w:rPr>
+          <w:rFonts w:hint="default" w:ascii="Times New Roman" w:hAnsi="Times New Roman" w:eastAsia="Segoe UI"/>
+          <w:i w:val="0"/>
+          <w:iCs w:val="0"/>
+          <w:caps w:val="0"/>
+          <w:color w:val="auto"/>
+          <w:spacing w:val="0"/>
+          <w:sz w:val="28"/>
+          <w:szCs w:val="28"/>
+          <w:shd w:val="clear" w:color="auto" w:fill="auto"/>
+          <w:lang w:val="ru-RU"/>
+        </w:rPr>
+        <w:instrText xml:space="preserve"> HYPERLINK "https://www.elibrary.ru/download/elibrary_48124652_55808541.pdf#page=105" </w:instrText>
+      </w:r>
+      <w:r>
+        <w:rPr>
+          <w:rFonts w:hint="default" w:ascii="Times New Roman" w:hAnsi="Times New Roman" w:eastAsia="Segoe UI"/>
+          <w:i w:val="0"/>
+          <w:iCs w:val="0"/>
+          <w:caps w:val="0"/>
+          <w:color w:val="auto"/>
+          <w:spacing w:val="0"/>
+          <w:sz w:val="28"/>
+          <w:szCs w:val="28"/>
+          <w:shd w:val="clear" w:color="auto" w:fill="auto"/>
+          <w:lang w:val="ru-RU"/>
+        </w:rPr>
+        <w:fldChar w:fldCharType="separate"/>
+      </w:r>
+      <w:r>
+        <w:rPr>
+          <w:rStyle w:val="5"/>
+          <w:rFonts w:hint="default" w:ascii="Times New Roman" w:hAnsi="Times New Roman" w:eastAsia="Segoe UI"/>
+          <w:i w:val="0"/>
+          <w:iCs w:val="0"/>
+          <w:caps w:val="0"/>
+          <w:spacing w:val="0"/>
+          <w:sz w:val="28"/>
+          <w:szCs w:val="28"/>
+          <w:shd w:val="clear" w:color="auto" w:fill="auto"/>
+          <w:lang w:val="ru-RU"/>
+        </w:rPr>
+        <w:t>https://www.elibrary.ru/download/elibrary_48124652_55808541.pdf#page=105</w:t>
+      </w:r>
+      <w:r>
+        <w:rPr>
+          <w:rFonts w:hint="default" w:ascii="Times New Roman" w:hAnsi="Times New Roman" w:eastAsia="Segoe UI"/>
+          <w:i w:val="0"/>
+          <w:iCs w:val="0"/>
+          <w:caps w:val="0"/>
+          <w:color w:val="auto"/>
+          <w:spacing w:val="0"/>
+          <w:sz w:val="28"/>
+          <w:szCs w:val="28"/>
+          <w:shd w:val="clear" w:color="auto" w:fill="auto"/>
+          <w:lang w:val="ru-RU"/>
+        </w:rPr>
+        <w:fldChar w:fldCharType="end"/>
+      </w:r>
+    </w:p>
+    <w:p>
+      <w:pPr>
+        <w:keepNext w:val="0"/>
+        <w:keepLines w:val="0"/>
+        <w:pageBreakBefore w:val="0"/>
+        <w:widowControl/>
+        <w:kinsoku/>
+        <w:wordWrap/>
+        <w:overflowPunct/>
+        <w:topLinePunct w:val="0"/>
+        <w:autoSpaceDE/>
+        <w:autoSpaceDN/>
+        <w:bidi w:val="0"/>
+        <w:adjustRightInd/>
+        <w:snapToGrid/>
+        <w:ind w:left="0" w:leftChars="0" w:firstLine="850" w:firstLineChars="0"/>
+        <w:jc w:val="both"/>
+        <w:textAlignment w:val="auto"/>
+        <w:rPr>
+          <w:rFonts w:hint="default" w:ascii="Times New Roman" w:hAnsi="Times New Roman" w:eastAsia="Segoe UI"/>
+          <w:i w:val="0"/>
+          <w:iCs w:val="0"/>
+          <w:caps w:val="0"/>
+          <w:color w:val="auto"/>
+          <w:spacing w:val="0"/>
+          <w:sz w:val="28"/>
+          <w:szCs w:val="28"/>
+          <w:shd w:val="clear" w:color="auto" w:fill="auto"/>
+          <w:lang w:val="ru-RU"/>
+        </w:rPr>
+      </w:pPr>
+    </w:p>
+    <w:p>
+      <w:pPr>
+        <w:keepNext w:val="0"/>
+        <w:keepLines w:val="0"/>
+        <w:pageBreakBefore w:val="0"/>
+        <w:widowControl/>
+        <w:kinsoku/>
+        <w:wordWrap/>
+        <w:overflowPunct/>
+        <w:topLinePunct w:val="0"/>
+        <w:autoSpaceDE/>
+        <w:autoSpaceDN/>
+        <w:bidi w:val="0"/>
+        <w:adjustRightInd/>
+        <w:snapToGrid/>
+        <w:ind w:left="0" w:leftChars="0" w:firstLine="850" w:firstLineChars="0"/>
+        <w:jc w:val="both"/>
+        <w:textAlignment w:val="auto"/>
+        <w:rPr>
+          <w:rFonts w:hint="default" w:ascii="Times New Roman" w:hAnsi="Times New Roman" w:eastAsia="Segoe UI" w:cs="Times New Roman"/>
+          <w:i w:val="0"/>
+          <w:iCs w:val="0"/>
+          <w:caps w:val="0"/>
+          <w:color w:val="auto"/>
+          <w:spacing w:val="0"/>
+          <w:sz w:val="28"/>
+          <w:szCs w:val="28"/>
+          <w:u w:val="single"/>
+          <w:shd w:val="clear" w:color="auto" w:fill="auto"/>
+          <w:lang w:val="ru-RU"/>
+        </w:rPr>
+      </w:pPr>
+      <w:r>
+        <w:rPr>
+          <w:rFonts w:hint="default" w:ascii="Times New Roman" w:hAnsi="Times New Roman" w:eastAsia="Segoe UI" w:cs="Times New Roman"/>
+          <w:i w:val="0"/>
+          <w:iCs w:val="0"/>
+          <w:caps w:val="0"/>
+          <w:color w:val="auto"/>
+          <w:spacing w:val="0"/>
+          <w:sz w:val="28"/>
+          <w:szCs w:val="28"/>
+          <w:u w:val="single"/>
+          <w:shd w:val="clear" w:color="auto" w:fill="auto"/>
+          <w:lang w:val="ru-RU"/>
+        </w:rPr>
+        <w:t>М</w:t>
+      </w:r>
+      <w:r>
+        <w:rPr>
+          <w:rFonts w:hint="default" w:ascii="Times New Roman" w:hAnsi="Times New Roman" w:eastAsia="Segoe UI" w:cs="Times New Roman"/>
+          <w:i w:val="0"/>
+          <w:iCs w:val="0"/>
+          <w:caps w:val="0"/>
+          <w:color w:val="auto"/>
+          <w:spacing w:val="0"/>
+          <w:sz w:val="28"/>
+          <w:szCs w:val="28"/>
+          <w:u w:val="single"/>
+          <w:shd w:val="clear" w:color="auto" w:fill="auto"/>
+        </w:rPr>
+        <w:t>арковское свойство</w:t>
+      </w:r>
+      <w:r>
+        <w:rPr>
+          <w:rFonts w:hint="default" w:ascii="Times New Roman" w:hAnsi="Times New Roman" w:eastAsia="Segoe UI" w:cs="Times New Roman"/>
+          <w:i w:val="0"/>
+          <w:iCs w:val="0"/>
+          <w:caps w:val="0"/>
+          <w:color w:val="auto"/>
+          <w:spacing w:val="0"/>
+          <w:sz w:val="28"/>
+          <w:szCs w:val="28"/>
+          <w:shd w:val="clear" w:color="auto" w:fill="auto"/>
+        </w:rPr>
+        <w:t xml:space="preserve"> сообщает, что если известно значение, полученное каким-то случайным процессом в заданный момент врем</w:t>
+      </w:r>
+      <w:r>
+        <w:rPr>
+          <w:rFonts w:hint="default" w:ascii="Times New Roman" w:hAnsi="Times New Roman" w:eastAsia="SimSun" w:cs="Times New Roman"/>
+          <w:sz w:val="28"/>
+          <w:szCs w:val="28"/>
+        </w:rPr>
+        <w:t>ени условное распределение будущих состояний процесса с заданными текущим и прошлыми состояниями зависит только от текущего состояния, но не от прошлых состоян</w:t>
+      </w:r>
+      <w:r>
+        <w:rPr>
+          <w:rFonts w:hint="default" w:ascii="Times New Roman" w:hAnsi="Times New Roman" w:eastAsia="Segoe UI" w:cs="Times New Roman"/>
+          <w:i w:val="0"/>
+          <w:iCs w:val="0"/>
+          <w:caps w:val="0"/>
+          <w:color w:val="auto"/>
+          <w:spacing w:val="0"/>
+          <w:sz w:val="28"/>
+          <w:szCs w:val="28"/>
+          <w:shd w:val="clear" w:color="auto" w:fill="auto"/>
+        </w:rPr>
+        <w:t xml:space="preserve">ий (свойство отсутствия памяти). Случайный процесс с марковским свойством называется </w:t>
+      </w:r>
+      <w:r>
+        <w:rPr>
+          <w:rFonts w:hint="default" w:ascii="Times New Roman" w:hAnsi="Times New Roman" w:eastAsia="Segoe UI" w:cs="Times New Roman"/>
+          <w:i w:val="0"/>
+          <w:iCs w:val="0"/>
+          <w:caps w:val="0"/>
+          <w:color w:val="auto"/>
+          <w:spacing w:val="0"/>
+          <w:sz w:val="28"/>
+          <w:szCs w:val="28"/>
+          <w:u w:val="single"/>
+          <w:shd w:val="clear" w:color="auto" w:fill="auto"/>
+        </w:rPr>
+        <w:t>марковским процессом</w:t>
+      </w:r>
+      <w:r>
+        <w:rPr>
+          <w:rFonts w:hint="default" w:ascii="Times New Roman" w:hAnsi="Times New Roman" w:eastAsia="Segoe UI" w:cs="Times New Roman"/>
+          <w:i w:val="0"/>
+          <w:iCs w:val="0"/>
+          <w:caps w:val="0"/>
+          <w:color w:val="auto"/>
+          <w:spacing w:val="0"/>
+          <w:sz w:val="28"/>
+          <w:szCs w:val="28"/>
+          <w:u w:val="single"/>
+          <w:shd w:val="clear" w:color="auto" w:fill="auto"/>
+          <w:lang w:val="ru-RU"/>
+        </w:rPr>
+        <w:t>.</w:t>
+      </w:r>
+    </w:p>
+    <w:p>
+      <w:pPr>
+        <w:keepNext w:val="0"/>
+        <w:keepLines w:val="0"/>
+        <w:pageBreakBefore w:val="0"/>
+        <w:widowControl/>
+        <w:kinsoku/>
+        <w:wordWrap/>
+        <w:overflowPunct/>
+        <w:topLinePunct w:val="0"/>
+        <w:autoSpaceDE/>
+        <w:autoSpaceDN/>
+        <w:bidi w:val="0"/>
+        <w:adjustRightInd/>
+        <w:snapToGrid/>
+        <w:ind w:left="0" w:leftChars="0" w:firstLine="850" w:firstLineChars="0"/>
+        <w:jc w:val="both"/>
+        <w:textAlignment w:val="auto"/>
+        <w:rPr>
+          <w:rFonts w:hint="default" w:ascii="Times New Roman" w:hAnsi="Times New Roman" w:eastAsia="Segoe UI" w:cs="Times New Roman"/>
+          <w:i w:val="0"/>
+          <w:iCs w:val="0"/>
+          <w:caps w:val="0"/>
+          <w:color w:val="auto"/>
+          <w:spacing w:val="0"/>
+          <w:sz w:val="28"/>
+          <w:szCs w:val="28"/>
+          <w:shd w:val="clear" w:color="auto" w:fill="auto"/>
+        </w:rPr>
+      </w:pPr>
+      <w:r>
+        <w:rPr>
+          <w:rFonts w:hint="default" w:ascii="Times New Roman" w:hAnsi="Times New Roman" w:eastAsia="Segoe UI" w:cs="Times New Roman"/>
+          <w:i w:val="0"/>
+          <w:iCs w:val="0"/>
+          <w:caps w:val="0"/>
+          <w:color w:val="auto"/>
+          <w:spacing w:val="0"/>
+          <w:sz w:val="28"/>
+          <w:szCs w:val="28"/>
+          <w:u w:val="single"/>
+          <w:shd w:val="clear" w:color="auto" w:fill="auto"/>
+        </w:rPr>
+        <w:t>Цепь Маркова</w:t>
+      </w:r>
+      <w:r>
+        <w:rPr>
+          <w:rFonts w:hint="default" w:ascii="Times New Roman" w:hAnsi="Times New Roman" w:eastAsia="Segoe UI" w:cs="Times New Roman"/>
+          <w:i w:val="0"/>
+          <w:iCs w:val="0"/>
+          <w:caps w:val="0"/>
+          <w:color w:val="auto"/>
+          <w:spacing w:val="0"/>
+          <w:sz w:val="28"/>
+          <w:szCs w:val="28"/>
+          <w:shd w:val="clear" w:color="auto" w:fill="auto"/>
+        </w:rPr>
+        <w:t xml:space="preserve"> — это дискретная последовательность состояний, каждое из которых берется из дискретного пространства состояний (конечного или бесконечного), удовлетворяющее марковскому свойству.</w:t>
+      </w:r>
+    </w:p>
+    <w:p>
+      <w:pPr>
+        <w:keepNext w:val="0"/>
+        <w:keepLines w:val="0"/>
+        <w:pageBreakBefore w:val="0"/>
+        <w:widowControl/>
+        <w:kinsoku/>
+        <w:wordWrap/>
+        <w:overflowPunct/>
+        <w:topLinePunct w:val="0"/>
+        <w:autoSpaceDE/>
+        <w:autoSpaceDN/>
+        <w:bidi w:val="0"/>
+        <w:adjustRightInd/>
+        <w:snapToGrid/>
+        <w:ind w:left="0" w:leftChars="0" w:firstLine="850" w:firstLineChars="0"/>
+        <w:jc w:val="both"/>
+        <w:textAlignment w:val="auto"/>
+        <w:rPr>
+          <w:rFonts w:hint="default" w:ascii="Times New Roman" w:hAnsi="Times New Roman" w:eastAsia="Segoe UI" w:cs="Times New Roman"/>
+          <w:i w:val="0"/>
+          <w:iCs w:val="0"/>
+          <w:caps w:val="0"/>
+          <w:color w:val="auto"/>
+          <w:spacing w:val="0"/>
+          <w:sz w:val="28"/>
+          <w:szCs w:val="28"/>
+          <w:shd w:val="clear" w:color="auto" w:fill="auto"/>
+          <w:lang w:val="ru-RU"/>
+        </w:rPr>
+      </w:pPr>
+      <w:r>
+        <w:rPr>
+          <w:rFonts w:hint="default" w:ascii="Times New Roman" w:hAnsi="Times New Roman" w:eastAsia="Segoe UI" w:cs="Times New Roman"/>
+          <w:i w:val="0"/>
+          <w:iCs w:val="0"/>
+          <w:caps w:val="0"/>
+          <w:color w:val="auto"/>
+          <w:spacing w:val="0"/>
+          <w:sz w:val="28"/>
+          <w:szCs w:val="28"/>
+          <w:shd w:val="clear" w:color="auto" w:fill="auto"/>
+        </w:rPr>
+        <w:t>Для расчёта динамики цепи,</w:t>
+      </w:r>
+      <w:r>
+        <w:rPr>
+          <w:rFonts w:hint="default" w:ascii="Times New Roman" w:hAnsi="Times New Roman" w:eastAsia="Segoe UI" w:cs="Times New Roman"/>
+          <w:i w:val="0"/>
+          <w:iCs w:val="0"/>
+          <w:caps w:val="0"/>
+          <w:color w:val="auto"/>
+          <w:spacing w:val="0"/>
+          <w:sz w:val="28"/>
+          <w:szCs w:val="28"/>
+          <w:shd w:val="clear" w:color="auto" w:fill="auto"/>
+          <w:lang w:val="ru-RU"/>
+        </w:rPr>
+        <w:t xml:space="preserve"> </w:t>
+      </w:r>
+      <w:r>
+        <w:rPr>
+          <w:rFonts w:hint="default" w:ascii="Times New Roman" w:hAnsi="Times New Roman" w:eastAsia="Segoe UI" w:cs="Times New Roman"/>
+          <w:i w:val="0"/>
+          <w:iCs w:val="0"/>
+          <w:caps w:val="0"/>
+          <w:color w:val="auto"/>
+          <w:spacing w:val="0"/>
+          <w:sz w:val="28"/>
+          <w:szCs w:val="28"/>
+          <w:shd w:val="clear" w:color="auto" w:fill="auto"/>
+        </w:rPr>
+        <w:t xml:space="preserve">необходимо лишь два аспекта: </w:t>
+      </w:r>
+      <w:r>
+        <w:rPr>
+          <w:rFonts w:hint="default" w:ascii="Times New Roman" w:hAnsi="Times New Roman" w:eastAsia="Segoe UI" w:cs="Times New Roman"/>
+          <w:i w:val="0"/>
+          <w:iCs w:val="0"/>
+          <w:caps w:val="0"/>
+          <w:color w:val="auto"/>
+          <w:spacing w:val="0"/>
+          <w:sz w:val="28"/>
+          <w:szCs w:val="28"/>
+          <w:u w:val="single"/>
+          <w:shd w:val="clear" w:color="auto" w:fill="auto"/>
+        </w:rPr>
+        <w:t>исходное распределение вероятностей</w:t>
+      </w:r>
+      <w:r>
+        <w:rPr>
+          <w:rFonts w:hint="default" w:ascii="Times New Roman" w:hAnsi="Times New Roman" w:eastAsia="Segoe UI" w:cs="Times New Roman"/>
+          <w:i w:val="0"/>
+          <w:iCs w:val="0"/>
+          <w:caps w:val="0"/>
+          <w:color w:val="auto"/>
+          <w:spacing w:val="0"/>
+          <w:sz w:val="28"/>
+          <w:szCs w:val="28"/>
+          <w:shd w:val="clear" w:color="auto" w:fill="auto"/>
+        </w:rPr>
+        <w:t xml:space="preserve"> и матрица переходных состояний. </w:t>
+      </w:r>
+      <w:r>
+        <w:rPr>
+          <w:rFonts w:hint="default" w:ascii="Times New Roman" w:hAnsi="Times New Roman" w:eastAsia="Segoe UI" w:cs="Times New Roman"/>
+          <w:i w:val="0"/>
+          <w:iCs w:val="0"/>
+          <w:caps w:val="0"/>
+          <w:color w:val="auto"/>
+          <w:spacing w:val="0"/>
+          <w:sz w:val="28"/>
+          <w:szCs w:val="28"/>
+          <w:u w:val="single"/>
+          <w:shd w:val="clear" w:color="auto" w:fill="auto"/>
+        </w:rPr>
+        <w:t>Матрица переходных вероятностей</w:t>
+      </w:r>
+      <w:r>
+        <w:rPr>
+          <w:rFonts w:hint="default" w:ascii="Times New Roman" w:hAnsi="Times New Roman" w:eastAsia="Segoe UI" w:cs="Times New Roman"/>
+          <w:i w:val="0"/>
+          <w:iCs w:val="0"/>
+          <w:caps w:val="0"/>
+          <w:color w:val="auto"/>
+          <w:spacing w:val="0"/>
+          <w:sz w:val="28"/>
+          <w:szCs w:val="28"/>
+          <w:shd w:val="clear" w:color="auto" w:fill="auto"/>
+        </w:rPr>
+        <w:t xml:space="preserve"> — вероятности того, что состояние на следующем шаге является последующим для другого состояния на текущий момент для любой пары состояний</w:t>
+      </w:r>
+      <w:r>
+        <w:rPr>
+          <w:rFonts w:hint="default" w:ascii="Times New Roman" w:hAnsi="Times New Roman" w:eastAsia="Segoe UI" w:cs="Times New Roman"/>
+          <w:i w:val="0"/>
+          <w:iCs w:val="0"/>
+          <w:caps w:val="0"/>
+          <w:color w:val="auto"/>
+          <w:spacing w:val="0"/>
+          <w:sz w:val="28"/>
+          <w:szCs w:val="28"/>
+          <w:shd w:val="clear" w:color="auto" w:fill="auto"/>
+          <w:lang w:val="ru-RU"/>
+        </w:rPr>
+        <w:t xml:space="preserve">. </w:t>
+      </w:r>
+    </w:p>
+    <w:p>
+      <w:pPr>
+        <w:keepNext w:val="0"/>
+        <w:keepLines w:val="0"/>
+        <w:pageBreakBefore w:val="0"/>
+        <w:widowControl/>
+        <w:kinsoku/>
+        <w:wordWrap/>
+        <w:overflowPunct/>
+        <w:topLinePunct w:val="0"/>
+        <w:autoSpaceDE/>
+        <w:autoSpaceDN/>
+        <w:bidi w:val="0"/>
+        <w:adjustRightInd/>
+        <w:snapToGrid/>
+        <w:ind w:left="0" w:leftChars="0" w:firstLine="850" w:firstLineChars="0"/>
+        <w:jc w:val="both"/>
+        <w:textAlignment w:val="auto"/>
+      </w:pPr>
+    </w:p>
+    <w:p>
+      <w:pPr>
+        <w:keepNext w:val="0"/>
+        <w:keepLines w:val="0"/>
+        <w:pageBreakBefore w:val="0"/>
+        <w:widowControl/>
+        <w:numPr>
+          <w:ilvl w:val="0"/>
+          <w:numId w:val="0"/>
+        </w:numPr>
+        <w:kinsoku/>
+        <w:wordWrap/>
+        <w:overflowPunct/>
+        <w:topLinePunct w:val="0"/>
+        <w:autoSpaceDE/>
+        <w:autoSpaceDN/>
+        <w:bidi w:val="0"/>
+        <w:adjustRightInd/>
+        <w:snapToGrid/>
+        <w:jc w:val="both"/>
+        <w:textAlignment w:val="auto"/>
+        <w:rPr>
+          <w:rFonts w:hint="default" w:ascii="Times New Roman" w:hAnsi="Times New Roman" w:cs="Times New Roman"/>
+          <w:sz w:val="28"/>
+          <w:szCs w:val="28"/>
+          <w:highlight w:val="none"/>
+          <w:u w:val="none"/>
+          <w:lang w:val="ru-RU"/>
+        </w:rPr>
+      </w:pPr>
+    </w:p>
+    <w:p>
+      <w:pPr>
+        <w:pStyle w:val="2"/>
+        <w:bidi w:val="0"/>
+        <w:rPr>
+          <w:rFonts w:hint="default"/>
+          <w:lang w:val="ru-RU"/>
+        </w:rPr>
+      </w:pPr>
+      <w:r>
+        <w:rPr>
+          <w:rFonts w:hint="default"/>
+          <w:lang w:val="ru-RU"/>
+        </w:rPr>
+        <w:t>Модель по выборке максимального подобия.</w:t>
+      </w:r>
+    </w:p>
+    <w:p>
+      <w:pPr>
+        <w:keepNext w:val="0"/>
+        <w:keepLines w:val="0"/>
+        <w:pageBreakBefore w:val="0"/>
+        <w:widowControl/>
+        <w:numPr>
+          <w:ilvl w:val="0"/>
+          <w:numId w:val="0"/>
+        </w:numPr>
+        <w:kinsoku/>
+        <w:wordWrap/>
+        <w:overflowPunct/>
+        <w:topLinePunct w:val="0"/>
+        <w:autoSpaceDE/>
+        <w:autoSpaceDN/>
+        <w:bidi w:val="0"/>
+        <w:adjustRightInd/>
+        <w:snapToGrid/>
+        <w:jc w:val="both"/>
+        <w:textAlignment w:val="auto"/>
+        <w:rPr>
+          <w:rFonts w:hint="default" w:ascii="Times New Roman" w:hAnsi="Times New Roman" w:cs="Times New Roman"/>
+          <w:sz w:val="28"/>
+          <w:szCs w:val="28"/>
+          <w:highlight w:val="none"/>
+          <w:u w:val="none"/>
+          <w:lang w:val="ru-RU"/>
+        </w:rPr>
+      </w:pPr>
+    </w:p>
+    <w:p>
+      <w:pPr>
+        <w:keepNext w:val="0"/>
+        <w:keepLines w:val="0"/>
+        <w:pageBreakBefore w:val="0"/>
+        <w:widowControl/>
+        <w:kinsoku/>
+        <w:wordWrap/>
+        <w:overflowPunct/>
+        <w:topLinePunct w:val="0"/>
+        <w:autoSpaceDE/>
+        <w:autoSpaceDN/>
+        <w:bidi w:val="0"/>
+        <w:adjustRightInd/>
+        <w:snapToGrid/>
+        <w:ind w:left="0" w:leftChars="0" w:firstLine="850" w:firstLineChars="0"/>
+        <w:jc w:val="both"/>
+        <w:textAlignment w:val="auto"/>
+        <w:rPr>
+          <w:rFonts w:hint="default" w:ascii="Times New Roman" w:hAnsi="Times New Roman" w:eastAsia="Segoe UI" w:cs="Times New Roman"/>
+          <w:i w:val="0"/>
+          <w:iCs w:val="0"/>
+          <w:caps w:val="0"/>
+          <w:color w:val="0070C0"/>
+          <w:spacing w:val="0"/>
+          <w:sz w:val="28"/>
+          <w:szCs w:val="28"/>
+          <w:shd w:val="clear" w:color="auto" w:fill="auto"/>
+          <w:lang w:val="ru-RU"/>
+        </w:rPr>
+      </w:pPr>
+      <w:r>
+        <w:rPr>
+          <w:rFonts w:hint="default" w:ascii="Times New Roman" w:hAnsi="Times New Roman" w:eastAsia="Segoe UI" w:cs="Times New Roman"/>
+          <w:i w:val="0"/>
+          <w:iCs w:val="0"/>
+          <w:color w:val="0070C0"/>
+          <w:spacing w:val="0"/>
+          <w:sz w:val="28"/>
+          <w:szCs w:val="28"/>
+          <w:shd w:val="clear" w:color="auto" w:fill="auto"/>
+          <w:lang w:val="ru-RU"/>
+        </w:rPr>
+        <w:t>И</w:t>
+      </w:r>
+      <w:r>
+        <w:rPr>
+          <w:rFonts w:hint="default" w:ascii="Times New Roman" w:hAnsi="Times New Roman" w:eastAsia="Segoe UI" w:cs="Times New Roman"/>
+          <w:i w:val="0"/>
+          <w:iCs w:val="0"/>
+          <w:caps w:val="0"/>
+          <w:color w:val="0070C0"/>
+          <w:spacing w:val="0"/>
+          <w:sz w:val="28"/>
+          <w:szCs w:val="28"/>
+          <w:shd w:val="clear" w:color="auto" w:fill="auto"/>
+          <w:lang w:val="ru-RU"/>
+        </w:rPr>
+        <w:t xml:space="preserve">з </w:t>
+      </w:r>
+      <w:r>
+        <w:rPr>
+          <w:rFonts w:hint="default" w:ascii="Times New Roman" w:hAnsi="Times New Roman" w:eastAsia="Segoe UI" w:cs="Times New Roman"/>
+          <w:i w:val="0"/>
+          <w:iCs w:val="0"/>
+          <w:caps w:val="0"/>
+          <w:color w:val="0070C0"/>
+          <w:spacing w:val="0"/>
+          <w:sz w:val="28"/>
+          <w:szCs w:val="28"/>
+          <w:shd w:val="clear" w:color="auto" w:fill="auto"/>
+        </w:rPr>
+        <w:t>Чучуева И</w:t>
+      </w:r>
+      <w:r>
+        <w:rPr>
+          <w:rFonts w:hint="default" w:ascii="Times New Roman" w:hAnsi="Times New Roman" w:eastAsia="Segoe UI" w:cs="Times New Roman"/>
+          <w:i w:val="0"/>
+          <w:iCs w:val="0"/>
+          <w:caps w:val="0"/>
+          <w:color w:val="0070C0"/>
+          <w:spacing w:val="0"/>
+          <w:sz w:val="28"/>
+          <w:szCs w:val="28"/>
+          <w:shd w:val="clear" w:color="auto" w:fill="auto"/>
+          <w:lang w:val="ru-RU"/>
+        </w:rPr>
+        <w:t>.</w:t>
+      </w:r>
+      <w:r>
+        <w:rPr>
+          <w:rFonts w:hint="default" w:ascii="Times New Roman" w:hAnsi="Times New Roman" w:eastAsia="Segoe UI" w:cs="Times New Roman"/>
+          <w:i w:val="0"/>
+          <w:iCs w:val="0"/>
+          <w:caps w:val="0"/>
+          <w:color w:val="0070C0"/>
+          <w:spacing w:val="0"/>
+          <w:sz w:val="28"/>
+          <w:szCs w:val="28"/>
+          <w:shd w:val="clear" w:color="auto" w:fill="auto"/>
+        </w:rPr>
+        <w:t xml:space="preserve"> А</w:t>
+      </w:r>
+      <w:r>
+        <w:rPr>
+          <w:rFonts w:hint="default" w:ascii="Times New Roman" w:hAnsi="Times New Roman" w:eastAsia="Segoe UI" w:cs="Times New Roman"/>
+          <w:i w:val="0"/>
+          <w:iCs w:val="0"/>
+          <w:caps w:val="0"/>
+          <w:color w:val="0070C0"/>
+          <w:spacing w:val="0"/>
+          <w:sz w:val="28"/>
+          <w:szCs w:val="28"/>
+          <w:shd w:val="clear" w:color="auto" w:fill="auto"/>
+          <w:lang w:val="ru-RU"/>
+        </w:rPr>
+        <w:t>.</w:t>
+      </w:r>
+      <w:r>
+        <w:rPr>
+          <w:rFonts w:hint="default" w:ascii="Times New Roman" w:hAnsi="Times New Roman" w:eastAsia="Segoe UI" w:cs="Times New Roman"/>
+          <w:i w:val="0"/>
+          <w:iCs w:val="0"/>
+          <w:caps w:val="0"/>
+          <w:color w:val="0070C0"/>
+          <w:spacing w:val="0"/>
+          <w:sz w:val="28"/>
+          <w:szCs w:val="28"/>
+          <w:shd w:val="clear" w:color="auto" w:fill="auto"/>
+        </w:rPr>
+        <w:t xml:space="preserve"> </w:t>
+      </w:r>
+      <w:r>
+        <w:rPr>
+          <w:rFonts w:hint="default" w:ascii="Times New Roman" w:hAnsi="Times New Roman" w:eastAsia="Segoe UI" w:cs="Times New Roman"/>
+          <w:i w:val="0"/>
+          <w:iCs w:val="0"/>
+          <w:caps w:val="0"/>
+          <w:color w:val="0070C0"/>
+          <w:spacing w:val="0"/>
+          <w:sz w:val="28"/>
+          <w:szCs w:val="28"/>
+          <w:shd w:val="clear" w:color="auto" w:fill="auto"/>
+          <w:lang w:val="ru-RU"/>
+        </w:rPr>
+        <w:t>«</w:t>
+      </w:r>
+      <w:r>
+        <w:rPr>
+          <w:rFonts w:hint="default" w:ascii="Times New Roman" w:hAnsi="Times New Roman" w:eastAsia="Segoe UI" w:cs="Times New Roman"/>
+          <w:i w:val="0"/>
+          <w:iCs w:val="0"/>
+          <w:caps w:val="0"/>
+          <w:color w:val="0070C0"/>
+          <w:spacing w:val="0"/>
+          <w:sz w:val="28"/>
+          <w:szCs w:val="28"/>
+          <w:shd w:val="clear" w:color="auto" w:fill="auto"/>
+        </w:rPr>
+        <w:t>МОДЕЛЬ</w:t>
+      </w:r>
+      <w:r>
+        <w:rPr>
+          <w:rFonts w:hint="default" w:ascii="Times New Roman" w:hAnsi="Times New Roman" w:eastAsia="Segoe UI" w:cs="Times New Roman"/>
+          <w:i w:val="0"/>
+          <w:iCs w:val="0"/>
+          <w:caps w:val="0"/>
+          <w:color w:val="0070C0"/>
+          <w:spacing w:val="0"/>
+          <w:sz w:val="28"/>
+          <w:szCs w:val="28"/>
+          <w:shd w:val="clear" w:color="auto" w:fill="auto"/>
+          <w:lang w:val="ru-RU"/>
+        </w:rPr>
+        <w:t xml:space="preserve"> </w:t>
+      </w:r>
+      <w:r>
+        <w:rPr>
+          <w:rFonts w:hint="default" w:ascii="Times New Roman" w:hAnsi="Times New Roman" w:eastAsia="Segoe UI" w:cs="Times New Roman"/>
+          <w:i w:val="0"/>
+          <w:iCs w:val="0"/>
+          <w:caps w:val="0"/>
+          <w:color w:val="0070C0"/>
+          <w:spacing w:val="0"/>
+          <w:sz w:val="28"/>
+          <w:szCs w:val="28"/>
+          <w:shd w:val="clear" w:color="auto" w:fill="auto"/>
+        </w:rPr>
+        <w:t>ПРОГНОЗИРОВАНИЯ ВРЕМЕННЫХ РЯДОВ ПО ВЫБОРКЕ МАКСИМАЛЬНОГО ПОДОБИЯ</w:t>
+      </w:r>
+      <w:r>
+        <w:rPr>
+          <w:rFonts w:hint="default" w:ascii="Times New Roman" w:hAnsi="Times New Roman" w:eastAsia="Segoe UI" w:cs="Times New Roman"/>
+          <w:i w:val="0"/>
+          <w:iCs w:val="0"/>
+          <w:caps w:val="0"/>
+          <w:color w:val="0070C0"/>
+          <w:spacing w:val="0"/>
+          <w:sz w:val="28"/>
+          <w:szCs w:val="28"/>
+          <w:shd w:val="clear" w:color="auto" w:fill="auto"/>
+          <w:lang w:val="ru-RU"/>
+        </w:rPr>
+        <w:t>»</w:t>
+      </w:r>
+    </w:p>
+    <w:p>
+      <w:pPr>
+        <w:keepNext w:val="0"/>
+        <w:keepLines w:val="0"/>
+        <w:pageBreakBefore w:val="0"/>
+        <w:widowControl/>
+        <w:numPr>
+          <w:ilvl w:val="0"/>
+          <w:numId w:val="0"/>
+        </w:numPr>
+        <w:kinsoku/>
+        <w:wordWrap/>
+        <w:overflowPunct/>
+        <w:topLinePunct w:val="0"/>
+        <w:autoSpaceDE/>
+        <w:autoSpaceDN/>
+        <w:bidi w:val="0"/>
+        <w:adjustRightInd/>
+        <w:snapToGrid/>
+        <w:jc w:val="both"/>
+        <w:textAlignment w:val="auto"/>
+        <w:rPr>
+          <w:rFonts w:hint="default" w:ascii="Times New Roman" w:hAnsi="Times New Roman" w:cs="Times New Roman"/>
+          <w:sz w:val="28"/>
+          <w:szCs w:val="28"/>
+          <w:highlight w:val="none"/>
+          <w:u w:val="none"/>
+          <w:lang w:val="ru-RU"/>
+        </w:rPr>
+      </w:pPr>
+    </w:p>
+    <w:p>
+      <w:pPr>
+        <w:keepNext w:val="0"/>
+        <w:keepLines w:val="0"/>
+        <w:pageBreakBefore w:val="0"/>
+        <w:widowControl/>
+        <w:numPr>
+          <w:ilvl w:val="0"/>
+          <w:numId w:val="0"/>
+        </w:numPr>
+        <w:kinsoku/>
+        <w:wordWrap/>
+        <w:overflowPunct/>
+        <w:topLinePunct w:val="0"/>
+        <w:autoSpaceDE/>
+        <w:autoSpaceDN/>
+        <w:bidi w:val="0"/>
+        <w:adjustRightInd/>
+        <w:snapToGrid/>
+        <w:jc w:val="both"/>
+        <w:textAlignment w:val="auto"/>
+        <w:rPr>
+          <w:rFonts w:hint="default" w:ascii="Times New Roman" w:hAnsi="Times New Roman" w:cs="Times New Roman"/>
+          <w:sz w:val="28"/>
+          <w:szCs w:val="28"/>
+          <w:highlight w:val="none"/>
+          <w:u w:val="none"/>
+          <w:lang w:val="ru-RU"/>
+        </w:rPr>
+      </w:pPr>
+    </w:p>
+    <w:p>
+      <w:pPr>
+        <w:keepNext w:val="0"/>
+        <w:keepLines w:val="0"/>
+        <w:pageBreakBefore w:val="0"/>
+        <w:widowControl/>
+        <w:kinsoku/>
+        <w:wordWrap/>
+        <w:overflowPunct/>
+        <w:topLinePunct w:val="0"/>
+        <w:autoSpaceDE/>
+        <w:autoSpaceDN/>
+        <w:bidi w:val="0"/>
+        <w:adjustRightInd/>
+        <w:snapToGrid/>
+        <w:ind w:left="0" w:leftChars="0" w:firstLine="850" w:firstLineChars="0"/>
+        <w:jc w:val="both"/>
+        <w:textAlignment w:val="auto"/>
+        <w:rPr>
+          <w:rFonts w:hint="default" w:ascii="Times New Roman" w:hAnsi="Times New Roman" w:eastAsia="Segoe UI" w:cs="Times New Roman"/>
+          <w:i w:val="0"/>
+          <w:iCs w:val="0"/>
+          <w:caps w:val="0"/>
+          <w:color w:val="auto"/>
+          <w:spacing w:val="0"/>
+          <w:sz w:val="28"/>
+          <w:szCs w:val="28"/>
+          <w:shd w:val="clear" w:color="auto" w:fill="auto"/>
+          <w:lang w:val="ru-RU"/>
+        </w:rPr>
+      </w:pPr>
+      <w:r>
+        <w:rPr>
+          <w:rFonts w:hint="default" w:ascii="Times New Roman" w:hAnsi="Times New Roman" w:eastAsia="Segoe UI" w:cs="Times New Roman"/>
+          <w:i w:val="0"/>
+          <w:iCs w:val="0"/>
+          <w:caps w:val="0"/>
+          <w:color w:val="auto"/>
+          <w:spacing w:val="0"/>
+          <w:sz w:val="28"/>
+          <w:szCs w:val="28"/>
+          <w:shd w:val="clear" w:color="auto" w:fill="auto"/>
+          <w:lang w:val="ru-RU"/>
+        </w:rPr>
+        <w:t xml:space="preserve">Пусть задан временной ряд Z t=Z 1, Z 2,... , Z T  . Набор последовательных значений Zt M =Z t, Z t1,... , Z tM −1 , лежащий внутри исходного временного ряда, назовем выборкой длины M с моментом начала отчета t ; M ∈{1,2 ,... , T } , t∈{1,2 ,.. ,T −M 1} . Фактически </w:t>
+      </w:r>
+      <w:r>
+        <w:rPr>
+          <w:rFonts w:hint="default" w:ascii="Times New Roman" w:hAnsi="Times New Roman" w:eastAsia="Segoe UI" w:cs="Times New Roman"/>
+          <w:i w:val="0"/>
+          <w:iCs w:val="0"/>
+          <w:caps w:val="0"/>
+          <w:color w:val="auto"/>
+          <w:spacing w:val="0"/>
+          <w:sz w:val="28"/>
+          <w:szCs w:val="28"/>
+          <w:u w:val="single"/>
+          <w:shd w:val="clear" w:color="auto" w:fill="auto"/>
+          <w:lang w:val="ru-RU"/>
+        </w:rPr>
+        <w:t>выборкой</w:t>
+      </w:r>
+      <w:r>
+        <w:rPr>
+          <w:rFonts w:hint="default" w:ascii="Times New Roman" w:hAnsi="Times New Roman" w:eastAsia="Segoe UI" w:cs="Times New Roman"/>
+          <w:i w:val="0"/>
+          <w:iCs w:val="0"/>
+          <w:caps w:val="0"/>
+          <w:color w:val="auto"/>
+          <w:spacing w:val="0"/>
+          <w:sz w:val="28"/>
+          <w:szCs w:val="28"/>
+          <w:shd w:val="clear" w:color="auto" w:fill="auto"/>
+          <w:lang w:val="ru-RU"/>
+        </w:rPr>
+        <w:t xml:space="preserve"> является кусочек временного ряда, имеющий точку начала отсчета и длину.</w:t>
+      </w:r>
+    </w:p>
+    <w:p>
+      <w:pPr>
+        <w:keepNext w:val="0"/>
+        <w:keepLines w:val="0"/>
+        <w:pageBreakBefore w:val="0"/>
+        <w:widowControl/>
+        <w:kinsoku/>
+        <w:wordWrap/>
+        <w:overflowPunct/>
+        <w:topLinePunct w:val="0"/>
+        <w:autoSpaceDE/>
+        <w:autoSpaceDN/>
+        <w:bidi w:val="0"/>
+        <w:adjustRightInd/>
+        <w:snapToGrid/>
+        <w:ind w:left="0" w:leftChars="0" w:firstLine="850" w:firstLineChars="0"/>
+        <w:jc w:val="both"/>
+        <w:textAlignment w:val="auto"/>
+        <w:rPr>
+          <w:rFonts w:hint="default" w:ascii="Times New Roman" w:hAnsi="Times New Roman" w:eastAsia="Segoe UI" w:cs="Times New Roman"/>
+          <w:i w:val="0"/>
+          <w:iCs w:val="0"/>
+          <w:caps w:val="0"/>
+          <w:color w:val="auto"/>
+          <w:spacing w:val="0"/>
+          <w:sz w:val="28"/>
+          <w:szCs w:val="28"/>
+          <w:shd w:val="clear" w:color="auto" w:fill="auto"/>
+          <w:lang w:val="ru-RU"/>
+        </w:rPr>
+      </w:pPr>
+      <w:r>
+        <w:rPr>
+          <w:rFonts w:hint="default" w:ascii="Times New Roman" w:hAnsi="Times New Roman" w:eastAsia="Segoe UI" w:cs="Times New Roman"/>
+          <w:i w:val="0"/>
+          <w:iCs w:val="0"/>
+          <w:caps w:val="0"/>
+          <w:color w:val="auto"/>
+          <w:spacing w:val="0"/>
+          <w:sz w:val="28"/>
+          <w:szCs w:val="28"/>
+          <w:shd w:val="clear" w:color="auto" w:fill="auto"/>
+          <w:lang w:val="ru-RU"/>
+        </w:rPr>
+        <w:t xml:space="preserve"> </w:t>
+      </w:r>
+    </w:p>
+    <w:p>
+      <w:pPr>
+        <w:keepNext w:val="0"/>
+        <w:keepLines w:val="0"/>
+        <w:pageBreakBefore w:val="0"/>
+        <w:widowControl/>
+        <w:kinsoku/>
+        <w:wordWrap/>
+        <w:overflowPunct/>
+        <w:topLinePunct w:val="0"/>
+        <w:autoSpaceDE/>
+        <w:autoSpaceDN/>
+        <w:bidi w:val="0"/>
+        <w:adjustRightInd/>
+        <w:snapToGrid/>
+        <w:ind w:left="0" w:leftChars="0" w:firstLine="850" w:firstLineChars="0"/>
+        <w:jc w:val="both"/>
+        <w:textAlignment w:val="auto"/>
+        <w:rPr>
+          <w:rFonts w:hint="default" w:ascii="Times New Roman" w:hAnsi="Times New Roman" w:eastAsia="Segoe UI" w:cs="Times New Roman"/>
+          <w:i w:val="0"/>
+          <w:iCs w:val="0"/>
+          <w:caps w:val="0"/>
+          <w:color w:val="auto"/>
+          <w:spacing w:val="0"/>
+          <w:sz w:val="28"/>
+          <w:szCs w:val="28"/>
+          <w:shd w:val="clear" w:color="auto" w:fill="auto"/>
+        </w:rPr>
+      </w:pPr>
+    </w:p>
+    <w:p>
+      <w:pPr>
+        <w:keepNext w:val="0"/>
+        <w:keepLines w:val="0"/>
+        <w:pageBreakBefore w:val="0"/>
+        <w:widowControl/>
+        <w:kinsoku/>
+        <w:wordWrap/>
+        <w:overflowPunct/>
+        <w:topLinePunct w:val="0"/>
+        <w:autoSpaceDE/>
+        <w:autoSpaceDN/>
+        <w:bidi w:val="0"/>
+        <w:adjustRightInd/>
+        <w:snapToGrid/>
+        <w:ind w:left="0" w:leftChars="0" w:firstLine="850" w:firstLineChars="0"/>
+        <w:jc w:val="both"/>
+        <w:textAlignment w:val="auto"/>
+        <w:rPr>
+          <w:rFonts w:hint="default" w:ascii="Times New Roman" w:hAnsi="Times New Roman" w:eastAsia="Segoe UI" w:cs="Times New Roman"/>
+          <w:i w:val="0"/>
+          <w:iCs w:val="0"/>
+          <w:caps w:val="0"/>
+          <w:color w:val="auto"/>
+          <w:spacing w:val="0"/>
+          <w:sz w:val="28"/>
+          <w:szCs w:val="28"/>
+          <w:shd w:val="clear" w:color="auto" w:fill="auto"/>
+        </w:rPr>
+      </w:pPr>
+      <w:r>
+        <w:rPr>
+          <w:rFonts w:hint="default" w:ascii="Times New Roman" w:hAnsi="Times New Roman" w:eastAsia="Segoe UI" w:cs="Times New Roman"/>
+          <w:i w:val="0"/>
+          <w:iCs w:val="0"/>
+          <w:caps w:val="0"/>
+          <w:color w:val="auto"/>
+          <w:spacing w:val="0"/>
+          <w:sz w:val="28"/>
+          <w:szCs w:val="28"/>
+          <w:shd w:val="clear" w:color="auto" w:fill="auto"/>
+        </w:rPr>
+        <w:t xml:space="preserve">3.1. Алгоритм экстраполяции временного ряда без учета внешних факторов </w:t>
+      </w:r>
+    </w:p>
+    <w:p>
+      <w:pPr>
+        <w:keepNext w:val="0"/>
+        <w:keepLines w:val="0"/>
+        <w:pageBreakBefore w:val="0"/>
+        <w:widowControl/>
+        <w:kinsoku/>
+        <w:wordWrap/>
+        <w:overflowPunct/>
+        <w:topLinePunct w:val="0"/>
+        <w:autoSpaceDE/>
+        <w:autoSpaceDN/>
+        <w:bidi w:val="0"/>
+        <w:adjustRightInd/>
+        <w:snapToGrid/>
+        <w:ind w:left="0" w:leftChars="0" w:firstLine="850" w:firstLineChars="0"/>
+        <w:jc w:val="both"/>
+        <w:textAlignment w:val="auto"/>
+        <w:rPr>
+          <w:rFonts w:hint="default" w:ascii="Times New Roman" w:hAnsi="Times New Roman" w:eastAsia="Segoe UI" w:cs="Times New Roman"/>
+          <w:i w:val="0"/>
+          <w:iCs w:val="0"/>
+          <w:caps w:val="0"/>
+          <w:color w:val="auto"/>
+          <w:spacing w:val="0"/>
+          <w:sz w:val="28"/>
+          <w:szCs w:val="28"/>
+          <w:shd w:val="clear" w:color="auto" w:fill="auto"/>
+        </w:rPr>
+      </w:pPr>
+      <w:r>
+        <w:rPr>
+          <w:rFonts w:hint="default" w:ascii="Times New Roman" w:hAnsi="Times New Roman" w:eastAsia="Segoe UI" w:cs="Times New Roman"/>
+          <w:i w:val="0"/>
+          <w:iCs w:val="0"/>
+          <w:caps w:val="0"/>
+          <w:color w:val="auto"/>
+          <w:spacing w:val="0"/>
+          <w:sz w:val="28"/>
+          <w:szCs w:val="28"/>
+          <w:shd w:val="clear" w:color="auto" w:fill="auto"/>
+        </w:rPr>
+        <w:t xml:space="preserve">Модель экстраполяции временного ряда без учета внешних факторов сформулирована в разделе 2.1. диссертации. Алгоритм экстраполяции состоит из следующих шагов. </w:t>
+      </w:r>
+    </w:p>
+    <w:p>
+      <w:pPr>
+        <w:keepNext w:val="0"/>
+        <w:keepLines w:val="0"/>
+        <w:pageBreakBefore w:val="0"/>
+        <w:widowControl/>
+        <w:numPr>
+          <w:ilvl w:val="0"/>
+          <w:numId w:val="2"/>
+        </w:numPr>
+        <w:kinsoku/>
+        <w:wordWrap/>
+        <w:overflowPunct/>
+        <w:topLinePunct w:val="0"/>
+        <w:autoSpaceDE/>
+        <w:autoSpaceDN/>
+        <w:bidi w:val="0"/>
+        <w:adjustRightInd/>
+        <w:snapToGrid/>
+        <w:ind w:left="0" w:leftChars="0" w:firstLine="850" w:firstLineChars="0"/>
+        <w:jc w:val="both"/>
+        <w:textAlignment w:val="auto"/>
+        <w:rPr>
+          <w:rFonts w:hint="default" w:ascii="Times New Roman" w:hAnsi="Times New Roman" w:eastAsia="Segoe UI" w:cs="Times New Roman"/>
+          <w:i w:val="0"/>
+          <w:iCs w:val="0"/>
+          <w:caps w:val="0"/>
+          <w:color w:val="auto"/>
+          <w:spacing w:val="0"/>
+          <w:sz w:val="28"/>
+          <w:szCs w:val="28"/>
+          <w:shd w:val="clear" w:color="auto" w:fill="auto"/>
+        </w:rPr>
+      </w:pPr>
+      <w:r>
+        <w:rPr>
+          <w:rFonts w:hint="default" w:ascii="Times New Roman" w:hAnsi="Times New Roman" w:eastAsia="Segoe UI" w:cs="Times New Roman"/>
+          <w:i w:val="0"/>
+          <w:iCs w:val="0"/>
+          <w:caps w:val="0"/>
+          <w:color w:val="auto"/>
+          <w:spacing w:val="0"/>
+          <w:sz w:val="28"/>
+          <w:szCs w:val="28"/>
+          <w:shd w:val="clear" w:color="auto" w:fill="auto"/>
+        </w:rPr>
+        <w:t xml:space="preserve">Определить выборку новой истории. </w:t>
+      </w:r>
+    </w:p>
+    <w:p>
+      <w:pPr>
+        <w:keepNext w:val="0"/>
+        <w:keepLines w:val="0"/>
+        <w:pageBreakBefore w:val="0"/>
+        <w:widowControl/>
+        <w:numPr>
+          <w:ilvl w:val="0"/>
+          <w:numId w:val="2"/>
+        </w:numPr>
+        <w:kinsoku/>
+        <w:wordWrap/>
+        <w:overflowPunct/>
+        <w:topLinePunct w:val="0"/>
+        <w:autoSpaceDE/>
+        <w:autoSpaceDN/>
+        <w:bidi w:val="0"/>
+        <w:adjustRightInd/>
+        <w:snapToGrid/>
+        <w:ind w:left="0" w:leftChars="0" w:firstLine="850" w:firstLineChars="0"/>
+        <w:jc w:val="both"/>
+        <w:textAlignment w:val="auto"/>
+        <w:rPr>
+          <w:rFonts w:hint="default" w:ascii="Times New Roman" w:hAnsi="Times New Roman" w:eastAsia="Segoe UI" w:cs="Times New Roman"/>
+          <w:i w:val="0"/>
+          <w:iCs w:val="0"/>
+          <w:caps w:val="0"/>
+          <w:color w:val="auto"/>
+          <w:spacing w:val="0"/>
+          <w:sz w:val="28"/>
+          <w:szCs w:val="28"/>
+          <w:shd w:val="clear" w:color="auto" w:fill="auto"/>
+        </w:rPr>
+      </w:pPr>
+      <w:r>
+        <w:rPr>
+          <w:rFonts w:hint="default" w:ascii="Times New Roman" w:hAnsi="Times New Roman" w:eastAsia="Segoe UI" w:cs="Times New Roman"/>
+          <w:i w:val="0"/>
+          <w:iCs w:val="0"/>
+          <w:caps w:val="0"/>
+          <w:color w:val="auto"/>
+          <w:spacing w:val="0"/>
+          <w:sz w:val="28"/>
+          <w:szCs w:val="28"/>
+          <w:shd w:val="clear" w:color="auto" w:fill="auto"/>
+        </w:rPr>
+        <w:t xml:space="preserve">Определить выборку максимального подобия. </w:t>
+      </w:r>
+    </w:p>
+    <w:p>
+      <w:pPr>
+        <w:keepNext w:val="0"/>
+        <w:keepLines w:val="0"/>
+        <w:pageBreakBefore w:val="0"/>
+        <w:widowControl/>
+        <w:numPr>
+          <w:ilvl w:val="0"/>
+          <w:numId w:val="2"/>
+        </w:numPr>
+        <w:kinsoku/>
+        <w:wordWrap/>
+        <w:overflowPunct/>
+        <w:topLinePunct w:val="0"/>
+        <w:autoSpaceDE/>
+        <w:autoSpaceDN/>
+        <w:bidi w:val="0"/>
+        <w:adjustRightInd/>
+        <w:snapToGrid/>
+        <w:ind w:left="0" w:leftChars="0" w:firstLine="850" w:firstLineChars="0"/>
+        <w:jc w:val="both"/>
+        <w:textAlignment w:val="auto"/>
+        <w:rPr>
+          <w:rFonts w:hint="default" w:ascii="Times New Roman" w:hAnsi="Times New Roman" w:eastAsia="Segoe UI" w:cs="Times New Roman"/>
+          <w:i w:val="0"/>
+          <w:iCs w:val="0"/>
+          <w:caps w:val="0"/>
+          <w:color w:val="auto"/>
+          <w:spacing w:val="0"/>
+          <w:sz w:val="28"/>
+          <w:szCs w:val="28"/>
+          <w:shd w:val="clear" w:color="auto" w:fill="auto"/>
+          <w:lang w:val="ru-RU"/>
+        </w:rPr>
+      </w:pPr>
+      <w:r>
+        <w:rPr>
+          <w:rFonts w:hint="default" w:ascii="Times New Roman" w:hAnsi="Times New Roman" w:eastAsia="Segoe UI" w:cs="Times New Roman"/>
+          <w:i w:val="0"/>
+          <w:iCs w:val="0"/>
+          <w:caps w:val="0"/>
+          <w:color w:val="auto"/>
+          <w:spacing w:val="0"/>
+          <w:sz w:val="28"/>
+          <w:szCs w:val="28"/>
+          <w:shd w:val="clear" w:color="auto" w:fill="auto"/>
+        </w:rPr>
+        <w:t xml:space="preserve">Определить выборку базовой истории. </w:t>
+      </w:r>
+    </w:p>
+    <w:p>
+      <w:pPr>
+        <w:keepNext w:val="0"/>
+        <w:keepLines w:val="0"/>
+        <w:pageBreakBefore w:val="0"/>
+        <w:widowControl/>
+        <w:numPr>
+          <w:ilvl w:val="0"/>
+          <w:numId w:val="2"/>
+        </w:numPr>
+        <w:kinsoku/>
+        <w:wordWrap/>
+        <w:overflowPunct/>
+        <w:topLinePunct w:val="0"/>
+        <w:autoSpaceDE/>
+        <w:autoSpaceDN/>
+        <w:bidi w:val="0"/>
+        <w:adjustRightInd/>
+        <w:snapToGrid/>
+        <w:ind w:left="0" w:leftChars="0" w:firstLine="850" w:firstLineChars="0"/>
+        <w:jc w:val="both"/>
+        <w:textAlignment w:val="auto"/>
+        <w:rPr>
+          <w:rFonts w:hint="default" w:ascii="Times New Roman" w:hAnsi="Times New Roman" w:eastAsia="Segoe UI" w:cs="Times New Roman"/>
+          <w:i w:val="0"/>
+          <w:iCs w:val="0"/>
+          <w:caps w:val="0"/>
+          <w:color w:val="auto"/>
+          <w:spacing w:val="0"/>
+          <w:sz w:val="28"/>
+          <w:szCs w:val="28"/>
+          <w:shd w:val="clear" w:color="auto" w:fill="auto"/>
+        </w:rPr>
+      </w:pPr>
+      <w:r>
+        <w:rPr>
+          <w:rFonts w:hint="default" w:ascii="Times New Roman" w:hAnsi="Times New Roman" w:eastAsia="Segoe UI" w:cs="Times New Roman"/>
+          <w:i w:val="0"/>
+          <w:iCs w:val="0"/>
+          <w:caps w:val="0"/>
+          <w:color w:val="auto"/>
+          <w:spacing w:val="0"/>
+          <w:sz w:val="28"/>
+          <w:szCs w:val="28"/>
+          <w:shd w:val="clear" w:color="auto" w:fill="auto"/>
+        </w:rPr>
+        <w:t xml:space="preserve">Вычислить прогнозные значения. </w:t>
+      </w:r>
+    </w:p>
+    <w:p>
+      <w:pPr>
+        <w:keepNext w:val="0"/>
+        <w:keepLines w:val="0"/>
+        <w:pageBreakBefore w:val="0"/>
+        <w:widowControl/>
+        <w:numPr>
+          <w:numId w:val="0"/>
+        </w:numPr>
+        <w:kinsoku/>
+        <w:wordWrap/>
+        <w:overflowPunct/>
+        <w:topLinePunct w:val="0"/>
+        <w:autoSpaceDE/>
+        <w:autoSpaceDN/>
+        <w:bidi w:val="0"/>
+        <w:adjustRightInd/>
+        <w:snapToGrid/>
+        <w:jc w:val="both"/>
+        <w:textAlignment w:val="auto"/>
+        <w:rPr>
+          <w:rFonts w:hint="default" w:ascii="Times New Roman" w:hAnsi="Times New Roman" w:eastAsia="Segoe UI" w:cs="Times New Roman"/>
+          <w:i w:val="0"/>
+          <w:iCs w:val="0"/>
+          <w:caps w:val="0"/>
+          <w:color w:val="auto"/>
+          <w:spacing w:val="0"/>
+          <w:sz w:val="28"/>
+          <w:szCs w:val="28"/>
+          <w:shd w:val="clear" w:color="auto" w:fill="auto"/>
+          <w:lang w:val="ru-RU"/>
+        </w:rPr>
+      </w:pPr>
+      <w:r>
+        <w:rPr>
+          <w:rFonts w:hint="default" w:ascii="Times New Roman" w:hAnsi="Times New Roman" w:eastAsia="Segoe UI" w:cs="Times New Roman"/>
+          <w:i w:val="0"/>
+          <w:iCs w:val="0"/>
+          <w:caps w:val="0"/>
+          <w:color w:val="auto"/>
+          <w:spacing w:val="0"/>
+          <w:sz w:val="28"/>
+          <w:szCs w:val="28"/>
+          <w:shd w:val="clear" w:color="auto" w:fill="auto"/>
+        </w:rPr>
+        <w:t>Далее приведем описание каждого указанного выше шага, иллюстрируя расчеты решением следующей задачи</w:t>
+      </w:r>
+    </w:p>
+    <w:p>
+      <w:pPr>
+        <w:keepNext w:val="0"/>
+        <w:keepLines w:val="0"/>
+        <w:pageBreakBefore w:val="0"/>
+        <w:widowControl/>
+        <w:numPr>
+          <w:ilvl w:val="0"/>
+          <w:numId w:val="0"/>
+        </w:numPr>
+        <w:kinsoku/>
+        <w:wordWrap/>
+        <w:overflowPunct/>
+        <w:topLinePunct w:val="0"/>
+        <w:autoSpaceDE/>
+        <w:autoSpaceDN/>
+        <w:bidi w:val="0"/>
+        <w:adjustRightInd/>
+        <w:snapToGrid/>
+        <w:jc w:val="both"/>
+        <w:textAlignment w:val="auto"/>
+        <w:rPr>
+          <w:rFonts w:hint="default" w:ascii="Times New Roman" w:hAnsi="Times New Roman" w:cs="Times New Roman"/>
+          <w:sz w:val="28"/>
+          <w:szCs w:val="28"/>
+          <w:highlight w:val="none"/>
+          <w:u w:val="none"/>
+          <w:lang w:val="ru-RU"/>
+        </w:rPr>
+      </w:pPr>
+    </w:p>
+    <w:p>
+      <w:pPr>
+        <w:rPr>
+          <w:rFonts w:hint="default" w:ascii="Times New Roman" w:hAnsi="Times New Roman" w:cs="Times New Roman"/>
+          <w:color w:val="0000FF"/>
+          <w:sz w:val="28"/>
+          <w:szCs w:val="28"/>
+          <w:highlight w:val="none"/>
+          <w:u w:val="none"/>
+          <w:lang w:val="ru-RU"/>
+        </w:rPr>
+      </w:pPr>
+      <w:r>
+        <w:rPr>
+          <w:rFonts w:hint="default" w:ascii="Times New Roman" w:hAnsi="Times New Roman" w:cs="Times New Roman"/>
+          <w:color w:val="0000FF"/>
+          <w:sz w:val="28"/>
+          <w:szCs w:val="28"/>
+          <w:highlight w:val="none"/>
+          <w:u w:val="none"/>
+          <w:lang w:val="ru-RU"/>
+        </w:rPr>
+        <w:br w:type="page"/>
+      </w:r>
+    </w:p>
+    <w:p>
+      <w:pPr>
+        <w:keepNext w:val="0"/>
+        <w:keepLines w:val="0"/>
+        <w:pageBreakBefore w:val="0"/>
+        <w:widowControl/>
+        <w:numPr>
+          <w:ilvl w:val="0"/>
+          <w:numId w:val="0"/>
+        </w:numPr>
+        <w:kinsoku/>
+        <w:wordWrap/>
+        <w:overflowPunct/>
+        <w:topLinePunct w:val="0"/>
+        <w:autoSpaceDE/>
+        <w:autoSpaceDN/>
+        <w:bidi w:val="0"/>
+        <w:adjustRightInd/>
+        <w:snapToGrid/>
+        <w:jc w:val="both"/>
+        <w:textAlignment w:val="auto"/>
+        <w:rPr>
+          <w:rFonts w:hint="default" w:ascii="Times New Roman" w:hAnsi="Times New Roman" w:cs="Times New Roman"/>
+          <w:color w:val="0000FF"/>
+          <w:sz w:val="28"/>
+          <w:szCs w:val="28"/>
+          <w:highlight w:val="none"/>
+          <w:u w:val="none"/>
+          <w:lang w:val="ru-RU"/>
+        </w:rPr>
+      </w:pPr>
+      <w:r>
+        <w:rPr>
+          <w:rFonts w:hint="default" w:ascii="Times New Roman" w:hAnsi="Times New Roman" w:cs="Times New Roman"/>
+          <w:color w:val="0000FF"/>
+          <w:sz w:val="28"/>
+          <w:szCs w:val="28"/>
+          <w:highlight w:val="none"/>
+          <w:u w:val="none"/>
           <w:lang w:val="ru-RU"/>
         </w:rPr>
         <w:t>ИУ7-51Б, 03_</w:t>
@@ -39,8 +3742,11 @@
       <w:r>
         <w:rPr>
           <w:rFonts w:hint="default" w:ascii="Times New Roman" w:hAnsi="Times New Roman" w:cs="Times New Roman"/>
-          <w:sz w:val="28"/>
-          <w:szCs w:val="28"/>
+          <w:color w:val="0000FF"/>
+          <w:sz w:val="28"/>
+          <w:szCs w:val="28"/>
+          <w:highlight w:val="none"/>
+          <w:u w:val="none"/>
           <w:lang w:val="en-CA"/>
         </w:rPr>
         <w:t>ZHA</w:t>
@@ -48,8 +3754,11 @@
       <w:r>
         <w:rPr>
           <w:rFonts w:hint="default" w:ascii="Times New Roman" w:hAnsi="Times New Roman" w:cs="Times New Roman"/>
-          <w:sz w:val="28"/>
-          <w:szCs w:val="28"/>
+          <w:color w:val="0000FF"/>
+          <w:sz w:val="28"/>
+          <w:szCs w:val="28"/>
+          <w:highlight w:val="none"/>
+          <w:u w:val="none"/>
           <w:lang w:val="ru-RU"/>
         </w:rPr>
         <w:t>, Вылегжанина Алёна</w:t>
@@ -61,45 +3770,42 @@
         <w:keepLines w:val="0"/>
         <w:pageBreakBefore w:val="0"/>
         <w:widowControl/>
-        <w:kinsoku/>
-        <w:wordWrap/>
-        <w:overflowPunct/>
-        <w:topLinePunct w:val="0"/>
-        <w:autoSpaceDE/>
-        <w:autoSpaceDN/>
-        <w:bidi w:val="0"/>
-        <w:adjustRightInd/>
-        <w:snapToGrid/>
-        <w:ind w:left="0" w:leftChars="0" w:firstLine="850" w:firstLineChars="0"/>
-        <w:jc w:val="both"/>
-        <w:textAlignment w:val="auto"/>
-        <w:rPr>
-          <w:rFonts w:hint="default" w:ascii="Times New Roman" w:hAnsi="Times New Roman" w:eastAsia="Segoe UI" w:cs="Times New Roman"/>
+        <w:numPr>
+          <w:ilvl w:val="0"/>
+          <w:numId w:val="0"/>
+        </w:numPr>
+        <w:kinsoku/>
+        <w:wordWrap/>
+        <w:overflowPunct/>
+        <w:topLinePunct w:val="0"/>
+        <w:autoSpaceDE/>
+        <w:autoSpaceDN/>
+        <w:bidi w:val="0"/>
+        <w:adjustRightInd/>
+        <w:snapToGrid/>
+        <w:jc w:val="both"/>
+        <w:textAlignment w:val="auto"/>
+        <w:rPr>
+          <w:rFonts w:hint="default" w:ascii="Times New Roman" w:hAnsi="Times New Roman" w:cs="Times New Roman"/>
           <w:b/>
           <w:bCs/>
-          <w:i w:val="0"/>
-          <w:iCs w:val="0"/>
-          <w:caps w:val="0"/>
-          <w:color w:val="auto"/>
-          <w:spacing w:val="0"/>
-          <w:sz w:val="28"/>
-          <w:szCs w:val="28"/>
-          <w:shd w:val="clear" w:color="auto" w:fill="auto"/>
-        </w:rPr>
-      </w:pPr>
-      <w:r>
-        <w:rPr>
-          <w:rFonts w:hint="default" w:ascii="Times New Roman" w:hAnsi="Times New Roman" w:eastAsia="Segoe UI" w:cs="Times New Roman"/>
+          <w:sz w:val="28"/>
+          <w:szCs w:val="28"/>
+          <w:highlight w:val="none"/>
+          <w:u w:val="none"/>
+          <w:lang w:val="ru-RU"/>
+        </w:rPr>
+      </w:pPr>
+      <w:r>
+        <w:rPr>
+          <w:rFonts w:hint="default" w:ascii="Times New Roman" w:hAnsi="Times New Roman" w:cs="Times New Roman"/>
           <w:b/>
           <w:bCs/>
-          <w:i w:val="0"/>
-          <w:iCs w:val="0"/>
-          <w:caps w:val="0"/>
-          <w:color w:val="auto"/>
-          <w:spacing w:val="0"/>
-          <w:sz w:val="28"/>
-          <w:szCs w:val="28"/>
-          <w:shd w:val="clear" w:color="auto" w:fill="auto"/>
+          <w:sz w:val="28"/>
+          <w:szCs w:val="28"/>
+          <w:highlight w:val="none"/>
+          <w:u w:val="none"/>
+          <w:lang w:val="ru-RU"/>
         </w:rPr>
         <w:t>хранение: нереляционные базы данных</w:t>
       </w:r>
@@ -110,16 +3816,105 @@
         <w:keepLines w:val="0"/>
         <w:pageBreakBefore w:val="0"/>
         <w:widowControl/>
-        <w:kinsoku/>
-        <w:wordWrap/>
-        <w:overflowPunct/>
-        <w:topLinePunct w:val="0"/>
-        <w:autoSpaceDE/>
-        <w:autoSpaceDN/>
-        <w:bidi w:val="0"/>
-        <w:adjustRightInd/>
-        <w:snapToGrid/>
-        <w:ind w:left="0" w:leftChars="0" w:firstLine="850" w:firstLineChars="0"/>
+        <w:numPr>
+          <w:ilvl w:val="0"/>
+          <w:numId w:val="0"/>
+        </w:numPr>
+        <w:kinsoku/>
+        <w:wordWrap/>
+        <w:overflowPunct/>
+        <w:topLinePunct w:val="0"/>
+        <w:autoSpaceDE/>
+        <w:autoSpaceDN/>
+        <w:bidi w:val="0"/>
+        <w:adjustRightInd/>
+        <w:snapToGrid/>
+        <w:jc w:val="both"/>
+        <w:textAlignment w:val="auto"/>
+        <w:rPr>
+          <w:rFonts w:hint="default" w:ascii="Times New Roman" w:hAnsi="Times New Roman" w:cs="Times New Roman"/>
+          <w:sz w:val="28"/>
+          <w:szCs w:val="28"/>
+          <w:highlight w:val="none"/>
+          <w:u w:val="none"/>
+          <w:lang w:val="ru-RU"/>
+        </w:rPr>
+      </w:pPr>
+      <w:r>
+        <w:rPr>
+          <w:rFonts w:hint="default" w:ascii="Times New Roman" w:hAnsi="Times New Roman" w:cs="Times New Roman"/>
+          <w:sz w:val="28"/>
+          <w:szCs w:val="28"/>
+          <w:highlight w:val="none"/>
+          <w:u w:val="none"/>
+          <w:lang w:val="ru-RU"/>
+        </w:rPr>
+        <w:fldChar w:fldCharType="begin"/>
+      </w:r>
+      <w:r>
+        <w:rPr>
+          <w:rFonts w:hint="default" w:ascii="Times New Roman" w:hAnsi="Times New Roman" w:cs="Times New Roman"/>
+          <w:sz w:val="28"/>
+          <w:szCs w:val="28"/>
+          <w:highlight w:val="none"/>
+          <w:u w:val="none"/>
+          <w:lang w:val="ru-RU"/>
+        </w:rPr>
+        <w:instrText xml:space="preserve"> HYPERLINK "http://www.williamspublishing.com/PDF/978-5-907365-04-9/part.pdf" </w:instrText>
+      </w:r>
+      <w:r>
+        <w:rPr>
+          <w:rFonts w:hint="default" w:ascii="Times New Roman" w:hAnsi="Times New Roman" w:cs="Times New Roman"/>
+          <w:sz w:val="28"/>
+          <w:szCs w:val="28"/>
+          <w:highlight w:val="none"/>
+          <w:u w:val="none"/>
+          <w:lang w:val="ru-RU"/>
+        </w:rPr>
+        <w:fldChar w:fldCharType="separate"/>
+      </w:r>
+      <w:r>
+        <w:rPr>
+          <w:rFonts w:hint="default" w:ascii="Times New Roman" w:hAnsi="Times New Roman" w:cs="Times New Roman"/>
+          <w:sz w:val="28"/>
+          <w:szCs w:val="28"/>
+          <w:highlight w:val="none"/>
+          <w:u w:val="none"/>
+          <w:lang w:val="ru-RU"/>
+        </w:rPr>
+        <w:t>http://www.williamspublishing.com/PDF/978-5-907365-04-9/part.pdf</w:t>
+      </w:r>
+      <w:r>
+        <w:rPr>
+          <w:rFonts w:hint="default" w:ascii="Times New Roman" w:hAnsi="Times New Roman" w:cs="Times New Roman"/>
+          <w:sz w:val="28"/>
+          <w:szCs w:val="28"/>
+          <w:highlight w:val="none"/>
+          <w:u w:val="none"/>
+          <w:lang w:val="ru-RU"/>
+        </w:rPr>
+        <w:fldChar w:fldCharType="end"/>
+      </w:r>
+    </w:p>
+    <w:p>
+      <w:pPr>
+        <w:keepNext w:val="0"/>
+        <w:keepLines w:val="0"/>
+        <w:pageBreakBefore w:val="0"/>
+        <w:widowControl/>
+        <w:numPr>
+          <w:ilvl w:val="0"/>
+          <w:numId w:val="0"/>
+        </w:numPr>
+        <w:kinsoku/>
+        <w:wordWrap/>
+        <w:overflowPunct/>
+        <w:topLinePunct w:val="0"/>
+        <w:autoSpaceDE/>
+        <w:autoSpaceDN/>
+        <w:bidi w:val="0"/>
+        <w:adjustRightInd/>
+        <w:snapToGrid/>
         <w:jc w:val="both"/>
         <w:textAlignment w:val="auto"/>
         <w:rPr>
@@ -131,118 +3926,55 @@
       </w:pPr>
       <w:r>
         <w:rPr>
-          <w:rFonts w:hint="default" w:ascii="Times New Roman" w:hAnsi="Times New Roman"/>
-          <w:sz w:val="28"/>
-          <w:szCs w:val="28"/>
+          <w:rFonts w:hint="default" w:ascii="Times New Roman" w:hAnsi="Times New Roman" w:cs="Times New Roman"/>
+          <w:sz w:val="28"/>
+          <w:szCs w:val="28"/>
+          <w:highlight w:val="none"/>
+          <w:u w:val="none"/>
           <w:lang w:val="ru-RU"/>
         </w:rPr>
         <w:fldChar w:fldCharType="begin"/>
       </w:r>
       <w:r>
         <w:rPr>
-          <w:rFonts w:hint="default" w:ascii="Times New Roman" w:hAnsi="Times New Roman"/>
-          <w:sz w:val="28"/>
-          <w:szCs w:val="28"/>
-          <w:lang w:val="ru-RU"/>
-        </w:rPr>
-        <w:instrText xml:space="preserve"> HYPERLINK "http://www.williamspublishing.com/PDF/978-5-907365-04-9/part.pdf" </w:instrText>
-      </w:r>
-      <w:r>
-        <w:rPr>
-          <w:rFonts w:hint="default" w:ascii="Times New Roman" w:hAnsi="Times New Roman"/>
-          <w:sz w:val="28"/>
-          <w:szCs w:val="28"/>
+          <w:rFonts w:hint="default" w:ascii="Times New Roman" w:hAnsi="Times New Roman" w:cs="Times New Roman"/>
+          <w:sz w:val="28"/>
+          <w:szCs w:val="28"/>
+          <w:highlight w:val="none"/>
+          <w:u w:val="none"/>
+          <w:lang w:val="ru-RU"/>
+        </w:rPr>
+        <w:instrText xml:space="preserve"> HYPERLINK "http://pzs.dstu.dp.ua/DataMining/times/bibl/time-series0.pdf" </w:instrText>
+      </w:r>
+      <w:r>
+        <w:rPr>
+          <w:rFonts w:hint="default" w:ascii="Times New Roman" w:hAnsi="Times New Roman" w:cs="Times New Roman"/>
+          <w:sz w:val="28"/>
+          <w:szCs w:val="28"/>
+          <w:highlight w:val="none"/>
+          <w:u w:val="none"/>
           <w:lang w:val="ru-RU"/>
         </w:rPr>
         <w:fldChar w:fldCharType="separate"/>
       </w:r>
       <w:r>
         <w:rPr>
-          <w:rStyle w:val="4"/>
-          <w:rFonts w:hint="default" w:ascii="Times New Roman" w:hAnsi="Times New Roman"/>
-          <w:sz w:val="28"/>
-          <w:szCs w:val="28"/>
-          <w:lang w:val="ru-RU"/>
-        </w:rPr>
-        <w:t>http://www.williamspublishing.com/PDF/978-5-907365-04-9/part.pdf</w:t>
-      </w:r>
-      <w:r>
-        <w:rPr>
-          <w:rFonts w:hint="default" w:ascii="Times New Roman" w:hAnsi="Times New Roman"/>
-          <w:sz w:val="28"/>
-          <w:szCs w:val="28"/>
-          <w:lang w:val="ru-RU"/>
-        </w:rPr>
-        <w:fldChar w:fldCharType="end"/>
-      </w:r>
-    </w:p>
-    <w:p>
-      <w:pPr>
-        <w:keepNext w:val="0"/>
-        <w:keepLines w:val="0"/>
-        <w:pageBreakBefore w:val="0"/>
-        <w:widowControl/>
-        <w:kinsoku/>
-        <w:wordWrap/>
-        <w:overflowPunct/>
-        <w:topLinePunct w:val="0"/>
-        <w:autoSpaceDE/>
-        <w:autoSpaceDN/>
-        <w:bidi w:val="0"/>
-        <w:adjustRightInd/>
-        <w:snapToGrid/>
-        <w:ind w:left="0" w:leftChars="0" w:firstLine="850" w:firstLineChars="0"/>
-        <w:jc w:val="both"/>
-        <w:textAlignment w:val="auto"/>
-        <w:rPr>
-          <w:rFonts w:hint="default" w:ascii="Times New Roman" w:hAnsi="Times New Roman"/>
-          <w:sz w:val="28"/>
-          <w:szCs w:val="28"/>
-          <w:lang w:val="ru-RU"/>
-        </w:rPr>
-      </w:pPr>
-      <w:r>
-        <w:rPr>
-          <w:rFonts w:hint="default" w:ascii="Times New Roman" w:hAnsi="Times New Roman"/>
-          <w:sz w:val="28"/>
-          <w:szCs w:val="28"/>
-          <w:lang w:val="ru-RU"/>
-        </w:rPr>
-        <w:fldChar w:fldCharType="begin"/>
-      </w:r>
-      <w:r>
-        <w:rPr>
-          <w:rFonts w:hint="default" w:ascii="Times New Roman" w:hAnsi="Times New Roman"/>
-          <w:sz w:val="28"/>
-          <w:szCs w:val="28"/>
-          <w:lang w:val="ru-RU"/>
-        </w:rPr>
-        <w:instrText xml:space="preserve"> HYPERLINK "http://pzs.dstu.dp.ua/DataMining/times/bibl/time-series0.pdf" </w:instrText>
-      </w:r>
-      <w:r>
-        <w:rPr>
-          <w:rFonts w:hint="default" w:ascii="Times New Roman" w:hAnsi="Times New Roman"/>
-          <w:sz w:val="28"/>
-          <w:szCs w:val="28"/>
-          <w:lang w:val="ru-RU"/>
-        </w:rPr>
-        <w:fldChar w:fldCharType="separate"/>
-      </w:r>
-      <w:r>
-        <w:rPr>
-          <w:rStyle w:val="4"/>
-          <w:rFonts w:hint="default" w:ascii="Times New Roman" w:hAnsi="Times New Roman"/>
-          <w:sz w:val="28"/>
-          <w:szCs w:val="28"/>
+          <w:rFonts w:hint="default" w:ascii="Times New Roman" w:hAnsi="Times New Roman" w:cs="Times New Roman"/>
+          <w:sz w:val="28"/>
+          <w:szCs w:val="28"/>
+          <w:highlight w:val="none"/>
+          <w:u w:val="none"/>
           <w:lang w:val="ru-RU"/>
         </w:rPr>
         <w:t>http://pzs.dstu.dp.ua/DataMining/times/bibl/time-series0.pdf</w:t>
       </w:r>
       <w:r>
         <w:rPr>
-          <w:rFonts w:hint="default" w:ascii="Times New Roman" w:hAnsi="Times New Roman"/>
-          <w:sz w:val="28"/>
-          <w:szCs w:val="28"/>
+          <w:rFonts w:hint="default" w:ascii="Times New Roman" w:hAnsi="Times New Roman" w:cs="Times New Roman"/>
+          <w:sz w:val="28"/>
+          <w:szCs w:val="28"/>
+          <w:highlight w:val="none"/>
+          <w:u w:val="none"/>
           <w:lang w:val="ru-RU"/>
         </w:rPr>
         <w:fldChar w:fldCharType="end"/>
@@ -728,7 +4460,7 @@
       </w:r>
       <w:r>
         <w:rPr>
-          <w:rStyle w:val="4"/>
+          <w:rStyle w:val="5"/>
           <w:rFonts w:hint="default" w:ascii="Times New Roman" w:hAnsi="Times New Roman" w:eastAsia="Segoe UI"/>
           <w:i w:val="0"/>
           <w:iCs w:val="0"/>
@@ -882,7 +4614,7 @@
       </w:r>
       <w:r>
         <w:rPr>
-          <w:rStyle w:val="4"/>
+          <w:rStyle w:val="5"/>
           <w:rFonts w:hint="default" w:ascii="Times New Roman" w:hAnsi="Times New Roman" w:eastAsia="Segoe UI"/>
           <w:i w:val="0"/>
           <w:iCs w:val="0"/>
@@ -1021,7 +4753,7 @@
       </w:r>
       <w:r>
         <w:rPr>
-          <w:rStyle w:val="4"/>
+          <w:rStyle w:val="5"/>
           <w:rFonts w:hint="default" w:ascii="Times New Roman" w:hAnsi="Times New Roman" w:eastAsia="Segoe UI"/>
           <w:i w:val="0"/>
           <w:iCs w:val="0"/>
@@ -1113,8 +4845,6 @@
           <w:lang w:val="ru-RU"/>
         </w:rPr>
       </w:pPr>
-      <w:bookmarkStart w:id="0" w:name="_GoBack"/>
-      <w:bookmarkEnd w:id="0"/>
     </w:p>
     <w:p>
       <w:pPr>
@@ -1562,7 +5292,7 @@
                     </pic:cNvPicPr>
                   </pic:nvPicPr>
                   <pic:blipFill>
-                    <a:blip r:embed="rId4"/>
+                    <a:blip r:embed="rId5"/>
                     <a:stretch>
                       <a:fillRect/>
                     </a:stretch>
@@ -1982,7 +5712,7 @@
       </w:r>
       <w:r>
         <w:rPr>
-          <w:rStyle w:val="4"/>
+          <w:rStyle w:val="6"/>
           <w:rFonts w:hint="default" w:ascii="SimSun" w:hAnsi="SimSun" w:eastAsia="SimSun"/>
           <w:sz w:val="24"/>
           <w:szCs w:val="24"/>
@@ -2082,6 +5812,49 @@
     </w:sectPr>
   </w:body>
 </w:document>
+</file>
+
+<file path=word/numbering.xml><?xml version="1.0" encoding="utf-8"?>
+<w:numbering xmlns:wpc="http://schemas.microsoft.com/office/word/2010/wordprocessingCanvas" xmlns:mc="http://schemas.openxmlformats.org/markup-compatibility/2006" xmlns:o="urn:schemas-microsoft-com:office:office" xmlns:r="http://schemas.openxmlformats.org/officeDocument/2006/relationships" xmlns:m="http://schemas.openxmlformats.org/officeDocument/2006/math" xmlns:v="urn:schemas-microsoft-com:vml" xmlns:wp14="http://schemas.microsoft.com/office/word/2010/wordprocessingDrawing" xmlns:wp="http://schemas.openxmlformats.org/drawingml/2006/wordprocessingDrawing" xmlns:w10="urn:schemas-microsoft-com:office:word" xmlns:w="http://schemas.openxmlformats.org/wordprocessingml/2006/main" xmlns:w14="http://schemas.microsoft.com/office/word/2010/wordml" xmlns:wpg="http://schemas.microsoft.com/office/word/2010/wordprocessingGroup" xmlns:wpi="http://schemas.microsoft.com/office/word/2010/wordprocessingInk" xmlns:wne="http://schemas.microsoft.com/office/word/2006/wordml" xmlns:wps="http://schemas.microsoft.com/office/word/2010/wordprocessingShape" xmlns:wpsCustomData="http://www.wps.cn/officeDocument/2013/wpsCustomData" mc:Ignorable="w14 wp14">
+  <w:abstractNum w:abstractNumId="0">
+    <w:nsid w:val="80C44147"/>
+    <w:multiLevelType w:val="singleLevel"/>
+    <w:tmpl w:val="80C44147"/>
+    <w:lvl w:ilvl="0" w:tentative="0">
+      <w:start w:val="1"/>
+      <w:numFmt w:val="bullet"/>
+      <w:lvlText w:val=""/>
+      <w:lvlJc w:val="left"/>
+      <w:pPr>
+        <w:tabs>
+          <w:tab w:val="left" w:pos="420"/>
+        </w:tabs>
+        <w:ind w:left="420" w:leftChars="0" w:hanging="420" w:firstLineChars="0"/>
+      </w:pPr>
+      <w:rPr>
+        <w:rFonts w:hint="default" w:ascii="Wingdings" w:hAnsi="Wingdings"/>
+      </w:rPr>
+    </w:lvl>
+  </w:abstractNum>
+  <w:abstractNum w:abstractNumId="1">
+    <w:nsid w:val="876D8555"/>
+    <w:multiLevelType w:val="singleLevel"/>
+    <w:tmpl w:val="876D8555"/>
+    <w:lvl w:ilvl="0" w:tentative="0">
+      <w:start w:val="1"/>
+      <w:numFmt w:val="decimal"/>
+      <w:suff w:val="space"/>
+      <w:lvlText w:val="%1)"/>
+      <w:lvlJc w:val="left"/>
+    </w:lvl>
+  </w:abstractNum>
+  <w:num w:numId="1">
+    <w:abstractNumId w:val="0"/>
+  </w:num>
+  <w:num w:numId="2">
+    <w:abstractNumId w:val="1"/>
+  </w:num>
+</w:numbering>
 </file>
 
 <file path=word/styles.xml><?xml version="1.0" encoding="utf-8"?>
@@ -2180,7 +5953,7 @@
     <w:lsdException w:unhideWhenUsed="0" w:uiPriority="0" w:semiHidden="0" w:name="Body Text Indent 2"/>
     <w:lsdException w:unhideWhenUsed="0" w:uiPriority="0" w:semiHidden="0" w:name="Body Text Indent 3"/>
     <w:lsdException w:unhideWhenUsed="0" w:uiPriority="0" w:semiHidden="0" w:name="Block Text"/>
-    <w:lsdException w:unhideWhenUsed="0" w:uiPriority="0" w:semiHidden="0" w:name="Hyperlink"/>
+    <w:lsdException w:qFormat="1" w:unhideWhenUsed="0" w:uiPriority="0" w:semiHidden="0" w:name="Hyperlink"/>
     <w:lsdException w:unhideWhenUsed="0" w:uiPriority="0" w:semiHidden="0" w:name="FollowedHyperlink"/>
     <w:lsdException w:qFormat="1" w:unhideWhenUsed="0" w:uiPriority="0" w:semiHidden="0" w:name="Strong"/>
     <w:lsdException w:qFormat="1" w:unhideWhenUsed="0" w:uiPriority="0" w:semiHidden="0" w:name="Emphasis"/>
@@ -2255,12 +6028,34 @@
       <w:lang w:val="en-US" w:eastAsia="zh-CN" w:bidi="ar-SA"/>
     </w:rPr>
   </w:style>
-  <w:style w:type="character" w:default="1" w:styleId="2">
+  <w:style w:type="paragraph" w:styleId="2">
+    <w:name w:val="heading 1"/>
+    <w:basedOn w:val="1"/>
+    <w:next w:val="1"/>
+    <w:qFormat/>
+    <w:uiPriority w:val="0"/>
+    <w:pPr>
+      <w:keepNext/>
+      <w:widowControl/>
+      <w:spacing w:before="240" w:after="60"/>
+      <w:jc w:val="left"/>
+      <w:outlineLvl w:val="0"/>
+    </w:pPr>
+    <w:rPr>
+      <w:rFonts w:ascii="Arial" w:hAnsi="Arial" w:cs="Arial"/>
+      <w:b/>
+      <w:bCs/>
+      <w:kern w:val="32"/>
+      <w:sz w:val="32"/>
+      <w:szCs w:val="32"/>
+    </w:rPr>
+  </w:style>
+  <w:style w:type="character" w:default="1" w:styleId="3">
     <w:name w:val="Default Paragraph Font"/>
     <w:semiHidden/>
     <w:uiPriority w:val="0"/>
   </w:style>
-  <w:style w:type="table" w:default="1" w:styleId="3">
+  <w:style w:type="table" w:default="1" w:styleId="4">
     <w:name w:val="Normal Table"/>
     <w:semiHidden/>
     <w:uiPriority w:val="0"/>
@@ -2273,9 +6068,19 @@
       </w:tblCellMar>
     </w:tblPr>
   </w:style>
-  <w:style w:type="character" w:styleId="4">
+  <w:style w:type="character" w:styleId="5">
+    <w:name w:val="FollowedHyperlink"/>
+    <w:basedOn w:val="3"/>
+    <w:uiPriority w:val="0"/>
+    <w:rPr>
+      <w:color w:val="800080"/>
+      <w:u w:val="single"/>
+    </w:rPr>
+  </w:style>
+  <w:style w:type="character" w:styleId="6">
     <w:name w:val="Hyperlink"/>
-    <w:basedOn w:val="2"/>
+    <w:basedOn w:val="3"/>
+    <w:qFormat/>
     <w:uiPriority w:val="0"/>
     <w:rPr>
       <w:color w:val="0000FF"/>

--- a/51Б_Вылегжанина_А_И_РПЗ_НИР_5сем.docx
+++ b/51Б_Вылегжанина_А_И_РПЗ_НИР_5сем.docx
@@ -443,7 +443,7 @@
           <w:u w:val="none"/>
           <w:lang w:val="ru-RU"/>
         </w:rPr>
-        <w:t>Мы включены в разнообразные процессы: изменение уровня глюкозы в крови, появление солнечных пятен, изменение цен акций и многие другие. Независимо от того являемся ли мы их источником или участником, или просто подвержены влиянию этих процессов нам требуются технологии наблюдения, использования и прогнозирования явлений, описанных большим объёмом информации.</w:t>
+        <w:t>Мы включены в разнообразные процессы: изменение уровня глюкозы в крови, появление солнечных пятен, изменение цен акций и многие другие. Независимо от того являемся ли мы их источником или участником, или просто подвержены влиянию этих процессов нам требуются технологии наблюдения, анализа и прогнозирования явлений, описываемых большим объёмом информации.</w:t>
       </w:r>
     </w:p>
     <w:p>
@@ -486,7 +486,7 @@
           <w:u w:val="none"/>
           <w:lang w:val="ru-RU"/>
         </w:rPr>
-        <w:t xml:space="preserve">Задача воспроизведения источника информации, с целью анализа данных, поиска основных закономерностей и структур, а также прогнозирования возможных будущих значений решается по средством использования временных рядов </w:t>
+        <w:t xml:space="preserve">Задача воспроизведения источника информации с целью анализа данных, поиска основных закономерностей и структур, а также прогнозирования возможных будущих значений решается посредством использования временных рядов </w:t>
       </w:r>
       <w:r>
         <w:rPr>
@@ -768,7 +768,7 @@
           <w:highlight w:val="none"/>
           <w:lang w:val="ru-RU"/>
         </w:rPr>
-        <w:t xml:space="preserve">параметра </w:t>
+        <w:t>параметра:</w:t>
       </w:r>
       <w:r>
         <w:rPr>
@@ -778,7 +778,7 @@
           <w:szCs w:val="28"/>
           <w:highlight w:val="none"/>
         </w:rPr>
-        <w:t>— отметку времени и значение показателя ряда, соответствующее указанной отметке времени</w:t>
+        <w:t xml:space="preserve"> отметку времени и значение показателя ряда, соответствующее указанной отметке времени</w:t>
       </w:r>
       <w:r>
         <w:rPr>
@@ -919,7 +919,7 @@
           <w:highlight w:val="none"/>
           <w:lang w:val="ru-RU"/>
         </w:rPr>
-        <w:t xml:space="preserve">Область применения временных рядов охватывает различные сферы: экономика </w:t>
+        <w:t xml:space="preserve">Область применения временных рядов охватывает различные сферы: экономику </w:t>
       </w:r>
       <w:r>
         <w:rPr>
@@ -996,7 +996,7 @@
           <w:highlight w:val="none"/>
           <w:lang w:val="ru-RU"/>
         </w:rPr>
-        <w:t xml:space="preserve">биология </w:t>
+        <w:t xml:space="preserve">биологию </w:t>
       </w:r>
       <w:r>
         <w:rPr>
@@ -1084,7 +1084,7 @@
           <w:highlight w:val="none"/>
           <w:lang w:val="ru-RU"/>
         </w:rPr>
-        <w:t>, сейсмология</w:t>
+        <w:t>, сейсмологию</w:t>
       </w:r>
       <w:r>
         <w:rPr>
@@ -1372,7 +1372,9 @@
         <w:jc w:val="both"/>
         <w:textAlignment w:val="auto"/>
         <w:rPr>
-          <w:highlight w:val="none"/>
+          <w:rFonts w:hint="default"/>
+          <w:highlight w:val="none"/>
+          <w:lang w:val="en-CA"/>
         </w:rPr>
       </w:pPr>
       <w:r>
@@ -1935,17 +1937,7 @@
           <w:szCs w:val="28"/>
           <w:highlight w:val="none"/>
         </w:rPr>
-        <w:t xml:space="preserve">бозначим ключевые требования </w:t>
-      </w:r>
-      <w:r>
-        <w:rPr>
-          <w:rFonts w:hint="default" w:ascii="Times New Roman" w:hAnsi="Times New Roman" w:eastAsia="SimSun" w:cs="Times New Roman"/>
-          <w:color w:val="auto"/>
-          <w:sz w:val="28"/>
-          <w:szCs w:val="28"/>
-          <w:highlight w:val="none"/>
-        </w:rPr>
-        <w:t xml:space="preserve">к средствам </w:t>
+        <w:t xml:space="preserve">бозначим ключевые требования к средствам </w:t>
       </w:r>
       <w:r>
         <w:rPr>
@@ -2019,18 +2011,7 @@
           <w:highlight w:val="none"/>
           <w:lang w:val="ru-RU"/>
         </w:rPr>
-        <w:t xml:space="preserve">приоритетность </w:t>
-      </w:r>
-      <w:r>
-        <w:rPr>
-          <w:rFonts w:hint="default" w:ascii="Times New Roman" w:hAnsi="Times New Roman" w:eastAsia="SimSun" w:cs="Times New Roman"/>
-          <w:color w:val="auto"/>
-          <w:sz w:val="28"/>
-          <w:szCs w:val="28"/>
-          <w:highlight w:val="none"/>
-          <w:lang w:val="ru-RU"/>
-        </w:rPr>
-        <w:t>скорости записи данных, так как о</w:t>
+        <w:t>приоритетность скорости записи данных, так как о</w:t>
       </w:r>
       <w:r>
         <w:rPr>
@@ -2179,7 +2160,28 @@
           <w:szCs w:val="28"/>
           <w:highlight w:val="none"/>
         </w:rPr>
-        <w:t>анные записываются, считываются и  обновляются не случайным образом, а во временном порядке</w:t>
+        <w:t>анные записываются, считываются и</w:t>
+      </w:r>
+      <w:r>
+        <w:rPr>
+          <w:rFonts w:hint="default" w:ascii="Times New Roman" w:hAnsi="Times New Roman" w:eastAsia="SimSun" w:cs="Times New Roman"/>
+          <w:color w:val="auto"/>
+          <w:sz w:val="28"/>
+          <w:szCs w:val="28"/>
+          <w:highlight w:val="none"/>
+          <w:lang w:val="ru-RU"/>
+        </w:rPr>
+        <w:t xml:space="preserve"> </w:t>
+      </w:r>
+      <w:r>
+        <w:rPr>
+          <w:rFonts w:hint="default" w:ascii="Times New Roman" w:hAnsi="Times New Roman" w:eastAsia="SimSun" w:cs="Times New Roman"/>
+          <w:color w:val="auto"/>
+          <w:sz w:val="28"/>
+          <w:szCs w:val="28"/>
+          <w:highlight w:val="none"/>
+        </w:rPr>
+        <w:t>обновляются не случайным образом, а во временном порядке</w:t>
       </w:r>
       <w:r>
         <w:rPr>
@@ -2299,18 +2301,7 @@
           <w:highlight w:val="none"/>
           <w:lang w:val="ru-RU"/>
         </w:rPr>
-        <w:t>расширяемость и вместительность</w:t>
-      </w:r>
-      <w:r>
-        <w:rPr>
-          <w:rFonts w:hint="default" w:ascii="Times New Roman" w:hAnsi="Times New Roman" w:eastAsia="SimSun" w:cs="Times New Roman"/>
-          <w:color w:val="auto"/>
-          <w:sz w:val="28"/>
-          <w:szCs w:val="28"/>
-          <w:highlight w:val="none"/>
-          <w:lang w:val="ru-RU"/>
-        </w:rPr>
-        <w:t xml:space="preserve"> хранилища данных;</w:t>
+        <w:t>расширяемость и вместительность хранилища данных;</w:t>
       </w:r>
     </w:p>
     <w:p>
@@ -3133,7 +3124,31 @@
           <w:u w:val="none"/>
           <w:lang w:val="ru-RU"/>
         </w:rPr>
-        <w:t>епликация представляет собой набор технологий копирования и распространения данных и объектов между узлами, а также включает синхронизацию этих узлов для поддержания их согласованности</w:t>
+        <w:t xml:space="preserve">епликация представляет собой набор технологий копирования и распространения данных и объектов между узлами, а также включает синхронизацию этих узлов для поддержания их согласованности </w:t>
+      </w:r>
+      <w:r>
+        <w:rPr>
+          <w:rFonts w:hint="default" w:ascii="Times New Roman" w:hAnsi="Times New Roman" w:eastAsia="SimSun" w:cs="Times New Roman"/>
+          <w:i w:val="0"/>
+          <w:iCs w:val="0"/>
+          <w:color w:val="auto"/>
+          <w:sz w:val="28"/>
+          <w:szCs w:val="28"/>
+          <w:highlight w:val="none"/>
+          <w:lang w:val="ru-RU"/>
+        </w:rPr>
+        <w:t>(с</w:t>
+      </w:r>
+      <w:r>
+        <w:rPr>
+          <w:rFonts w:hint="default" w:ascii="Times New Roman" w:hAnsi="Times New Roman" w:eastAsia="SimSun" w:cs="Times New Roman"/>
+          <w:color w:val="auto"/>
+          <w:sz w:val="28"/>
+          <w:szCs w:val="28"/>
+          <w:highlight w:val="none"/>
+          <w:lang w:val="ru-RU"/>
+        </w:rPr>
+        <w:t>огласованность означает, что операция чтения всегда возвращает последнее записанное значение)</w:t>
       </w:r>
       <w:r>
         <w:rPr>
@@ -3192,7 +3207,29 @@
           <w:highlight w:val="none"/>
           <w:lang w:val="en-CA"/>
         </w:rPr>
-        <w:t>[4]</w:t>
+        <w:t>[</w:t>
+      </w:r>
+      <w:r>
+        <w:rPr>
+          <w:rStyle w:val="7"/>
+          <w:rFonts w:hint="default" w:ascii="Times New Roman" w:hAnsi="Times New Roman" w:cs="Times New Roman"/>
+          <w:sz w:val="28"/>
+          <w:szCs w:val="28"/>
+          <w:highlight w:val="none"/>
+          <w:lang w:val="ru-RU"/>
+        </w:rPr>
+        <w:t xml:space="preserve">3, </w:t>
+      </w:r>
+      <w:r>
+        <w:rPr>
+          <w:rStyle w:val="7"/>
+          <w:rFonts w:hint="default" w:ascii="Times New Roman" w:hAnsi="Times New Roman" w:cs="Times New Roman"/>
+          <w:sz w:val="28"/>
+          <w:szCs w:val="28"/>
+          <w:highlight w:val="none"/>
+          <w:lang w:val="en-CA"/>
+        </w:rPr>
+        <w:t>4]</w:t>
       </w:r>
       <w:r>
         <w:rPr>
@@ -3260,44 +3297,7 @@
           <w:highlight w:val="none"/>
           <w:lang w:val="ru-RU"/>
         </w:rPr>
-        <w:t xml:space="preserve">допускающей настройку согласованности </w:t>
-      </w:r>
-      <w:r>
-        <w:rPr>
-          <w:rFonts w:hint="default" w:ascii="Times New Roman" w:hAnsi="Times New Roman" w:eastAsia="SimSun" w:cs="Times New Roman"/>
-          <w:i w:val="0"/>
-          <w:iCs w:val="0"/>
-          <w:color w:val="auto"/>
-          <w:sz w:val="28"/>
-          <w:szCs w:val="28"/>
-          <w:highlight w:val="none"/>
-          <w:lang w:val="ru-RU"/>
-        </w:rPr>
-        <w:t>(с</w:t>
-      </w:r>
-      <w:r>
-        <w:rPr>
-          <w:rFonts w:hint="default" w:ascii="Times New Roman" w:hAnsi="Times New Roman" w:eastAsia="SimSun" w:cs="Times New Roman"/>
-          <w:color w:val="auto"/>
-          <w:sz w:val="28"/>
-          <w:szCs w:val="28"/>
-          <w:highlight w:val="none"/>
-          <w:lang w:val="ru-RU"/>
-        </w:rPr>
-        <w:t>огласованность означает, что операция чтения всегда возвращает последнее записанное значение)</w:t>
-      </w:r>
-      <w:r>
-        <w:rPr>
-          <w:rFonts w:hint="default" w:ascii="Times New Roman" w:hAnsi="Times New Roman" w:eastAsia="SimSun" w:cs="Times New Roman"/>
-          <w:i/>
-          <w:iCs/>
-          <w:color w:val="auto"/>
-          <w:sz w:val="28"/>
-          <w:szCs w:val="28"/>
-          <w:highlight w:val="none"/>
-          <w:lang w:val="ru-RU"/>
-        </w:rPr>
-        <w:t xml:space="preserve"> -</w:t>
+        <w:t>допускающей настройку согласованности -</w:t>
       </w:r>
       <w:r>
         <w:rPr>
@@ -4287,7 +4287,7 @@
           <w:shd w:val="clear" w:color="auto" w:fill="auto"/>
           <w:lang w:val="ru-RU"/>
         </w:rPr>
-        <w:t>временная метка, которая генерируется при каждом обновлении столбца;</w:t>
+        <w:t>временная метка, генерируемая при каждом обновлении столбца;</w:t>
       </w:r>
     </w:p>
     <w:p>
@@ -6457,19 +6457,7 @@
           <w:u w:val="none"/>
           <w:lang w:val="ru-RU"/>
         </w:rPr>
-        <w:t>прогнозирова</w:t>
-      </w:r>
-      <w:r>
-        <w:rPr>
-          <w:rFonts w:hint="default" w:ascii="Times New Roman" w:hAnsi="Times New Roman"/>
-          <w:color w:val="auto"/>
-          <w:sz w:val="28"/>
-          <w:szCs w:val="28"/>
-          <w:highlight w:val="none"/>
-          <w:u w:val="none"/>
-          <w:lang w:val="ru-RU"/>
-        </w:rPr>
-        <w:t xml:space="preserve">ния есть представление </w:t>
+        <w:t xml:space="preserve">прогнозирования есть представление </w:t>
       </w:r>
       <w:r>
         <w:rPr>
@@ -6589,19 +6577,7 @@
           <w:u w:val="none"/>
           <w:lang w:val="ru-RU"/>
         </w:rPr>
-        <w:t>пос</w:t>
-      </w:r>
-      <w:r>
-        <w:rPr>
-          <w:rFonts w:hint="default" w:ascii="Times New Roman" w:hAnsi="Times New Roman"/>
-          <w:color w:val="auto"/>
-          <w:sz w:val="28"/>
-          <w:szCs w:val="28"/>
-          <w:highlight w:val="none"/>
-          <w:u w:val="none"/>
-          <w:lang w:val="ru-RU"/>
-        </w:rPr>
-        <w:t>об задания этой зависимости может быть различным.</w:t>
+        <w:t>пособ задания этой зависимости может быть различным.</w:t>
       </w:r>
     </w:p>
     <w:p>
@@ -6826,7 +6802,7 @@
           <w:u w:val="none"/>
           <w:lang w:val="ru-RU"/>
         </w:rPr>
-        <w:t xml:space="preserve">К статистическим моделям относятся следующие группы моделей: </w:t>
+        <w:t xml:space="preserve">К статистическим относятся следующие группы моделей: </w:t>
       </w:r>
     </w:p>
     <w:p>
@@ -9720,7 +9696,7 @@
           <w:u w:val="none"/>
           <w:shd w:val="clear" w:color="auto" w:fill="auto"/>
         </w:rPr>
-        <w:t>атрица переходных вероятностей</w:t>
+        <w:t>атриц</w:t>
       </w:r>
       <w:r>
         <w:rPr>
@@ -9737,7 +9713,40 @@
           <w:shd w:val="clear" w:color="auto" w:fill="auto"/>
           <w:lang w:val="ru-RU"/>
         </w:rPr>
-        <w:t xml:space="preserve"> Р </w:t>
+        <w:t>у</w:t>
+      </w:r>
+      <w:r>
+        <w:rPr>
+          <w:rFonts w:hint="default" w:ascii="Times New Roman" w:hAnsi="Times New Roman" w:eastAsia="Segoe UI" w:cs="Times New Roman"/>
+          <w:i/>
+          <w:iCs/>
+          <w:caps w:val="0"/>
+          <w:color w:val="auto"/>
+          <w:spacing w:val="0"/>
+          <w:sz w:val="28"/>
+          <w:szCs w:val="28"/>
+          <w:highlight w:val="none"/>
+          <w:u w:val="none"/>
+          <w:shd w:val="clear" w:color="auto" w:fill="auto"/>
+        </w:rPr>
+        <w:t xml:space="preserve"> переходных вероятностей</w:t>
+      </w:r>
+      <w:r>
+        <w:rPr>
+          <w:rFonts w:hint="default" w:ascii="Times New Roman" w:hAnsi="Times New Roman" w:eastAsia="Segoe UI" w:cs="Times New Roman"/>
+          <w:i/>
+          <w:iCs/>
+          <w:caps w:val="0"/>
+          <w:color w:val="auto"/>
+          <w:spacing w:val="0"/>
+          <w:sz w:val="28"/>
+          <w:szCs w:val="28"/>
+          <w:highlight w:val="none"/>
+          <w:u w:val="none"/>
+          <w:shd w:val="clear" w:color="auto" w:fill="auto"/>
+          <w:lang w:val="ru-RU"/>
+        </w:rPr>
+        <w:t xml:space="preserve"> Р, </w:t>
       </w:r>
       <w:r>
         <w:rPr>
@@ -9753,7 +9762,7 @@
           <w:shd w:val="clear" w:color="auto" w:fill="auto"/>
           <w:lang w:val="ru-RU"/>
         </w:rPr>
-        <w:t>представляет собой матрицу, каждое значение (</w:t>
+        <w:t>представляющую собой матрицу, каждое значение (</w:t>
       </w:r>
       <w:r>
         <w:rPr>
@@ -10444,8 +10453,6 @@
           </m:d>
         </m:oMath>
       </m:oMathPara>
-      <w:bookmarkStart w:id="1" w:name="_GoBack"/>
-      <w:bookmarkEnd w:id="1"/>
     </w:p>
     <w:p>
       <w:pPr>
@@ -12025,59 +12032,6 @@
         <w:textAlignment w:val="auto"/>
         <w:rPr>
           <w:rFonts w:hint="default" w:ascii="Times New Roman" w:hAnsi="Times New Roman" w:eastAsia="Segoe UI"/>
-          <w:b/>
-          <w:bCs/>
-          <w:i w:val="0"/>
-          <w:iCs w:val="0"/>
-          <w:caps w:val="0"/>
-          <w:color w:val="auto"/>
-          <w:spacing w:val="0"/>
-          <w:sz w:val="28"/>
-          <w:szCs w:val="28"/>
-          <w:highlight w:val="none"/>
-          <w:shd w:val="clear" w:color="auto" w:fill="auto"/>
-          <w:lang w:val="ru-RU"/>
-        </w:rPr>
-      </w:pPr>
-      <w:r>
-        <w:rPr>
-          <w:rFonts w:hint="default" w:ascii="Times New Roman" w:hAnsi="Times New Roman" w:eastAsia="Segoe UI"/>
-          <w:b/>
-          <w:bCs/>
-          <w:i w:val="0"/>
-          <w:iCs w:val="0"/>
-          <w:caps w:val="0"/>
-          <w:color w:val="auto"/>
-          <w:spacing w:val="0"/>
-          <w:sz w:val="28"/>
-          <w:szCs w:val="28"/>
-          <w:highlight w:val="none"/>
-          <w:shd w:val="clear" w:color="auto" w:fill="auto"/>
-          <w:lang w:val="ru-RU"/>
-        </w:rPr>
-        <w:t>Вывод:</w:t>
-      </w:r>
-    </w:p>
-    <w:p>
-      <w:pPr>
-        <w:keepNext w:val="0"/>
-        <w:keepLines w:val="0"/>
-        <w:pageBreakBefore w:val="0"/>
-        <w:widowControl/>
-        <w:kinsoku/>
-        <w:wordWrap/>
-        <w:overflowPunct/>
-        <w:topLinePunct w:val="0"/>
-        <w:autoSpaceDE/>
-        <w:autoSpaceDN/>
-        <w:bidi w:val="0"/>
-        <w:adjustRightInd/>
-        <w:snapToGrid/>
-        <w:ind w:left="0" w:leftChars="0" w:firstLine="599" w:firstLineChars="214"/>
-        <w:jc w:val="both"/>
-        <w:textAlignment w:val="auto"/>
-        <w:rPr>
-          <w:rFonts w:hint="default" w:ascii="Times New Roman" w:hAnsi="Times New Roman" w:eastAsia="Segoe UI"/>
           <w:i w:val="0"/>
           <w:iCs w:val="0"/>
           <w:caps w:val="0"/>
@@ -12505,7 +12459,7 @@
           <w:szCs w:val="28"/>
           <w:highlight w:val="none"/>
           <w:u w:val="none"/>
-          <w:lang w:val="en-CA"/>
+          <w:lang w:val="ru-RU"/>
         </w:rPr>
       </w:pPr>
       <w:r>
@@ -12519,6 +12473,37 @@
         </w:rPr>
         <w:t xml:space="preserve">Для удобства анализа данной модели временной ряд обозначим </w:t>
       </w:r>
+    </w:p>
+    <w:p>
+      <w:pPr>
+        <w:keepNext w:val="0"/>
+        <w:keepLines w:val="0"/>
+        <w:pageBreakBefore w:val="0"/>
+        <w:widowControl/>
+        <w:numPr>
+          <w:ilvl w:val="0"/>
+          <w:numId w:val="0"/>
+        </w:numPr>
+        <w:kinsoku/>
+        <w:wordWrap/>
+        <w:overflowPunct/>
+        <w:topLinePunct w:val="0"/>
+        <w:autoSpaceDE/>
+        <w:autoSpaceDN/>
+        <w:bidi w:val="0"/>
+        <w:adjustRightInd/>
+        <w:snapToGrid/>
+        <w:jc w:val="both"/>
+        <w:textAlignment w:val="auto"/>
+        <w:rPr>
+          <w:rFonts w:hint="default" w:ascii="Times New Roman" w:hAnsi="Times New Roman"/>
+          <w:sz w:val="28"/>
+          <w:szCs w:val="28"/>
+          <w:highlight w:val="none"/>
+          <w:u w:val="none"/>
+          <w:lang w:val="ru-RU"/>
+        </w:rPr>
+      </w:pPr>
       <m:oMath>
         <m:sSubSup>
           <m:sSubSupPr>
@@ -12878,6 +12863,37 @@
         </w:rPr>
         <w:t xml:space="preserve">. Набор последовательных значений </w:t>
       </w:r>
+    </w:p>
+    <w:p>
+      <w:pPr>
+        <w:keepNext w:val="0"/>
+        <w:keepLines w:val="0"/>
+        <w:pageBreakBefore w:val="0"/>
+        <w:widowControl/>
+        <w:numPr>
+          <w:ilvl w:val="0"/>
+          <w:numId w:val="0"/>
+        </w:numPr>
+        <w:kinsoku/>
+        <w:wordWrap/>
+        <w:overflowPunct/>
+        <w:topLinePunct w:val="0"/>
+        <w:autoSpaceDE/>
+        <w:autoSpaceDN/>
+        <w:bidi w:val="0"/>
+        <w:adjustRightInd/>
+        <w:snapToGrid/>
+        <w:jc w:val="both"/>
+        <w:textAlignment w:val="auto"/>
+        <w:rPr>
+          <w:rFonts w:hint="default" w:ascii="Times New Roman" w:hAnsi="Times New Roman"/>
+          <w:sz w:val="28"/>
+          <w:szCs w:val="28"/>
+          <w:highlight w:val="none"/>
+          <w:u w:val="none"/>
+          <w:lang w:val="en-CA"/>
+        </w:rPr>
+      </w:pPr>
       <m:oMath>
         <m:sSubSup>
           <m:sSubSupPr>
@@ -12957,7 +12973,7 @@
                 <w:u w:val="none"/>
                 <w:lang w:val="en-CA"/>
               </w:rPr>
-              <m:t>N</m:t>
+              <m:t>M</m:t>
             </m:r>
             <m:ctrlPr>
               <w:rPr>
@@ -15510,7 +15526,7 @@
           <w:szCs w:val="28"/>
           <w:highlight w:val="none"/>
           <w:u w:val="none"/>
-          <w:lang w:val="en-CA"/>
+          <w:lang w:val="ru-RU"/>
         </w:rPr>
       </w:pPr>
       <w:r>
@@ -15680,7 +15696,7 @@
           <w:u w:val="none"/>
           <w:lang w:val="ru-RU"/>
         </w:rPr>
-        <w:t xml:space="preserve"> определяются следующим образом</w:t>
+        <w:t xml:space="preserve"> определяются следующим образом:</w:t>
       </w:r>
     </w:p>
     <w:p>
@@ -15709,6 +15725,7 @@
           <w:highlight w:val="none"/>
         </w:rPr>
       </w:pPr>
+      <w:bookmarkStart w:id="1" w:name="_GoBack"/>
       <w:r>
         <w:rPr>
           <w:highlight w:val="none"/>
@@ -15755,6 +15772,7 @@
           </wp:inline>
         </w:drawing>
       </w:r>
+      <w:bookmarkEnd w:id="1"/>
     </w:p>
     <w:p>
       <w:pPr>
@@ -17904,7 +17922,7 @@
           <w:u w:val="none"/>
           <w:lang w:val="ru-RU"/>
         </w:rPr>
-        <w:t xml:space="preserve">Кроме того, существует возможность построить модель, учитывающую внешние факторы, которые также представлены в виде временного ряда со значениями соответствующими отметкам времени временного ряда </w:t>
+        <w:t xml:space="preserve">Кроме того, существует возможность построить модель, учитывающую внешние факторы, которые также представлены в виде временного ряда со значениями, соответствующими отметкам времени временного ряда </w:t>
       </w:r>
       <w:r>
         <w:rPr>
@@ -17937,7 +17955,7 @@
           <w:u w:val="none"/>
           <w:lang w:val="ru-RU"/>
         </w:rPr>
-        <w:t xml:space="preserve">В данной модели отличается процесс аппроксимации выборок. В остальном процесс прогнозирования аналогичен уже рассмотренному. </w:t>
+        <w:t xml:space="preserve">В данной модели отличается процесс аппроксимации выборок, в остальном алгоритм прогнозирования аналогичен уже рассмотренному. </w:t>
       </w:r>
     </w:p>
     <w:p>
@@ -18205,14 +18223,26 @@
       </m:oMath>
       <w:r>
         <w:rPr>
-          <w:rFonts w:hint="default" w:ascii="Times New Roman" w:hAnsi="Times New Roman"/>
-          <w:sz w:val="28"/>
-          <w:szCs w:val="28"/>
-          <w:highlight w:val="none"/>
-          <w:u w:val="none"/>
-          <w:lang w:val="ru-RU"/>
-        </w:rPr>
-        <w:t xml:space="preserve">  с учётом внешних факторов Х будет выглядеть следующим образом</w:t>
+          <w:rFonts w:hint="default" w:ascii="Times New Roman" w:hAnsi="Cambria Math"/>
+          <w:i w:val="0"/>
+          <w:sz w:val="28"/>
+          <w:szCs w:val="28"/>
+          <w:highlight w:val="none"/>
+          <w:u w:val="none"/>
+          <w:lang w:val="ru-RU"/>
+        </w:rPr>
+        <w:t>,</w:t>
+      </w:r>
+      <w:r>
+        <w:rPr>
+          <w:rFonts w:hint="default" w:ascii="Times New Roman" w:hAnsi="Times New Roman"/>
+          <w:sz w:val="28"/>
+          <w:szCs w:val="28"/>
+          <w:highlight w:val="none"/>
+          <w:u w:val="none"/>
+          <w:lang w:val="ru-RU"/>
+        </w:rPr>
+        <w:t xml:space="preserve"> с учётом внешних факторов Х, будет выглядеть следующим образом</w:t>
       </w:r>
       <w:r>
         <w:rPr>
@@ -18311,7 +18341,7 @@
         <w:bidi w:val="0"/>
         <w:adjustRightInd/>
         <w:snapToGrid/>
-        <w:ind w:left="0" w:leftChars="0" w:firstLine="428" w:firstLineChars="214"/>
+        <w:ind w:left="0" w:leftChars="0" w:firstLine="599" w:firstLineChars="214"/>
         <w:jc w:val="both"/>
         <w:textAlignment w:val="auto"/>
         <w:rPr>
@@ -18323,52 +18353,770 @@
           <w:lang w:val="ru-RU"/>
         </w:rPr>
       </w:pPr>
-      <w:r>
-        <w:rPr>
-          <w:highlight w:val="none"/>
-        </w:rPr>
-        <w:drawing>
-          <wp:inline distT="0" distB="0" distL="114300" distR="114300">
-            <wp:extent cx="2438400" cy="434340"/>
-            <wp:effectExtent l="0" t="0" r="0" b="7620"/>
-            <wp:docPr id="72" name="Изображение 29"/>
-            <wp:cNvGraphicFramePr>
-              <a:graphicFrameLocks xmlns:a="http://schemas.openxmlformats.org/drawingml/2006/main" noChangeAspect="1"/>
-            </wp:cNvGraphicFramePr>
-            <a:graphic xmlns:a="http://schemas.openxmlformats.org/drawingml/2006/main">
-              <a:graphicData uri="http://schemas.openxmlformats.org/drawingml/2006/picture">
-                <pic:pic xmlns:pic="http://schemas.openxmlformats.org/drawingml/2006/picture">
-                  <pic:nvPicPr>
-                    <pic:cNvPr id="72" name="Изображение 29"/>
-                    <pic:cNvPicPr>
-                      <a:picLocks noChangeAspect="1"/>
-                    </pic:cNvPicPr>
-                  </pic:nvPicPr>
-                  <pic:blipFill>
-                    <a:blip r:embed="rId8"/>
-                    <a:stretch>
-                      <a:fillRect/>
-                    </a:stretch>
-                  </pic:blipFill>
-                  <pic:spPr>
-                    <a:xfrm>
-                      <a:off x="0" y="0"/>
-                      <a:ext cx="2438400" cy="434340"/>
-                    </a:xfrm>
-                    <a:prstGeom prst="rect">
-                      <a:avLst/>
-                    </a:prstGeom>
-                    <a:noFill/>
-                    <a:ln>
-                      <a:noFill/>
-                    </a:ln>
-                  </pic:spPr>
-                </pic:pic>
-              </a:graphicData>
-            </a:graphic>
-          </wp:inline>
-        </w:drawing>
-      </w:r>
+      <m:oMathPara>
+        <m:oMath>
+          <m:sSubSup>
+            <m:sSubSupPr>
+              <m:ctrlPr>
+                <w:rPr>
+                  <w:rFonts w:hint="default" w:ascii="Cambria Math" w:hAnsi="Cambria Math"/>
+                  <w:sz w:val="28"/>
+                  <w:szCs w:val="28"/>
+                  <w:highlight w:val="none"/>
+                  <w:u w:val="none"/>
+                  <w:lang w:val="ru-RU"/>
+                </w:rPr>
+              </m:ctrlPr>
+            </m:sSubSupPr>
+            <m:e>
+              <m:acc>
+                <m:accPr>
+                  <m:ctrlPr>
+                    <w:rPr>
+                      <w:rFonts w:hint="default" w:ascii="Cambria Math" w:hAnsi="Cambria Math"/>
+                      <w:sz w:val="28"/>
+                      <w:szCs w:val="28"/>
+                      <w:highlight w:val="none"/>
+                      <w:u w:val="none"/>
+                      <w:lang w:val="ru-RU"/>
+                    </w:rPr>
+                  </m:ctrlPr>
+                </m:accPr>
+                <m:e>
+                  <m:r>
+                    <m:rPr>
+                      <m:sty m:val="p"/>
+                    </m:rPr>
+                    <w:rPr>
+                      <w:rFonts w:hint="default" w:ascii="Cambria Math" w:hAnsi="Cambria Math"/>
+                      <w:sz w:val="28"/>
+                      <w:szCs w:val="28"/>
+                      <w:highlight w:val="none"/>
+                      <w:u w:val="none"/>
+                      <w:lang w:val="en-CA"/>
+                    </w:rPr>
+                    <m:t>Z</m:t>
+                  </m:r>
+                  <m:ctrlPr>
+                    <w:rPr>
+                      <w:rFonts w:hint="default" w:ascii="Cambria Math" w:hAnsi="Cambria Math"/>
+                      <w:sz w:val="28"/>
+                      <w:szCs w:val="28"/>
+                      <w:highlight w:val="none"/>
+                      <w:u w:val="none"/>
+                      <w:lang w:val="ru-RU"/>
+                    </w:rPr>
+                  </m:ctrlPr>
+                </m:e>
+              </m:acc>
+              <m:ctrlPr>
+                <w:rPr>
+                  <w:rFonts w:hint="default" w:ascii="Cambria Math" w:hAnsi="Cambria Math"/>
+                  <w:sz w:val="28"/>
+                  <w:szCs w:val="28"/>
+                  <w:highlight w:val="none"/>
+                  <w:u w:val="none"/>
+                  <w:lang w:val="ru-RU"/>
+                </w:rPr>
+              </m:ctrlPr>
+            </m:e>
+            <m:sub>
+              <m:r>
+                <m:rPr>
+                  <m:sty m:val="p"/>
+                </m:rPr>
+                <w:rPr>
+                  <w:rFonts w:hint="default" w:ascii="Cambria Math" w:hAnsi="Cambria Math"/>
+                  <w:sz w:val="28"/>
+                  <w:szCs w:val="28"/>
+                  <w:highlight w:val="none"/>
+                  <w:u w:val="none"/>
+                  <w:lang w:val="en-CA"/>
+                </w:rPr>
+                <m:t>T+1</m:t>
+              </m:r>
+              <m:ctrlPr>
+                <w:rPr>
+                  <w:rFonts w:hint="default" w:ascii="Cambria Math" w:hAnsi="Cambria Math"/>
+                  <w:sz w:val="28"/>
+                  <w:szCs w:val="28"/>
+                  <w:highlight w:val="none"/>
+                  <w:u w:val="none"/>
+                  <w:lang w:val="ru-RU"/>
+                </w:rPr>
+              </m:ctrlPr>
+            </m:sub>
+            <m:sup>
+              <m:r>
+                <m:rPr>
+                  <m:sty m:val="p"/>
+                </m:rPr>
+                <w:rPr>
+                  <w:rFonts w:hint="default" w:ascii="Cambria Math" w:hAnsi="Cambria Math"/>
+                  <w:sz w:val="28"/>
+                  <w:szCs w:val="28"/>
+                  <w:highlight w:val="none"/>
+                  <w:u w:val="none"/>
+                  <w:lang w:val="en-CA"/>
+                </w:rPr>
+                <m:t>P</m:t>
+              </m:r>
+              <m:ctrlPr>
+                <w:rPr>
+                  <w:rFonts w:hint="default" w:ascii="Cambria Math" w:hAnsi="Cambria Math"/>
+                  <w:sz w:val="28"/>
+                  <w:szCs w:val="28"/>
+                  <w:highlight w:val="none"/>
+                  <w:u w:val="none"/>
+                  <w:lang w:val="ru-RU"/>
+                </w:rPr>
+              </m:ctrlPr>
+            </m:sup>
+          </m:sSubSup>
+          <m:r>
+            <m:rPr>
+              <m:sty m:val="p"/>
+            </m:rPr>
+            <w:rPr>
+              <w:rFonts w:hint="default" w:ascii="Cambria Math" w:hAnsi="Cambria Math"/>
+              <w:sz w:val="28"/>
+              <w:szCs w:val="28"/>
+              <w:highlight w:val="none"/>
+              <w:u w:val="none"/>
+              <w:lang w:val="en-CA"/>
+            </w:rPr>
+            <m:t>=</m:t>
+          </m:r>
+          <m:sSub>
+            <m:sSubPr>
+              <m:ctrlPr>
+                <w:rPr>
+                  <w:rFonts w:hint="default" w:ascii="Cambria Math" w:hAnsi="Cambria Math"/>
+                  <w:sz w:val="28"/>
+                  <w:szCs w:val="28"/>
+                  <w:highlight w:val="none"/>
+                  <w:u w:val="none"/>
+                  <w:lang w:val="en-CA"/>
+                </w:rPr>
+              </m:ctrlPr>
+            </m:sSubPr>
+            <m:e>
+              <m:r>
+                <m:rPr>
+                  <m:sty m:val="p"/>
+                </m:rPr>
+                <w:rPr>
+                  <w:rFonts w:hint="default" w:ascii="Cambria Math" w:hAnsi="Cambria Math"/>
+                  <w:sz w:val="28"/>
+                  <w:szCs w:val="28"/>
+                  <w:highlight w:val="none"/>
+                  <w:u w:val="none"/>
+                  <w:lang w:val="en-CA"/>
+                </w:rPr>
+                <m:t>α</m:t>
+              </m:r>
+              <m:ctrlPr>
+                <w:rPr>
+                  <w:rFonts w:hint="default" w:ascii="Cambria Math" w:hAnsi="Cambria Math"/>
+                  <w:sz w:val="28"/>
+                  <w:szCs w:val="28"/>
+                  <w:highlight w:val="none"/>
+                  <w:u w:val="none"/>
+                  <w:lang w:val="en-CA"/>
+                </w:rPr>
+              </m:ctrlPr>
+            </m:e>
+            <m:sub>
+              <m:r>
+                <m:rPr>
+                  <m:sty m:val="p"/>
+                </m:rPr>
+                <w:rPr>
+                  <w:rFonts w:hint="default" w:ascii="Cambria Math" w:hAnsi="Cambria Math"/>
+                  <w:sz w:val="28"/>
+                  <w:szCs w:val="28"/>
+                  <w:highlight w:val="none"/>
+                  <w:u w:val="none"/>
+                  <w:lang w:val="en-CA"/>
+                </w:rPr>
+                <m:t>2</m:t>
+              </m:r>
+              <m:ctrlPr>
+                <w:rPr>
+                  <w:rFonts w:hint="default" w:ascii="Cambria Math" w:hAnsi="Cambria Math"/>
+                  <w:sz w:val="28"/>
+                  <w:szCs w:val="28"/>
+                  <w:highlight w:val="none"/>
+                  <w:u w:val="none"/>
+                  <w:lang w:val="en-CA"/>
+                </w:rPr>
+              </m:ctrlPr>
+            </m:sub>
+          </m:sSub>
+          <m:sSubSup>
+            <m:sSubSupPr>
+              <m:ctrlPr>
+                <w:rPr>
+                  <w:rFonts w:hint="default" w:ascii="Cambria Math" w:hAnsi="Cambria Math"/>
+                  <w:sz w:val="28"/>
+                  <w:szCs w:val="28"/>
+                  <w:highlight w:val="none"/>
+                  <w:u w:val="none"/>
+                  <w:lang w:val="ru-RU"/>
+                </w:rPr>
+              </m:ctrlPr>
+            </m:sSubSupPr>
+            <m:e>
+              <m:r>
+                <m:rPr>
+                  <m:sty m:val="p"/>
+                </m:rPr>
+                <w:rPr>
+                  <w:rFonts w:hint="default" w:ascii="Cambria Math" w:hAnsi="Cambria Math"/>
+                  <w:sz w:val="28"/>
+                  <w:szCs w:val="28"/>
+                  <w:highlight w:val="none"/>
+                  <w:u w:val="none"/>
+                  <w:lang w:val="en-CA"/>
+                </w:rPr>
+                <m:t>Z</m:t>
+              </m:r>
+              <m:ctrlPr>
+                <w:rPr>
+                  <w:rFonts w:hint="default" w:ascii="Cambria Math" w:hAnsi="Cambria Math"/>
+                  <w:sz w:val="28"/>
+                  <w:szCs w:val="28"/>
+                  <w:highlight w:val="none"/>
+                  <w:u w:val="none"/>
+                  <w:lang w:val="ru-RU"/>
+                </w:rPr>
+              </m:ctrlPr>
+            </m:e>
+            <m:sub>
+              <m:sSub>
+                <m:sSubPr>
+                  <m:ctrlPr>
+                    <w:rPr>
+                      <w:rFonts w:hint="default" w:ascii="Cambria Math" w:hAnsi="Cambria Math"/>
+                      <w:sz w:val="28"/>
+                      <w:szCs w:val="28"/>
+                      <w:highlight w:val="none"/>
+                      <w:u w:val="none"/>
+                      <w:lang w:val="ru-RU"/>
+                    </w:rPr>
+                  </m:ctrlPr>
+                </m:sSubPr>
+                <m:e>
+                  <m:r>
+                    <m:rPr>
+                      <m:sty m:val="p"/>
+                    </m:rPr>
+                    <w:rPr>
+                      <w:rFonts w:hint="default" w:ascii="Cambria Math" w:hAnsi="Cambria Math"/>
+                      <w:sz w:val="28"/>
+                      <w:szCs w:val="28"/>
+                      <w:highlight w:val="none"/>
+                      <w:u w:val="none"/>
+                      <w:lang w:val="en-CA"/>
+                    </w:rPr>
+                    <m:t>k</m:t>
+                  </m:r>
+                  <m:ctrlPr>
+                    <w:rPr>
+                      <w:rFonts w:hint="default" w:ascii="Cambria Math" w:hAnsi="Cambria Math"/>
+                      <w:sz w:val="28"/>
+                      <w:szCs w:val="28"/>
+                      <w:highlight w:val="none"/>
+                      <w:u w:val="none"/>
+                      <w:lang w:val="ru-RU"/>
+                    </w:rPr>
+                  </m:ctrlPr>
+                </m:e>
+                <m:sub>
+                  <m:sSup>
+                    <m:sSupPr>
+                      <m:ctrlPr>
+                        <w:rPr>
+                          <w:rFonts w:hint="default" w:ascii="Cambria Math" w:hAnsi="Cambria Math"/>
+                          <w:b w:val="0"/>
+                          <w:i w:val="0"/>
+                          <w:sz w:val="28"/>
+                          <w:szCs w:val="28"/>
+                          <w:highlight w:val="none"/>
+                          <w:u w:val="none"/>
+                          <w:lang w:val="en-CA"/>
+                        </w:rPr>
+                      </m:ctrlPr>
+                    </m:sSupPr>
+                    <m:e>
+                      <m:r>
+                        <m:rPr>
+                          <m:sty m:val="p"/>
+                        </m:rPr>
+                        <w:rPr>
+                          <w:rFonts w:hint="default" w:ascii="Cambria Math" w:hAnsi="Cambria Math"/>
+                          <w:sz w:val="28"/>
+                          <w:szCs w:val="28"/>
+                          <w:highlight w:val="none"/>
+                          <w:u w:val="none"/>
+                          <w:lang w:val="en-CA"/>
+                        </w:rPr>
+                        <m:t>max</m:t>
+                      </m:r>
+                      <m:ctrlPr>
+                        <w:rPr>
+                          <w:rFonts w:hint="default" w:ascii="Cambria Math" w:hAnsi="Cambria Math"/>
+                          <w:b w:val="0"/>
+                          <w:i w:val="0"/>
+                          <w:sz w:val="28"/>
+                          <w:szCs w:val="28"/>
+                          <w:highlight w:val="none"/>
+                          <w:u w:val="none"/>
+                          <w:lang w:val="en-CA"/>
+                        </w:rPr>
+                      </m:ctrlPr>
+                    </m:e>
+                    <m:sup>
+                      <m:r>
+                        <m:rPr>
+                          <m:sty m:val="p"/>
+                        </m:rPr>
+                        <w:rPr>
+                          <w:rFonts w:hint="default" w:ascii="Cambria Math" w:hAnsi="Cambria Math"/>
+                          <w:sz w:val="28"/>
+                          <w:szCs w:val="28"/>
+                          <w:highlight w:val="none"/>
+                          <w:u w:val="none"/>
+                          <w:lang w:val="en-CA"/>
+                        </w:rPr>
+                        <m:t>∗</m:t>
+                      </m:r>
+                      <m:ctrlPr>
+                        <w:rPr>
+                          <w:rFonts w:hint="default" w:ascii="Cambria Math" w:hAnsi="Cambria Math"/>
+                          <w:b w:val="0"/>
+                          <w:i w:val="0"/>
+                          <w:sz w:val="28"/>
+                          <w:szCs w:val="28"/>
+                          <w:highlight w:val="none"/>
+                          <w:u w:val="none"/>
+                          <w:lang w:val="en-CA"/>
+                        </w:rPr>
+                      </m:ctrlPr>
+                    </m:sup>
+                  </m:sSup>
+                  <m:r>
+                    <m:rPr>
+                      <m:sty m:val="p"/>
+                    </m:rPr>
+                    <w:rPr>
+                      <w:rFonts w:hint="default" w:ascii="Cambria Math" w:hAnsi="Cambria Math"/>
+                      <w:sz w:val="28"/>
+                      <w:szCs w:val="28"/>
+                      <w:highlight w:val="none"/>
+                      <w:u w:val="none"/>
+                      <w:lang w:val="en-CA"/>
+                    </w:rPr>
+                    <m:t>+M</m:t>
+                  </m:r>
+                  <m:ctrlPr>
+                    <w:rPr>
+                      <w:rFonts w:hint="default" w:ascii="Cambria Math" w:hAnsi="Cambria Math"/>
+                      <w:sz w:val="28"/>
+                      <w:szCs w:val="28"/>
+                      <w:highlight w:val="none"/>
+                      <w:u w:val="none"/>
+                      <w:lang w:val="ru-RU"/>
+                    </w:rPr>
+                  </m:ctrlPr>
+                </m:sub>
+              </m:sSub>
+              <m:r>
+                <m:rPr>
+                  <m:sty m:val="p"/>
+                </m:rPr>
+                <w:rPr>
+                  <w:rFonts w:hint="default" w:ascii="Cambria Math" w:hAnsi="Cambria Math"/>
+                  <w:sz w:val="28"/>
+                  <w:szCs w:val="28"/>
+                  <w:highlight w:val="none"/>
+                  <w:u w:val="none"/>
+                  <w:lang w:val="en-CA"/>
+                </w:rPr>
+                <m:t>+M</m:t>
+              </m:r>
+              <m:ctrlPr>
+                <w:rPr>
+                  <w:rFonts w:hint="default" w:ascii="Cambria Math" w:hAnsi="Cambria Math"/>
+                  <w:sz w:val="28"/>
+                  <w:szCs w:val="28"/>
+                  <w:highlight w:val="none"/>
+                  <w:u w:val="none"/>
+                  <w:lang w:val="ru-RU"/>
+                </w:rPr>
+              </m:ctrlPr>
+            </m:sub>
+            <m:sup>
+              <m:r>
+                <m:rPr>
+                  <m:sty m:val="p"/>
+                </m:rPr>
+                <w:rPr>
+                  <w:rFonts w:hint="default" w:ascii="Cambria Math" w:hAnsi="Cambria Math"/>
+                  <w:sz w:val="28"/>
+                  <w:szCs w:val="28"/>
+                  <w:highlight w:val="none"/>
+                  <w:u w:val="none"/>
+                  <w:lang w:val="en-CA"/>
+                </w:rPr>
+                <m:t>P</m:t>
+              </m:r>
+              <m:ctrlPr>
+                <w:rPr>
+                  <w:rFonts w:hint="default" w:ascii="Cambria Math" w:hAnsi="Cambria Math"/>
+                  <w:sz w:val="28"/>
+                  <w:szCs w:val="28"/>
+                  <w:highlight w:val="none"/>
+                  <w:u w:val="none"/>
+                  <w:lang w:val="ru-RU"/>
+                </w:rPr>
+              </m:ctrlPr>
+            </m:sup>
+          </m:sSubSup>
+          <m:r>
+            <m:rPr>
+              <m:sty m:val="p"/>
+            </m:rPr>
+            <w:rPr>
+              <w:rFonts w:hint="default" w:ascii="Cambria Math" w:hAnsi="Cambria Math"/>
+              <w:sz w:val="28"/>
+              <w:szCs w:val="28"/>
+              <w:highlight w:val="none"/>
+              <w:u w:val="none"/>
+              <w:lang w:val="en-CA"/>
+            </w:rPr>
+            <m:t>+</m:t>
+          </m:r>
+          <m:sSub>
+            <m:sSubPr>
+              <m:ctrlPr>
+                <w:rPr>
+                  <w:rFonts w:hint="default" w:ascii="Cambria Math" w:hAnsi="Cambria Math"/>
+                  <w:sz w:val="28"/>
+                  <w:szCs w:val="28"/>
+                  <w:highlight w:val="none"/>
+                  <w:u w:val="none"/>
+                  <w:lang w:val="en-CA"/>
+                </w:rPr>
+              </m:ctrlPr>
+            </m:sSubPr>
+            <m:e>
+              <m:r>
+                <m:rPr>
+                  <m:sty m:val="p"/>
+                </m:rPr>
+                <w:rPr>
+                  <w:rFonts w:hint="default" w:ascii="Cambria Math" w:hAnsi="Cambria Math"/>
+                  <w:sz w:val="28"/>
+                  <w:szCs w:val="28"/>
+                  <w:highlight w:val="none"/>
+                  <w:u w:val="none"/>
+                  <w:lang w:val="en-CA"/>
+                </w:rPr>
+                <m:t>α</m:t>
+              </m:r>
+              <m:ctrlPr>
+                <w:rPr>
+                  <w:rFonts w:hint="default" w:ascii="Cambria Math" w:hAnsi="Cambria Math"/>
+                  <w:sz w:val="28"/>
+                  <w:szCs w:val="28"/>
+                  <w:highlight w:val="none"/>
+                  <w:u w:val="none"/>
+                  <w:lang w:val="en-CA"/>
+                </w:rPr>
+              </m:ctrlPr>
+            </m:e>
+            <m:sub>
+              <m:r>
+                <m:rPr>
+                  <m:sty m:val="p"/>
+                </m:rPr>
+                <w:rPr>
+                  <w:rFonts w:hint="default" w:ascii="Cambria Math" w:hAnsi="Cambria Math"/>
+                  <w:sz w:val="28"/>
+                  <w:szCs w:val="28"/>
+                  <w:highlight w:val="none"/>
+                  <w:u w:val="none"/>
+                  <w:lang w:val="en-CA"/>
+                </w:rPr>
+                <m:t>0</m:t>
+              </m:r>
+              <m:ctrlPr>
+                <w:rPr>
+                  <w:rFonts w:hint="default" w:ascii="Cambria Math" w:hAnsi="Cambria Math"/>
+                  <w:sz w:val="28"/>
+                  <w:szCs w:val="28"/>
+                  <w:highlight w:val="none"/>
+                  <w:u w:val="none"/>
+                  <w:lang w:val="en-CA"/>
+                </w:rPr>
+              </m:ctrlPr>
+            </m:sub>
+          </m:sSub>
+          <m:sSup>
+            <m:sSupPr>
+              <m:ctrlPr>
+                <w:rPr>
+                  <w:rFonts w:hint="default" w:ascii="Cambria Math" w:hAnsi="Cambria Math"/>
+                  <w:sz w:val="28"/>
+                  <w:szCs w:val="28"/>
+                  <w:highlight w:val="none"/>
+                  <w:u w:val="none"/>
+                  <w:lang w:val="en-CA"/>
+                </w:rPr>
+              </m:ctrlPr>
+            </m:sSupPr>
+            <m:e>
+              <m:r>
+                <m:rPr>
+                  <m:sty m:val="p"/>
+                </m:rPr>
+                <w:rPr>
+                  <w:rFonts w:hint="default" w:ascii="Cambria Math" w:hAnsi="Cambria Math"/>
+                  <w:sz w:val="28"/>
+                  <w:szCs w:val="28"/>
+                  <w:highlight w:val="none"/>
+                  <w:u w:val="none"/>
+                  <w:lang w:val="en-CA"/>
+                </w:rPr>
+                <m:t>I</m:t>
+              </m:r>
+              <m:ctrlPr>
+                <w:rPr>
+                  <w:rFonts w:hint="default" w:ascii="Cambria Math" w:hAnsi="Cambria Math"/>
+                  <w:sz w:val="28"/>
+                  <w:szCs w:val="28"/>
+                  <w:highlight w:val="none"/>
+                  <w:u w:val="none"/>
+                  <w:lang w:val="en-CA"/>
+                </w:rPr>
+              </m:ctrlPr>
+            </m:e>
+            <m:sup>
+              <m:r>
+                <m:rPr>
+                  <m:sty m:val="p"/>
+                </m:rPr>
+                <w:rPr>
+                  <w:rFonts w:hint="default" w:ascii="Cambria Math" w:hAnsi="Cambria Math"/>
+                  <w:sz w:val="28"/>
+                  <w:szCs w:val="28"/>
+                  <w:highlight w:val="none"/>
+                  <w:u w:val="none"/>
+                  <w:lang w:val="en-CA"/>
+                </w:rPr>
+                <m:t>P</m:t>
+              </m:r>
+              <m:ctrlPr>
+                <w:rPr>
+                  <w:rFonts w:hint="default" w:ascii="Cambria Math" w:hAnsi="Cambria Math"/>
+                  <w:sz w:val="28"/>
+                  <w:szCs w:val="28"/>
+                  <w:highlight w:val="none"/>
+                  <w:u w:val="none"/>
+                  <w:lang w:val="en-CA"/>
+                </w:rPr>
+              </m:ctrlPr>
+            </m:sup>
+          </m:sSup>
+          <m:r>
+            <m:rPr>
+              <m:sty m:val="p"/>
+            </m:rPr>
+            <w:rPr>
+              <w:rFonts w:hint="default" w:ascii="Cambria Math" w:hAnsi="Cambria Math"/>
+              <w:sz w:val="28"/>
+              <w:szCs w:val="28"/>
+              <w:highlight w:val="none"/>
+              <w:u w:val="none"/>
+              <w:lang w:val="en-CA"/>
+            </w:rPr>
+            <m:t>+</m:t>
+          </m:r>
+          <m:sSub>
+            <m:sSubPr>
+              <m:ctrlPr>
+                <w:rPr>
+                  <w:rFonts w:hint="default" w:ascii="Cambria Math" w:hAnsi="Cambria Math"/>
+                  <w:sz w:val="28"/>
+                  <w:szCs w:val="28"/>
+                  <w:highlight w:val="none"/>
+                  <w:u w:val="none"/>
+                  <w:lang w:val="en-CA"/>
+                </w:rPr>
+              </m:ctrlPr>
+            </m:sSubPr>
+            <m:e>
+              <m:r>
+                <m:rPr>
+                  <m:sty m:val="p"/>
+                </m:rPr>
+                <w:rPr>
+                  <w:rFonts w:hint="default" w:ascii="Cambria Math" w:hAnsi="Cambria Math"/>
+                  <w:sz w:val="28"/>
+                  <w:szCs w:val="28"/>
+                  <w:highlight w:val="none"/>
+                  <w:u w:val="none"/>
+                  <w:lang w:val="en-CA"/>
+                </w:rPr>
+                <m:t>α</m:t>
+              </m:r>
+              <m:ctrlPr>
+                <w:rPr>
+                  <w:rFonts w:hint="default" w:ascii="Cambria Math" w:hAnsi="Cambria Math"/>
+                  <w:sz w:val="28"/>
+                  <w:szCs w:val="28"/>
+                  <w:highlight w:val="none"/>
+                  <w:u w:val="none"/>
+                  <w:lang w:val="en-CA"/>
+                </w:rPr>
+              </m:ctrlPr>
+            </m:e>
+            <m:sub>
+              <m:r>
+                <m:rPr>
+                  <m:sty m:val="p"/>
+                </m:rPr>
+                <w:rPr>
+                  <w:rFonts w:hint="default" w:ascii="Cambria Math" w:hAnsi="Cambria Math"/>
+                  <w:sz w:val="28"/>
+                  <w:szCs w:val="28"/>
+                  <w:highlight w:val="none"/>
+                  <w:u w:val="none"/>
+                  <w:lang w:val="en-CA"/>
+                </w:rPr>
+                <m:t>1</m:t>
+              </m:r>
+              <m:ctrlPr>
+                <w:rPr>
+                  <w:rFonts w:hint="default" w:ascii="Cambria Math" w:hAnsi="Cambria Math"/>
+                  <w:sz w:val="28"/>
+                  <w:szCs w:val="28"/>
+                  <w:highlight w:val="none"/>
+                  <w:u w:val="none"/>
+                  <w:lang w:val="en-CA"/>
+                </w:rPr>
+              </m:ctrlPr>
+            </m:sub>
+          </m:sSub>
+          <m:sSubSup>
+            <m:sSubSupPr>
+              <m:ctrlPr>
+                <w:rPr>
+                  <w:rFonts w:hint="default" w:ascii="Cambria Math" w:hAnsi="Cambria Math"/>
+                  <w:sz w:val="28"/>
+                  <w:szCs w:val="28"/>
+                  <w:highlight w:val="none"/>
+                  <w:u w:val="none"/>
+                  <w:lang w:val="ru-RU"/>
+                </w:rPr>
+              </m:ctrlPr>
+            </m:sSubSupPr>
+            <m:e>
+              <m:r>
+                <m:rPr>
+                  <m:sty m:val="p"/>
+                </m:rPr>
+                <w:rPr>
+                  <w:rFonts w:hint="default" w:ascii="Cambria Math" w:hAnsi="Cambria Math"/>
+                  <w:sz w:val="28"/>
+                  <w:szCs w:val="28"/>
+                  <w:highlight w:val="none"/>
+                  <w:u w:val="none"/>
+                  <w:lang w:val="en-CA"/>
+                </w:rPr>
+                <m:t>X</m:t>
+              </m:r>
+              <m:ctrlPr>
+                <w:rPr>
+                  <w:rFonts w:hint="default" w:ascii="Cambria Math" w:hAnsi="Cambria Math"/>
+                  <w:sz w:val="28"/>
+                  <w:szCs w:val="28"/>
+                  <w:highlight w:val="none"/>
+                  <w:u w:val="none"/>
+                  <w:lang w:val="ru-RU"/>
+                </w:rPr>
+              </m:ctrlPr>
+            </m:e>
+            <m:sub>
+              <m:r>
+                <m:rPr>
+                  <m:sty m:val="p"/>
+                </m:rPr>
+                <w:rPr>
+                  <w:rFonts w:hint="default" w:ascii="Cambria Math" w:hAnsi="Cambria Math"/>
+                  <w:sz w:val="28"/>
+                  <w:szCs w:val="28"/>
+                  <w:highlight w:val="none"/>
+                  <w:u w:val="none"/>
+                  <w:lang w:val="en-CA"/>
+                </w:rPr>
+                <m:t>T+1</m:t>
+              </m:r>
+              <m:ctrlPr>
+                <w:rPr>
+                  <w:rFonts w:hint="default" w:ascii="Cambria Math" w:hAnsi="Cambria Math"/>
+                  <w:sz w:val="28"/>
+                  <w:szCs w:val="28"/>
+                  <w:highlight w:val="none"/>
+                  <w:u w:val="none"/>
+                  <w:lang w:val="ru-RU"/>
+                </w:rPr>
+              </m:ctrlPr>
+            </m:sub>
+            <m:sup>
+              <m:r>
+                <m:rPr>
+                  <m:sty m:val="p"/>
+                </m:rPr>
+                <w:rPr>
+                  <w:rFonts w:hint="default" w:ascii="Cambria Math" w:hAnsi="Cambria Math"/>
+                  <w:sz w:val="28"/>
+                  <w:szCs w:val="28"/>
+                  <w:highlight w:val="none"/>
+                  <w:u w:val="none"/>
+                  <w:lang w:val="en-CA"/>
+                </w:rPr>
+                <m:t>P</m:t>
+              </m:r>
+              <m:ctrlPr>
+                <w:rPr>
+                  <w:rFonts w:hint="default" w:ascii="Cambria Math" w:hAnsi="Cambria Math"/>
+                  <w:sz w:val="28"/>
+                  <w:szCs w:val="28"/>
+                  <w:highlight w:val="none"/>
+                  <w:u w:val="none"/>
+                  <w:lang w:val="ru-RU"/>
+                </w:rPr>
+              </m:ctrlPr>
+            </m:sup>
+          </m:sSubSup>
+          <m:r>
+            <m:rPr>
+              <m:sty m:val="p"/>
+            </m:rPr>
+            <w:rPr>
+              <w:rFonts w:hint="default" w:ascii="Cambria Math" w:hAnsi="Cambria Math"/>
+              <w:sz w:val="28"/>
+              <w:szCs w:val="28"/>
+              <w:highlight w:val="none"/>
+              <w:u w:val="none"/>
+              <w:lang w:val="en-CA"/>
+            </w:rPr>
+            <m:t>=EMMSP(M)</m:t>
+          </m:r>
+        </m:oMath>
+      </m:oMathPara>
     </w:p>
     <w:p>
       <w:pPr>
@@ -18494,7 +19242,7 @@
                     </pic:cNvPicPr>
                   </pic:nvPicPr>
                   <pic:blipFill>
-                    <a:blip r:embed="rId9"/>
+                    <a:blip r:embed="rId8"/>
                     <a:stretch>
                       <a:fillRect/>
                     </a:stretch>
@@ -18655,343 +19403,6 @@
           <w:lang w:val="ru-RU"/>
         </w:rPr>
         <w:t>.</w:t>
-      </w:r>
-    </w:p>
-    <w:p>
-      <w:pPr>
-        <w:keepNext w:val="0"/>
-        <w:keepLines w:val="0"/>
-        <w:pageBreakBefore w:val="0"/>
-        <w:widowControl/>
-        <w:numPr>
-          <w:ilvl w:val="0"/>
-          <w:numId w:val="0"/>
-        </w:numPr>
-        <w:kinsoku/>
-        <w:wordWrap/>
-        <w:overflowPunct/>
-        <w:topLinePunct w:val="0"/>
-        <w:autoSpaceDE/>
-        <w:autoSpaceDN/>
-        <w:bidi w:val="0"/>
-        <w:adjustRightInd/>
-        <w:snapToGrid/>
-        <w:ind w:left="0" w:leftChars="0" w:firstLine="428" w:firstLineChars="214"/>
-        <w:jc w:val="both"/>
-        <w:textAlignment w:val="auto"/>
-        <w:rPr>
-          <w:rFonts w:hint="default"/>
-          <w:highlight w:val="none"/>
-          <w:lang w:val="ru-RU"/>
-        </w:rPr>
-      </w:pPr>
-    </w:p>
-    <w:p>
-      <w:pPr>
-        <w:keepNext w:val="0"/>
-        <w:keepLines w:val="0"/>
-        <w:pageBreakBefore w:val="0"/>
-        <w:widowControl/>
-        <w:numPr>
-          <w:ilvl w:val="0"/>
-          <w:numId w:val="0"/>
-        </w:numPr>
-        <w:kinsoku/>
-        <w:wordWrap/>
-        <w:overflowPunct/>
-        <w:topLinePunct w:val="0"/>
-        <w:autoSpaceDE/>
-        <w:autoSpaceDN/>
-        <w:bidi w:val="0"/>
-        <w:adjustRightInd/>
-        <w:snapToGrid/>
-        <w:jc w:val="both"/>
-        <w:textAlignment w:val="auto"/>
-        <w:rPr>
-          <w:rFonts w:hint="default" w:ascii="Times New Roman" w:hAnsi="Times New Roman"/>
-          <w:sz w:val="28"/>
-          <w:szCs w:val="28"/>
-          <w:highlight w:val="none"/>
-          <w:u w:val="none"/>
-          <w:lang w:val="ru-RU"/>
-        </w:rPr>
-      </w:pPr>
-      <w:r>
-        <w:rPr>
-          <w:rFonts w:hint="default" w:ascii="Times New Roman" w:hAnsi="Times New Roman"/>
-          <w:sz w:val="28"/>
-          <w:szCs w:val="28"/>
-          <w:highlight w:val="none"/>
-          <w:u w:val="none"/>
-          <w:lang w:val="ru-RU"/>
-        </w:rPr>
-        <w:t>.</w:t>
-      </w:r>
-    </w:p>
-    <w:p>
-      <w:pPr>
-        <w:keepNext w:val="0"/>
-        <w:keepLines w:val="0"/>
-        <w:pageBreakBefore w:val="0"/>
-        <w:widowControl/>
-        <w:numPr>
-          <w:ilvl w:val="0"/>
-          <w:numId w:val="0"/>
-        </w:numPr>
-        <w:kinsoku/>
-        <w:wordWrap/>
-        <w:overflowPunct/>
-        <w:topLinePunct w:val="0"/>
-        <w:autoSpaceDE/>
-        <w:autoSpaceDN/>
-        <w:bidi w:val="0"/>
-        <w:adjustRightInd/>
-        <w:snapToGrid/>
-        <w:ind w:left="0" w:leftChars="0" w:firstLine="602" w:firstLineChars="214"/>
-        <w:jc w:val="both"/>
-        <w:textAlignment w:val="auto"/>
-        <w:rPr>
-          <w:rFonts w:hint="default" w:ascii="Times New Roman" w:hAnsi="Times New Roman"/>
-          <w:b/>
-          <w:bCs/>
-          <w:sz w:val="28"/>
-          <w:szCs w:val="28"/>
-          <w:highlight w:val="none"/>
-          <w:u w:val="none"/>
-          <w:lang w:val="ru-RU"/>
-        </w:rPr>
-      </w:pPr>
-      <w:r>
-        <w:rPr>
-          <w:rFonts w:hint="default" w:ascii="Times New Roman" w:hAnsi="Times New Roman"/>
-          <w:b/>
-          <w:bCs/>
-          <w:sz w:val="28"/>
-          <w:szCs w:val="28"/>
-          <w:highlight w:val="none"/>
-          <w:u w:val="none"/>
-          <w:lang w:val="ru-RU"/>
-        </w:rPr>
-        <w:t xml:space="preserve">Подводя итоги, выделим основные этапы алгоритма построения модели по выборке максимального подобия. </w:t>
-      </w:r>
-    </w:p>
-    <w:p>
-      <w:pPr>
-        <w:keepNext w:val="0"/>
-        <w:keepLines w:val="0"/>
-        <w:pageBreakBefore w:val="0"/>
-        <w:widowControl/>
-        <w:numPr>
-          <w:ilvl w:val="0"/>
-          <w:numId w:val="0"/>
-        </w:numPr>
-        <w:kinsoku/>
-        <w:wordWrap/>
-        <w:overflowPunct/>
-        <w:topLinePunct w:val="0"/>
-        <w:autoSpaceDE/>
-        <w:autoSpaceDN/>
-        <w:bidi w:val="0"/>
-        <w:adjustRightInd/>
-        <w:snapToGrid/>
-        <w:ind w:left="0" w:leftChars="0" w:firstLine="599" w:firstLineChars="214"/>
-        <w:jc w:val="both"/>
-        <w:textAlignment w:val="auto"/>
-        <w:rPr>
-          <w:rFonts w:hint="default" w:ascii="Times New Roman" w:hAnsi="Times New Roman"/>
-          <w:b w:val="0"/>
-          <w:bCs w:val="0"/>
-          <w:sz w:val="28"/>
-          <w:szCs w:val="28"/>
-          <w:highlight w:val="none"/>
-          <w:u w:val="none"/>
-          <w:lang w:val="ru-RU"/>
-        </w:rPr>
-      </w:pPr>
-      <w:r>
-        <w:rPr>
-          <w:rFonts w:hint="default" w:ascii="Times New Roman" w:hAnsi="Times New Roman"/>
-          <w:b w:val="0"/>
-          <w:bCs w:val="0"/>
-          <w:sz w:val="28"/>
-          <w:szCs w:val="28"/>
-          <w:highlight w:val="none"/>
-          <w:u w:val="none"/>
-          <w:lang w:val="ru-RU"/>
-        </w:rPr>
-        <w:t>Необходимо вычислить:</w:t>
-      </w:r>
-    </w:p>
-    <w:p>
-      <w:pPr>
-        <w:keepNext w:val="0"/>
-        <w:keepLines w:val="0"/>
-        <w:pageBreakBefore w:val="0"/>
-        <w:widowControl/>
-        <w:numPr>
-          <w:ilvl w:val="0"/>
-          <w:numId w:val="10"/>
-        </w:numPr>
-        <w:kinsoku/>
-        <w:wordWrap/>
-        <w:overflowPunct/>
-        <w:topLinePunct w:val="0"/>
-        <w:autoSpaceDE/>
-        <w:autoSpaceDN/>
-        <w:bidi w:val="0"/>
-        <w:adjustRightInd/>
-        <w:snapToGrid/>
-        <w:ind w:left="0" w:leftChars="0" w:firstLine="599" w:firstLineChars="214"/>
-        <w:jc w:val="both"/>
-        <w:textAlignment w:val="auto"/>
-        <w:rPr>
-          <w:rFonts w:hint="default" w:ascii="Times New Roman" w:hAnsi="Times New Roman"/>
-          <w:sz w:val="28"/>
-          <w:szCs w:val="28"/>
-          <w:highlight w:val="none"/>
-          <w:u w:val="none"/>
-          <w:lang w:val="ru-RU"/>
-        </w:rPr>
-      </w:pPr>
-      <w:r>
-        <w:rPr>
-          <w:rFonts w:hint="default" w:ascii="Times New Roman" w:hAnsi="Times New Roman"/>
-          <w:sz w:val="28"/>
-          <w:szCs w:val="28"/>
-          <w:highlight w:val="none"/>
-          <w:u w:val="none"/>
-          <w:lang w:val="ru-RU"/>
-        </w:rPr>
-        <w:t>выборку новой истории;</w:t>
-      </w:r>
-    </w:p>
-    <w:p>
-      <w:pPr>
-        <w:keepNext w:val="0"/>
-        <w:keepLines w:val="0"/>
-        <w:pageBreakBefore w:val="0"/>
-        <w:widowControl/>
-        <w:numPr>
-          <w:ilvl w:val="0"/>
-          <w:numId w:val="10"/>
-        </w:numPr>
-        <w:kinsoku/>
-        <w:wordWrap/>
-        <w:overflowPunct/>
-        <w:topLinePunct w:val="0"/>
-        <w:autoSpaceDE/>
-        <w:autoSpaceDN/>
-        <w:bidi w:val="0"/>
-        <w:adjustRightInd/>
-        <w:snapToGrid/>
-        <w:ind w:left="0" w:leftChars="0" w:firstLine="599" w:firstLineChars="214"/>
-        <w:jc w:val="both"/>
-        <w:textAlignment w:val="auto"/>
-        <w:rPr>
-          <w:rFonts w:hint="default" w:ascii="Times New Roman" w:hAnsi="Times New Roman"/>
-          <w:sz w:val="28"/>
-          <w:szCs w:val="28"/>
-          <w:highlight w:val="none"/>
-          <w:u w:val="none"/>
-          <w:lang w:val="ru-RU"/>
-        </w:rPr>
-      </w:pPr>
-      <w:r>
-        <w:rPr>
-          <w:rFonts w:hint="default" w:ascii="Times New Roman" w:hAnsi="Times New Roman"/>
-          <w:sz w:val="28"/>
-          <w:szCs w:val="28"/>
-          <w:highlight w:val="none"/>
-          <w:u w:val="none"/>
-          <w:lang w:val="ru-RU"/>
-        </w:rPr>
-        <w:t>выборку максимального подобия;</w:t>
-      </w:r>
-    </w:p>
-    <w:p>
-      <w:pPr>
-        <w:keepNext w:val="0"/>
-        <w:keepLines w:val="0"/>
-        <w:pageBreakBefore w:val="0"/>
-        <w:widowControl/>
-        <w:numPr>
-          <w:ilvl w:val="0"/>
-          <w:numId w:val="10"/>
-        </w:numPr>
-        <w:kinsoku/>
-        <w:wordWrap/>
-        <w:overflowPunct/>
-        <w:topLinePunct w:val="0"/>
-        <w:autoSpaceDE/>
-        <w:autoSpaceDN/>
-        <w:bidi w:val="0"/>
-        <w:adjustRightInd/>
-        <w:snapToGrid/>
-        <w:ind w:left="0" w:leftChars="0" w:firstLine="599" w:firstLineChars="214"/>
-        <w:jc w:val="both"/>
-        <w:textAlignment w:val="auto"/>
-        <w:rPr>
-          <w:rFonts w:hint="default" w:ascii="Times New Roman" w:hAnsi="Times New Roman"/>
-          <w:sz w:val="28"/>
-          <w:szCs w:val="28"/>
-          <w:highlight w:val="none"/>
-          <w:u w:val="none"/>
-          <w:lang w:val="ru-RU"/>
-        </w:rPr>
-      </w:pPr>
-      <w:r>
-        <w:rPr>
-          <w:rFonts w:hint="default" w:ascii="Times New Roman" w:hAnsi="Times New Roman"/>
-          <w:sz w:val="28"/>
-          <w:szCs w:val="28"/>
-          <w:highlight w:val="none"/>
-          <w:u w:val="none"/>
-          <w:lang w:val="ru-RU"/>
-        </w:rPr>
-        <w:t>выборку базовой истории;</w:t>
-      </w:r>
-    </w:p>
-    <w:p>
-      <w:pPr>
-        <w:keepNext w:val="0"/>
-        <w:keepLines w:val="0"/>
-        <w:pageBreakBefore w:val="0"/>
-        <w:widowControl/>
-        <w:numPr>
-          <w:ilvl w:val="0"/>
-          <w:numId w:val="10"/>
-        </w:numPr>
-        <w:kinsoku/>
-        <w:wordWrap/>
-        <w:overflowPunct/>
-        <w:topLinePunct w:val="0"/>
-        <w:autoSpaceDE/>
-        <w:autoSpaceDN/>
-        <w:bidi w:val="0"/>
-        <w:adjustRightInd/>
-        <w:snapToGrid/>
-        <w:ind w:left="0" w:leftChars="0" w:firstLine="599" w:firstLineChars="214"/>
-        <w:jc w:val="both"/>
-        <w:textAlignment w:val="auto"/>
-        <w:rPr>
-          <w:rFonts w:hint="default" w:ascii="Times New Roman" w:hAnsi="Times New Roman"/>
-          <w:sz w:val="28"/>
-          <w:szCs w:val="28"/>
-          <w:highlight w:val="none"/>
-          <w:u w:val="none"/>
-          <w:lang w:val="ru-RU"/>
-        </w:rPr>
-      </w:pPr>
-      <w:r>
-        <w:rPr>
-          <w:rFonts w:hint="default" w:ascii="Times New Roman" w:hAnsi="Times New Roman"/>
-          <w:sz w:val="28"/>
-          <w:szCs w:val="28"/>
-          <w:highlight w:val="none"/>
-          <w:u w:val="none"/>
-          <w:lang w:val="ru-RU"/>
-        </w:rPr>
-        <w:t>прогнозные значения.</w:t>
       </w:r>
     </w:p>
     <w:p>
@@ -19069,8 +19480,355 @@
           <w:u w:val="none"/>
           <w:lang w:val="ru-RU"/>
         </w:rPr>
-        <w:t>Вывод:</w:t>
-      </w:r>
+        <w:t xml:space="preserve">Подводя итоги, выделим основные этапы алгоритма построения модели по выборке максимального подобия. </w:t>
+      </w:r>
+    </w:p>
+    <w:p>
+      <w:pPr>
+        <w:keepNext w:val="0"/>
+        <w:keepLines w:val="0"/>
+        <w:pageBreakBefore w:val="0"/>
+        <w:widowControl/>
+        <w:numPr>
+          <w:ilvl w:val="0"/>
+          <w:numId w:val="0"/>
+        </w:numPr>
+        <w:kinsoku/>
+        <w:wordWrap/>
+        <w:overflowPunct/>
+        <w:topLinePunct w:val="0"/>
+        <w:autoSpaceDE/>
+        <w:autoSpaceDN/>
+        <w:bidi w:val="0"/>
+        <w:adjustRightInd/>
+        <w:snapToGrid/>
+        <w:ind w:left="0" w:leftChars="0" w:firstLine="599" w:firstLineChars="214"/>
+        <w:jc w:val="both"/>
+        <w:textAlignment w:val="auto"/>
+        <w:rPr>
+          <w:rFonts w:hint="default" w:ascii="Times New Roman" w:hAnsi="Times New Roman"/>
+          <w:b w:val="0"/>
+          <w:bCs w:val="0"/>
+          <w:sz w:val="28"/>
+          <w:szCs w:val="28"/>
+          <w:highlight w:val="none"/>
+          <w:u w:val="none"/>
+          <w:lang w:val="ru-RU"/>
+        </w:rPr>
+      </w:pPr>
+      <w:r>
+        <w:rPr>
+          <w:rFonts w:hint="default" w:ascii="Times New Roman" w:hAnsi="Times New Roman"/>
+          <w:b w:val="0"/>
+          <w:bCs w:val="0"/>
+          <w:sz w:val="28"/>
+          <w:szCs w:val="28"/>
+          <w:highlight w:val="none"/>
+          <w:u w:val="none"/>
+          <w:lang w:val="ru-RU"/>
+        </w:rPr>
+        <w:t>Необходимо вычислить:</w:t>
+      </w:r>
+    </w:p>
+    <w:p>
+      <w:pPr>
+        <w:keepNext w:val="0"/>
+        <w:keepLines w:val="0"/>
+        <w:pageBreakBefore w:val="0"/>
+        <w:widowControl/>
+        <w:numPr>
+          <w:ilvl w:val="0"/>
+          <w:numId w:val="10"/>
+        </w:numPr>
+        <w:kinsoku/>
+        <w:wordWrap/>
+        <w:overflowPunct/>
+        <w:topLinePunct w:val="0"/>
+        <w:autoSpaceDE/>
+        <w:autoSpaceDN/>
+        <w:bidi w:val="0"/>
+        <w:adjustRightInd/>
+        <w:snapToGrid/>
+        <w:ind w:left="0" w:leftChars="0" w:firstLine="599" w:firstLineChars="214"/>
+        <w:jc w:val="both"/>
+        <w:textAlignment w:val="auto"/>
+        <w:rPr>
+          <w:rFonts w:hint="default" w:ascii="Times New Roman" w:hAnsi="Times New Roman"/>
+          <w:sz w:val="28"/>
+          <w:szCs w:val="28"/>
+          <w:highlight w:val="none"/>
+          <w:u w:val="none"/>
+          <w:lang w:val="ru-RU"/>
+        </w:rPr>
+      </w:pPr>
+      <w:r>
+        <w:rPr>
+          <w:rFonts w:hint="default" w:ascii="Times New Roman" w:hAnsi="Times New Roman"/>
+          <w:sz w:val="28"/>
+          <w:szCs w:val="28"/>
+          <w:highlight w:val="none"/>
+          <w:u w:val="none"/>
+          <w:lang w:val="ru-RU"/>
+        </w:rPr>
+        <w:t>выборку новой истории;</w:t>
+      </w:r>
+    </w:p>
+    <w:p>
+      <w:pPr>
+        <w:keepNext w:val="0"/>
+        <w:keepLines w:val="0"/>
+        <w:pageBreakBefore w:val="0"/>
+        <w:widowControl/>
+        <w:numPr>
+          <w:ilvl w:val="0"/>
+          <w:numId w:val="10"/>
+        </w:numPr>
+        <w:kinsoku/>
+        <w:wordWrap/>
+        <w:overflowPunct/>
+        <w:topLinePunct w:val="0"/>
+        <w:autoSpaceDE/>
+        <w:autoSpaceDN/>
+        <w:bidi w:val="0"/>
+        <w:adjustRightInd/>
+        <w:snapToGrid/>
+        <w:ind w:left="0" w:leftChars="0" w:firstLine="599" w:firstLineChars="214"/>
+        <w:jc w:val="both"/>
+        <w:textAlignment w:val="auto"/>
+        <w:rPr>
+          <w:rFonts w:hint="default" w:ascii="Times New Roman" w:hAnsi="Times New Roman"/>
+          <w:sz w:val="28"/>
+          <w:szCs w:val="28"/>
+          <w:highlight w:val="none"/>
+          <w:u w:val="none"/>
+          <w:lang w:val="ru-RU"/>
+        </w:rPr>
+      </w:pPr>
+      <w:r>
+        <w:rPr>
+          <w:rFonts w:hint="default" w:ascii="Times New Roman" w:hAnsi="Times New Roman"/>
+          <w:sz w:val="28"/>
+          <w:szCs w:val="28"/>
+          <w:highlight w:val="none"/>
+          <w:u w:val="none"/>
+          <w:lang w:val="ru-RU"/>
+        </w:rPr>
+        <w:t>выборку максимального подобия;</w:t>
+      </w:r>
+    </w:p>
+    <w:p>
+      <w:pPr>
+        <w:keepNext w:val="0"/>
+        <w:keepLines w:val="0"/>
+        <w:pageBreakBefore w:val="0"/>
+        <w:widowControl/>
+        <w:numPr>
+          <w:ilvl w:val="0"/>
+          <w:numId w:val="10"/>
+        </w:numPr>
+        <w:kinsoku/>
+        <w:wordWrap/>
+        <w:overflowPunct/>
+        <w:topLinePunct w:val="0"/>
+        <w:autoSpaceDE/>
+        <w:autoSpaceDN/>
+        <w:bidi w:val="0"/>
+        <w:adjustRightInd/>
+        <w:snapToGrid/>
+        <w:ind w:left="0" w:leftChars="0" w:firstLine="599" w:firstLineChars="214"/>
+        <w:jc w:val="both"/>
+        <w:textAlignment w:val="auto"/>
+        <w:rPr>
+          <w:rFonts w:hint="default" w:ascii="Times New Roman" w:hAnsi="Times New Roman"/>
+          <w:sz w:val="28"/>
+          <w:szCs w:val="28"/>
+          <w:highlight w:val="none"/>
+          <w:u w:val="none"/>
+          <w:lang w:val="ru-RU"/>
+        </w:rPr>
+      </w:pPr>
+      <w:r>
+        <w:rPr>
+          <w:rFonts w:hint="default" w:ascii="Times New Roman" w:hAnsi="Times New Roman"/>
+          <w:sz w:val="28"/>
+          <w:szCs w:val="28"/>
+          <w:highlight w:val="none"/>
+          <w:u w:val="none"/>
+          <w:lang w:val="ru-RU"/>
+        </w:rPr>
+        <w:t>выборку базовой истории;</w:t>
+      </w:r>
+    </w:p>
+    <w:p>
+      <w:pPr>
+        <w:keepNext w:val="0"/>
+        <w:keepLines w:val="0"/>
+        <w:pageBreakBefore w:val="0"/>
+        <w:widowControl/>
+        <w:numPr>
+          <w:ilvl w:val="0"/>
+          <w:numId w:val="10"/>
+        </w:numPr>
+        <w:kinsoku/>
+        <w:wordWrap/>
+        <w:overflowPunct/>
+        <w:topLinePunct w:val="0"/>
+        <w:autoSpaceDE/>
+        <w:autoSpaceDN/>
+        <w:bidi w:val="0"/>
+        <w:adjustRightInd/>
+        <w:snapToGrid/>
+        <w:ind w:left="0" w:leftChars="0" w:firstLine="599" w:firstLineChars="214"/>
+        <w:jc w:val="both"/>
+        <w:textAlignment w:val="auto"/>
+        <w:rPr>
+          <w:rFonts w:hint="default" w:ascii="Times New Roman" w:hAnsi="Times New Roman"/>
+          <w:sz w:val="28"/>
+          <w:szCs w:val="28"/>
+          <w:highlight w:val="none"/>
+          <w:u w:val="none"/>
+          <w:lang w:val="ru-RU"/>
+        </w:rPr>
+      </w:pPr>
+      <w:r>
+        <w:rPr>
+          <w:rFonts w:hint="default" w:ascii="Times New Roman" w:hAnsi="Times New Roman"/>
+          <w:sz w:val="28"/>
+          <w:szCs w:val="28"/>
+          <w:highlight w:val="none"/>
+          <w:u w:val="none"/>
+          <w:lang w:val="ru-RU"/>
+        </w:rPr>
+        <w:t>прогнозные значения.</w:t>
+      </w:r>
+    </w:p>
+    <w:p>
+      <w:pPr>
+        <w:keepNext w:val="0"/>
+        <w:keepLines w:val="0"/>
+        <w:pageBreakBefore w:val="0"/>
+        <w:widowControl/>
+        <w:numPr>
+          <w:ilvl w:val="0"/>
+          <w:numId w:val="0"/>
+        </w:numPr>
+        <w:kinsoku/>
+        <w:wordWrap/>
+        <w:overflowPunct/>
+        <w:topLinePunct w:val="0"/>
+        <w:autoSpaceDE/>
+        <w:autoSpaceDN/>
+        <w:bidi w:val="0"/>
+        <w:adjustRightInd/>
+        <w:snapToGrid/>
+        <w:jc w:val="both"/>
+        <w:textAlignment w:val="auto"/>
+        <w:rPr>
+          <w:rFonts w:hint="default" w:ascii="Times New Roman" w:hAnsi="Times New Roman"/>
+          <w:sz w:val="28"/>
+          <w:szCs w:val="28"/>
+          <w:highlight w:val="none"/>
+          <w:u w:val="none"/>
+          <w:lang w:val="ru-RU"/>
+        </w:rPr>
+      </w:pPr>
+    </w:p>
+    <w:p>
+      <w:pPr>
+        <w:keepNext w:val="0"/>
+        <w:keepLines w:val="0"/>
+        <w:pageBreakBefore w:val="0"/>
+        <w:widowControl/>
+        <w:kinsoku/>
+        <w:wordWrap/>
+        <w:overflowPunct/>
+        <w:topLinePunct w:val="0"/>
+        <w:autoSpaceDE/>
+        <w:autoSpaceDN/>
+        <w:bidi w:val="0"/>
+        <w:adjustRightInd/>
+        <w:snapToGrid/>
+        <w:ind w:left="0" w:leftChars="0" w:firstLine="599" w:firstLineChars="214"/>
+        <w:jc w:val="both"/>
+        <w:textAlignment w:val="auto"/>
+        <w:rPr>
+          <w:rFonts w:hint="default" w:ascii="Times New Roman" w:hAnsi="Times New Roman" w:eastAsia="Segoe UI"/>
+          <w:i w:val="0"/>
+          <w:iCs w:val="0"/>
+          <w:caps w:val="0"/>
+          <w:color w:val="auto"/>
+          <w:spacing w:val="0"/>
+          <w:sz w:val="28"/>
+          <w:szCs w:val="28"/>
+          <w:highlight w:val="none"/>
+          <w:shd w:val="clear" w:color="auto" w:fill="auto"/>
+          <w:lang w:val="ru-RU"/>
+        </w:rPr>
+      </w:pPr>
+      <w:r>
+        <w:rPr>
+          <w:rFonts w:hint="default" w:ascii="Times New Roman" w:hAnsi="Times New Roman" w:eastAsia="Segoe UI"/>
+          <w:i w:val="0"/>
+          <w:iCs w:val="0"/>
+          <w:color w:val="auto"/>
+          <w:spacing w:val="0"/>
+          <w:sz w:val="28"/>
+          <w:szCs w:val="28"/>
+          <w:highlight w:val="none"/>
+          <w:shd w:val="clear" w:color="auto" w:fill="auto"/>
+          <w:lang w:val="ru-RU"/>
+        </w:rPr>
+        <w:t>Р</w:t>
+      </w:r>
+      <w:r>
+        <w:rPr>
+          <w:rFonts w:hint="default" w:ascii="Times New Roman" w:hAnsi="Times New Roman" w:eastAsia="Segoe UI"/>
+          <w:i w:val="0"/>
+          <w:iCs w:val="0"/>
+          <w:caps w:val="0"/>
+          <w:color w:val="auto"/>
+          <w:spacing w:val="0"/>
+          <w:sz w:val="28"/>
+          <w:szCs w:val="28"/>
+          <w:highlight w:val="none"/>
+          <w:shd w:val="clear" w:color="auto" w:fill="auto"/>
+          <w:lang w:val="ru-RU"/>
+        </w:rPr>
+        <w:t>ассмотрев метод прогнозирования по выборке максимального подобия, выделим следующие особенности его применения:</w:t>
+      </w:r>
+    </w:p>
+    <w:p>
+      <w:pPr>
+        <w:keepNext w:val="0"/>
+        <w:keepLines w:val="0"/>
+        <w:pageBreakBefore w:val="0"/>
+        <w:widowControl/>
+        <w:numPr>
+          <w:ilvl w:val="0"/>
+          <w:numId w:val="0"/>
+        </w:numPr>
+        <w:kinsoku/>
+        <w:wordWrap/>
+        <w:overflowPunct/>
+        <w:topLinePunct w:val="0"/>
+        <w:autoSpaceDE/>
+        <w:autoSpaceDN/>
+        <w:bidi w:val="0"/>
+        <w:adjustRightInd/>
+        <w:snapToGrid/>
+        <w:jc w:val="both"/>
+        <w:textAlignment w:val="auto"/>
+        <w:rPr>
+          <w:rFonts w:hint="default" w:ascii="Times New Roman" w:hAnsi="Times New Roman"/>
+          <w:b/>
+          <w:bCs/>
+          <w:sz w:val="28"/>
+          <w:szCs w:val="28"/>
+          <w:highlight w:val="none"/>
+          <w:u w:val="none"/>
+          <w:lang w:val="ru-RU"/>
+        </w:rPr>
+      </w:pPr>
     </w:p>
     <w:p>
       <w:pPr>
@@ -19371,7 +20129,100 @@
           <w:highlight w:val="none"/>
           <w:shd w:val="clear" w:color="auto" w:fill="auto"/>
         </w:rPr>
-        <w:t xml:space="preserve"> временными рядами; </w:t>
+        <w:t xml:space="preserve"> врем</w:t>
+      </w:r>
+      <w:r>
+        <w:rPr>
+          <w:rFonts w:hint="default" w:ascii="Times New Roman" w:hAnsi="Times New Roman" w:eastAsia="Segoe UI" w:cs="Times New Roman"/>
+          <w:i w:val="0"/>
+          <w:iCs w:val="0"/>
+          <w:caps w:val="0"/>
+          <w:color w:val="auto"/>
+          <w:spacing w:val="0"/>
+          <w:sz w:val="28"/>
+          <w:szCs w:val="28"/>
+          <w:highlight w:val="none"/>
+          <w:shd w:val="clear" w:color="auto" w:fill="auto"/>
+          <w:lang w:val="ru-RU"/>
+        </w:rPr>
+        <w:t>е</w:t>
+      </w:r>
+      <w:r>
+        <w:rPr>
+          <w:rFonts w:hint="default" w:ascii="Times New Roman" w:hAnsi="Times New Roman" w:eastAsia="Segoe UI" w:cs="Times New Roman"/>
+          <w:i w:val="0"/>
+          <w:iCs w:val="0"/>
+          <w:caps w:val="0"/>
+          <w:color w:val="auto"/>
+          <w:spacing w:val="0"/>
+          <w:sz w:val="28"/>
+          <w:szCs w:val="28"/>
+          <w:highlight w:val="none"/>
+          <w:shd w:val="clear" w:color="auto" w:fill="auto"/>
+        </w:rPr>
+        <w:t>нн</w:t>
+      </w:r>
+      <w:r>
+        <w:rPr>
+          <w:rFonts w:hint="default" w:ascii="Times New Roman" w:hAnsi="Times New Roman" w:eastAsia="Segoe UI" w:cs="Times New Roman"/>
+          <w:i w:val="0"/>
+          <w:iCs w:val="0"/>
+          <w:caps w:val="0"/>
+          <w:color w:val="auto"/>
+          <w:spacing w:val="0"/>
+          <w:sz w:val="28"/>
+          <w:szCs w:val="28"/>
+          <w:highlight w:val="none"/>
+          <w:shd w:val="clear" w:color="auto" w:fill="auto"/>
+          <w:lang w:val="ru-RU"/>
+        </w:rPr>
+        <w:t>ых</w:t>
+      </w:r>
+      <w:r>
+        <w:rPr>
+          <w:rFonts w:hint="default" w:ascii="Times New Roman" w:hAnsi="Times New Roman" w:eastAsia="Segoe UI" w:cs="Times New Roman"/>
+          <w:i w:val="0"/>
+          <w:iCs w:val="0"/>
+          <w:caps w:val="0"/>
+          <w:color w:val="auto"/>
+          <w:spacing w:val="0"/>
+          <w:sz w:val="28"/>
+          <w:szCs w:val="28"/>
+          <w:highlight w:val="none"/>
+          <w:shd w:val="clear" w:color="auto" w:fill="auto"/>
+        </w:rPr>
+        <w:t xml:space="preserve"> ряд</w:t>
+      </w:r>
+      <w:r>
+        <w:rPr>
+          <w:rFonts w:hint="default" w:ascii="Times New Roman" w:hAnsi="Times New Roman" w:eastAsia="Segoe UI" w:cs="Times New Roman"/>
+          <w:i w:val="0"/>
+          <w:iCs w:val="0"/>
+          <w:caps w:val="0"/>
+          <w:color w:val="auto"/>
+          <w:spacing w:val="0"/>
+          <w:sz w:val="28"/>
+          <w:szCs w:val="28"/>
+          <w:highlight w:val="none"/>
+          <w:shd w:val="clear" w:color="auto" w:fill="auto"/>
+          <w:lang w:val="ru-RU"/>
+        </w:rPr>
+        <w:t>ов</w:t>
+      </w:r>
+      <w:r>
+        <w:rPr>
+          <w:rFonts w:hint="default" w:ascii="Times New Roman" w:hAnsi="Times New Roman" w:eastAsia="Segoe UI" w:cs="Times New Roman"/>
+          <w:i w:val="0"/>
+          <w:iCs w:val="0"/>
+          <w:caps w:val="0"/>
+          <w:color w:val="auto"/>
+          <w:spacing w:val="0"/>
+          <w:sz w:val="28"/>
+          <w:szCs w:val="28"/>
+          <w:highlight w:val="none"/>
+          <w:shd w:val="clear" w:color="auto" w:fill="auto"/>
+        </w:rPr>
+        <w:t xml:space="preserve">; </w:t>
       </w:r>
     </w:p>
     <w:p>
@@ -19472,7 +20323,7 @@
           <w:highlight w:val="none"/>
           <w:shd w:val="clear" w:color="auto" w:fill="auto"/>
         </w:rPr>
-        <w:t xml:space="preserve"> имеет единственный параметр</w:t>
+        <w:t xml:space="preserve"> </w:t>
       </w:r>
       <w:r>
         <w:rPr>
@@ -19488,6 +20339,37 @@
           <w:shd w:val="clear" w:color="auto" w:fill="auto"/>
           <w:lang w:val="ru-RU"/>
         </w:rPr>
+        <w:t xml:space="preserve">модель </w:t>
+      </w:r>
+      <w:r>
+        <w:rPr>
+          <w:rFonts w:hint="default" w:ascii="Times New Roman" w:hAnsi="Times New Roman" w:eastAsia="Segoe UI" w:cs="Times New Roman"/>
+          <w:i w:val="0"/>
+          <w:iCs w:val="0"/>
+          <w:caps w:val="0"/>
+          <w:color w:val="auto"/>
+          <w:spacing w:val="0"/>
+          <w:sz w:val="28"/>
+          <w:szCs w:val="28"/>
+          <w:highlight w:val="none"/>
+          <w:shd w:val="clear" w:color="auto" w:fill="auto"/>
+        </w:rPr>
+        <w:t>имеет единственный параметр</w:t>
+      </w:r>
+      <w:r>
+        <w:rPr>
+          <w:rFonts w:hint="default" w:ascii="Times New Roman" w:hAnsi="Times New Roman" w:eastAsia="Segoe UI" w:cs="Times New Roman"/>
+          <w:i w:val="0"/>
+          <w:iCs w:val="0"/>
+          <w:caps w:val="0"/>
+          <w:color w:val="auto"/>
+          <w:spacing w:val="0"/>
+          <w:sz w:val="28"/>
+          <w:szCs w:val="28"/>
+          <w:highlight w:val="none"/>
+          <w:shd w:val="clear" w:color="auto" w:fill="auto"/>
+          <w:lang w:val="ru-RU"/>
+        </w:rPr>
         <w:t xml:space="preserve"> М - длина выборки</w:t>
       </w:r>
       <w:r>
@@ -19550,7 +20432,7 @@
           <w:shd w:val="clear" w:color="auto" w:fill="auto"/>
           <w:lang w:val="ru-RU"/>
         </w:rPr>
-        <w:t>которого зависит значение прогнозируемого участка, в отличае от других авторегрессионных моделей</w:t>
+        <w:t>которого зависит значение прогнозируемого участка, в отличие от других авторегрессионных моделей</w:t>
       </w:r>
       <w:r>
         <w:rPr>
@@ -22347,7 +23229,7 @@
           <w:shd w:val="clear" w:color="auto" w:fill="auto"/>
           <w:lang w:val="ru-RU" w:eastAsia="zh-CN"/>
         </w:rPr>
-        <w:t>Таблица №2. сравнения двух методов прогнозирования временных рядов на модели по выборке максимального подобия и Модели на Марковских цепях.</w:t>
+        <w:t>Таблица №2. Сравнения двух методов прогнозирования временных рядов на модели по выборке максимального подобия и Модели на Марковских цепях.</w:t>
       </w:r>
     </w:p>
     <w:p>
@@ -22396,7 +23278,7 @@
           <w:shd w:val="clear" w:color="auto" w:fill="auto"/>
           <w:lang w:val="ru-RU" w:eastAsia="zh-CN"/>
         </w:rPr>
-        <w:t xml:space="preserve">По данным, представленным в таблице, сделаем следующие выводы: </w:t>
+        <w:t xml:space="preserve">Анализ представленных в таблице данных позволяет сделать следующие выводы: </w:t>
       </w:r>
     </w:p>
     <w:p>
@@ -22449,7 +23331,7 @@
           <w:shd w:val="clear" w:color="auto" w:fill="auto"/>
           <w:lang w:val="ru-RU" w:eastAsia="zh-CN"/>
         </w:rPr>
-        <w:t>область применения методов построения модели на Марковских цепях и модели по подборке максимального подобия различны, то есть в некоторых ситуациях можно использовать первую модель, в то время как вторая будет неприменима и наоборот;</w:t>
+        <w:t>область применения методов построения модели на Марковских цепях и модели по выборке максимального подобия различны: в некоторых ситуациях можно использовать первую модель, в то время как вторая будет неприменима и наоборот;</w:t>
       </w:r>
     </w:p>
     <w:p>
@@ -23459,7 +24341,7 @@
       </w:r>
       <w:r>
         <w:rPr>
-          <w:rStyle w:val="7"/>
+          <w:rStyle w:val="6"/>
           <w:rFonts w:ascii="SimSun" w:hAnsi="SimSun" w:eastAsia="SimSun" w:cs="SimSun"/>
           <w:sz w:val="24"/>
           <w:szCs w:val="24"/>
